--- a/P_294-PassionLectureRapport-Elias_Veya.docx
+++ b/P_294-PassionLectureRapport-Elias_Veya.docx
@@ -122,7 +122,7 @@
       <w:pPr>
         <w:pStyle w:val="TM10"/>
         <w:tabs>
-          <w:tab w:val="left" w:pos="390"/>
+          <w:tab w:val="left" w:pos="400"/>
           <w:tab w:val="right" w:leader="dot" w:pos="9060"/>
         </w:tabs>
         <w:rPr>
@@ -146,41 +146,81 @@
       <w:r>
         <w:fldChar w:fldCharType="separate"/>
       </w:r>
-      <w:hyperlink w:anchor="_Toc1696432660">
+      <w:hyperlink w:anchor="_Toc230171009" w:history="1">
         <w:r>
           <w:rPr>
             <w:rStyle w:val="Lienhypertexte"/>
+            <w:noProof/>
           </w:rPr>
           <w:t>1</w:t>
         </w:r>
         <w:r>
+          <w:rPr>
+            <w:rFonts w:eastAsiaTheme="minorEastAsia" w:cstheme="minorBidi"/>
+            <w:b w:val="0"/>
+            <w:bCs w:val="0"/>
+            <w:caps w:val="0"/>
+            <w:noProof/>
+            <w:kern w:val="2"/>
+            <w:sz w:val="24"/>
+            <w:szCs w:val="24"/>
+            <w14:ligatures w14:val="standardContextual"/>
+          </w:rPr>
           <w:tab/>
         </w:r>
         <w:r>
           <w:rPr>
             <w:rStyle w:val="Lienhypertexte"/>
+            <w:noProof/>
           </w:rPr>
           <w:t>Introduction</w:t>
         </w:r>
         <w:r>
+          <w:rPr>
+            <w:noProof/>
+            <w:webHidden/>
+          </w:rPr>
           <w:tab/>
         </w:r>
         <w:r>
+          <w:rPr>
+            <w:noProof/>
+            <w:webHidden/>
+          </w:rPr>
           <w:fldChar w:fldCharType="begin"/>
         </w:r>
         <w:r>
-          <w:instrText>PAGEREF _Toc1696432660 \h</w:instrText>
-        </w:r>
-        <w:r>
+          <w:rPr>
+            <w:noProof/>
+            <w:webHidden/>
+          </w:rPr>
+          <w:instrText xml:space="preserve"> PAGEREF _Toc230171009 \h </w:instrText>
+        </w:r>
+        <w:r>
+          <w:rPr>
+            <w:noProof/>
+            <w:webHidden/>
+          </w:rPr>
+        </w:r>
+        <w:r>
+          <w:rPr>
+            <w:noProof/>
+            <w:webHidden/>
+          </w:rPr>
           <w:fldChar w:fldCharType="separate"/>
         </w:r>
         <w:r>
           <w:rPr>
-            <w:rStyle w:val="Lienhypertexte"/>
-          </w:rPr>
-          <w:t>2</w:t>
-        </w:r>
-        <w:r>
+            <w:noProof/>
+            <w:webHidden/>
+          </w:rPr>
+          <w:t>3</w:t>
+        </w:r>
+        <w:r>
+          <w:rPr>
+            <w:noProof/>
+            <w:webHidden/>
+          </w:rPr>
           <w:fldChar w:fldCharType="end"/>
         </w:r>
       </w:hyperlink>
@@ -189,7 +229,7 @@
       <w:pPr>
         <w:pStyle w:val="TM2"/>
         <w:tabs>
-          <w:tab w:val="left" w:pos="600"/>
+          <w:tab w:val="left" w:pos="800"/>
           <w:tab w:val="right" w:leader="dot" w:pos="9060"/>
         </w:tabs>
         <w:rPr>
@@ -202,41 +242,79 @@
           <w14:ligatures w14:val="standardContextual"/>
         </w:rPr>
       </w:pPr>
-      <w:hyperlink w:anchor="_Toc566405362">
+      <w:hyperlink w:anchor="_Toc230171010" w:history="1">
         <w:r>
           <w:rPr>
             <w:rStyle w:val="Lienhypertexte"/>
+            <w:noProof/>
           </w:rPr>
           <w:t>1.1</w:t>
         </w:r>
         <w:r>
+          <w:rPr>
+            <w:rFonts w:eastAsiaTheme="minorEastAsia" w:cstheme="minorBidi"/>
+            <w:smallCaps w:val="0"/>
+            <w:noProof/>
+            <w:kern w:val="2"/>
+            <w:sz w:val="24"/>
+            <w:szCs w:val="24"/>
+            <w14:ligatures w14:val="standardContextual"/>
+          </w:rPr>
           <w:tab/>
         </w:r>
         <w:r>
           <w:rPr>
             <w:rStyle w:val="Lienhypertexte"/>
+            <w:noProof/>
           </w:rPr>
           <w:t>Titre</w:t>
         </w:r>
         <w:r>
+          <w:rPr>
+            <w:noProof/>
+            <w:webHidden/>
+          </w:rPr>
           <w:tab/>
         </w:r>
         <w:r>
+          <w:rPr>
+            <w:noProof/>
+            <w:webHidden/>
+          </w:rPr>
           <w:fldChar w:fldCharType="begin"/>
         </w:r>
         <w:r>
-          <w:instrText>PAGEREF _Toc566405362 \h</w:instrText>
-        </w:r>
-        <w:r>
+          <w:rPr>
+            <w:noProof/>
+            <w:webHidden/>
+          </w:rPr>
+          <w:instrText xml:space="preserve"> PAGEREF _Toc230171010 \h </w:instrText>
+        </w:r>
+        <w:r>
+          <w:rPr>
+            <w:noProof/>
+            <w:webHidden/>
+          </w:rPr>
+        </w:r>
+        <w:r>
+          <w:rPr>
+            <w:noProof/>
+            <w:webHidden/>
+          </w:rPr>
           <w:fldChar w:fldCharType="separate"/>
         </w:r>
         <w:r>
           <w:rPr>
-            <w:rStyle w:val="Lienhypertexte"/>
+            <w:noProof/>
+            <w:webHidden/>
           </w:rPr>
           <w:t>3</w:t>
         </w:r>
         <w:r>
+          <w:rPr>
+            <w:noProof/>
+            <w:webHidden/>
+          </w:rPr>
           <w:fldChar w:fldCharType="end"/>
         </w:r>
       </w:hyperlink>
@@ -245,7 +323,7 @@
       <w:pPr>
         <w:pStyle w:val="TM2"/>
         <w:tabs>
-          <w:tab w:val="left" w:pos="600"/>
+          <w:tab w:val="left" w:pos="800"/>
           <w:tab w:val="right" w:leader="dot" w:pos="9060"/>
         </w:tabs>
         <w:rPr>
@@ -258,41 +336,79 @@
           <w14:ligatures w14:val="standardContextual"/>
         </w:rPr>
       </w:pPr>
-      <w:hyperlink w:anchor="_Toc451384602">
+      <w:hyperlink w:anchor="_Toc230171011" w:history="1">
         <w:r>
           <w:rPr>
             <w:rStyle w:val="Lienhypertexte"/>
+            <w:noProof/>
           </w:rPr>
           <w:t>1.2</w:t>
         </w:r>
         <w:r>
+          <w:rPr>
+            <w:rFonts w:eastAsiaTheme="minorEastAsia" w:cstheme="minorBidi"/>
+            <w:smallCaps w:val="0"/>
+            <w:noProof/>
+            <w:kern w:val="2"/>
+            <w:sz w:val="24"/>
+            <w:szCs w:val="24"/>
+            <w14:ligatures w14:val="standardContextual"/>
+          </w:rPr>
           <w:tab/>
         </w:r>
         <w:r>
           <w:rPr>
             <w:rStyle w:val="Lienhypertexte"/>
+            <w:noProof/>
           </w:rPr>
           <w:t>Description</w:t>
         </w:r>
         <w:r>
+          <w:rPr>
+            <w:noProof/>
+            <w:webHidden/>
+          </w:rPr>
           <w:tab/>
         </w:r>
         <w:r>
+          <w:rPr>
+            <w:noProof/>
+            <w:webHidden/>
+          </w:rPr>
           <w:fldChar w:fldCharType="begin"/>
         </w:r>
         <w:r>
-          <w:instrText>PAGEREF _Toc451384602 \h</w:instrText>
-        </w:r>
-        <w:r>
+          <w:rPr>
+            <w:noProof/>
+            <w:webHidden/>
+          </w:rPr>
+          <w:instrText xml:space="preserve"> PAGEREF _Toc230171011 \h </w:instrText>
+        </w:r>
+        <w:r>
+          <w:rPr>
+            <w:noProof/>
+            <w:webHidden/>
+          </w:rPr>
+        </w:r>
+        <w:r>
+          <w:rPr>
+            <w:noProof/>
+            <w:webHidden/>
+          </w:rPr>
           <w:fldChar w:fldCharType="separate"/>
         </w:r>
         <w:r>
           <w:rPr>
-            <w:rStyle w:val="Lienhypertexte"/>
+            <w:noProof/>
+            <w:webHidden/>
           </w:rPr>
           <w:t>3</w:t>
         </w:r>
         <w:r>
+          <w:rPr>
+            <w:noProof/>
+            <w:webHidden/>
+          </w:rPr>
           <w:fldChar w:fldCharType="end"/>
         </w:r>
       </w:hyperlink>
@@ -301,7 +417,7 @@
       <w:pPr>
         <w:pStyle w:val="TM2"/>
         <w:tabs>
-          <w:tab w:val="left" w:pos="600"/>
+          <w:tab w:val="left" w:pos="800"/>
           <w:tab w:val="right" w:leader="dot" w:pos="9060"/>
         </w:tabs>
         <w:rPr>
@@ -314,41 +430,79 @@
           <w14:ligatures w14:val="standardContextual"/>
         </w:rPr>
       </w:pPr>
-      <w:hyperlink w:anchor="_Toc62910720">
+      <w:hyperlink w:anchor="_Toc230171012" w:history="1">
         <w:r>
           <w:rPr>
             <w:rStyle w:val="Lienhypertexte"/>
+            <w:noProof/>
           </w:rPr>
           <w:t>1.3</w:t>
         </w:r>
         <w:r>
+          <w:rPr>
+            <w:rFonts w:eastAsiaTheme="minorEastAsia" w:cstheme="minorBidi"/>
+            <w:smallCaps w:val="0"/>
+            <w:noProof/>
+            <w:kern w:val="2"/>
+            <w:sz w:val="24"/>
+            <w:szCs w:val="24"/>
+            <w14:ligatures w14:val="standardContextual"/>
+          </w:rPr>
           <w:tab/>
         </w:r>
         <w:r>
           <w:rPr>
             <w:rStyle w:val="Lienhypertexte"/>
+            <w:noProof/>
           </w:rPr>
           <w:t>Matériel et logiciels à disposition</w:t>
         </w:r>
         <w:r>
+          <w:rPr>
+            <w:noProof/>
+            <w:webHidden/>
+          </w:rPr>
           <w:tab/>
         </w:r>
         <w:r>
+          <w:rPr>
+            <w:noProof/>
+            <w:webHidden/>
+          </w:rPr>
           <w:fldChar w:fldCharType="begin"/>
         </w:r>
         <w:r>
-          <w:instrText>PAGEREF _Toc62910720 \h</w:instrText>
-        </w:r>
-        <w:r>
+          <w:rPr>
+            <w:noProof/>
+            <w:webHidden/>
+          </w:rPr>
+          <w:instrText xml:space="preserve"> PAGEREF _Toc230171012 \h </w:instrText>
+        </w:r>
+        <w:r>
+          <w:rPr>
+            <w:noProof/>
+            <w:webHidden/>
+          </w:rPr>
+        </w:r>
+        <w:r>
+          <w:rPr>
+            <w:noProof/>
+            <w:webHidden/>
+          </w:rPr>
           <w:fldChar w:fldCharType="separate"/>
         </w:r>
         <w:r>
           <w:rPr>
-            <w:rStyle w:val="Lienhypertexte"/>
+            <w:noProof/>
+            <w:webHidden/>
           </w:rPr>
           <w:t>3</w:t>
         </w:r>
         <w:r>
+          <w:rPr>
+            <w:noProof/>
+            <w:webHidden/>
+          </w:rPr>
           <w:fldChar w:fldCharType="end"/>
         </w:r>
       </w:hyperlink>
@@ -357,7 +511,7 @@
       <w:pPr>
         <w:pStyle w:val="TM2"/>
         <w:tabs>
-          <w:tab w:val="left" w:pos="600"/>
+          <w:tab w:val="left" w:pos="800"/>
           <w:tab w:val="right" w:leader="dot" w:pos="9060"/>
         </w:tabs>
         <w:rPr>
@@ -370,41 +524,79 @@
           <w14:ligatures w14:val="standardContextual"/>
         </w:rPr>
       </w:pPr>
-      <w:hyperlink w:anchor="_Toc751188451">
+      <w:hyperlink w:anchor="_Toc230171013" w:history="1">
         <w:r>
           <w:rPr>
             <w:rStyle w:val="Lienhypertexte"/>
+            <w:noProof/>
           </w:rPr>
           <w:t>1.4</w:t>
         </w:r>
         <w:r>
+          <w:rPr>
+            <w:rFonts w:eastAsiaTheme="minorEastAsia" w:cstheme="minorBidi"/>
+            <w:smallCaps w:val="0"/>
+            <w:noProof/>
+            <w:kern w:val="2"/>
+            <w:sz w:val="24"/>
+            <w:szCs w:val="24"/>
+            <w14:ligatures w14:val="standardContextual"/>
+          </w:rPr>
           <w:tab/>
         </w:r>
         <w:r>
           <w:rPr>
             <w:rStyle w:val="Lienhypertexte"/>
+            <w:noProof/>
           </w:rPr>
           <w:t>Prérequis</w:t>
         </w:r>
         <w:r>
+          <w:rPr>
+            <w:noProof/>
+            <w:webHidden/>
+          </w:rPr>
           <w:tab/>
         </w:r>
         <w:r>
+          <w:rPr>
+            <w:noProof/>
+            <w:webHidden/>
+          </w:rPr>
           <w:fldChar w:fldCharType="begin"/>
         </w:r>
         <w:r>
-          <w:instrText>PAGEREF _Toc751188451 \h</w:instrText>
-        </w:r>
-        <w:r>
+          <w:rPr>
+            <w:noProof/>
+            <w:webHidden/>
+          </w:rPr>
+          <w:instrText xml:space="preserve"> PAGEREF _Toc230171013 \h </w:instrText>
+        </w:r>
+        <w:r>
+          <w:rPr>
+            <w:noProof/>
+            <w:webHidden/>
+          </w:rPr>
+        </w:r>
+        <w:r>
+          <w:rPr>
+            <w:noProof/>
+            <w:webHidden/>
+          </w:rPr>
           <w:fldChar w:fldCharType="separate"/>
         </w:r>
         <w:r>
           <w:rPr>
-            <w:rStyle w:val="Lienhypertexte"/>
+            <w:noProof/>
+            <w:webHidden/>
           </w:rPr>
           <w:t>3</w:t>
         </w:r>
         <w:r>
+          <w:rPr>
+            <w:noProof/>
+            <w:webHidden/>
+          </w:rPr>
           <w:fldChar w:fldCharType="end"/>
         </w:r>
       </w:hyperlink>
@@ -413,7 +605,7 @@
       <w:pPr>
         <w:pStyle w:val="TM10"/>
         <w:tabs>
-          <w:tab w:val="left" w:pos="390"/>
+          <w:tab w:val="left" w:pos="400"/>
           <w:tab w:val="right" w:leader="dot" w:pos="9060"/>
         </w:tabs>
         <w:rPr>
@@ -428,41 +620,81 @@
           <w14:ligatures w14:val="standardContextual"/>
         </w:rPr>
       </w:pPr>
-      <w:hyperlink w:anchor="_Toc323021847">
+      <w:hyperlink w:anchor="_Toc230171014" w:history="1">
         <w:r>
           <w:rPr>
             <w:rStyle w:val="Lienhypertexte"/>
+            <w:noProof/>
           </w:rPr>
           <w:t>2</w:t>
         </w:r>
         <w:r>
+          <w:rPr>
+            <w:rFonts w:eastAsiaTheme="minorEastAsia" w:cstheme="minorBidi"/>
+            <w:b w:val="0"/>
+            <w:bCs w:val="0"/>
+            <w:caps w:val="0"/>
+            <w:noProof/>
+            <w:kern w:val="2"/>
+            <w:sz w:val="24"/>
+            <w:szCs w:val="24"/>
+            <w14:ligatures w14:val="standardContextual"/>
+          </w:rPr>
           <w:tab/>
         </w:r>
         <w:r>
           <w:rPr>
             <w:rStyle w:val="Lienhypertexte"/>
-          </w:rPr>
-          <w:t>Analyse</w:t>
-        </w:r>
-        <w:r>
+            <w:noProof/>
+          </w:rPr>
+          <w:t>Réalisation</w:t>
+        </w:r>
+        <w:r>
+          <w:rPr>
+            <w:noProof/>
+            <w:webHidden/>
+          </w:rPr>
           <w:tab/>
         </w:r>
         <w:r>
+          <w:rPr>
+            <w:noProof/>
+            <w:webHidden/>
+          </w:rPr>
           <w:fldChar w:fldCharType="begin"/>
         </w:r>
         <w:r>
-          <w:instrText>PAGEREF _Toc323021847 \h</w:instrText>
-        </w:r>
-        <w:r>
+          <w:rPr>
+            <w:noProof/>
+            <w:webHidden/>
+          </w:rPr>
+          <w:instrText xml:space="preserve"> PAGEREF _Toc230171014 \h </w:instrText>
+        </w:r>
+        <w:r>
+          <w:rPr>
+            <w:noProof/>
+            <w:webHidden/>
+          </w:rPr>
+        </w:r>
+        <w:r>
+          <w:rPr>
+            <w:noProof/>
+            <w:webHidden/>
+          </w:rPr>
           <w:fldChar w:fldCharType="separate"/>
         </w:r>
         <w:r>
           <w:rPr>
-            <w:rStyle w:val="Lienhypertexte"/>
-          </w:rPr>
-          <w:t>3</w:t>
-        </w:r>
-        <w:r>
+            <w:noProof/>
+            <w:webHidden/>
+          </w:rPr>
+          <w:t>4</w:t>
+        </w:r>
+        <w:r>
+          <w:rPr>
+            <w:noProof/>
+            <w:webHidden/>
+          </w:rPr>
           <w:fldChar w:fldCharType="end"/>
         </w:r>
       </w:hyperlink>
@@ -471,7 +703,7 @@
       <w:pPr>
         <w:pStyle w:val="TM2"/>
         <w:tabs>
-          <w:tab w:val="left" w:pos="600"/>
+          <w:tab w:val="left" w:pos="800"/>
           <w:tab w:val="right" w:leader="dot" w:pos="9060"/>
         </w:tabs>
         <w:rPr>
@@ -484,554 +716,79 @@
           <w14:ligatures w14:val="standardContextual"/>
         </w:rPr>
       </w:pPr>
-      <w:hyperlink w:anchor="_Toc17738733">
+      <w:hyperlink w:anchor="_Toc230171015" w:history="1">
         <w:r>
           <w:rPr>
             <w:rStyle w:val="Lienhypertexte"/>
+            <w:noProof/>
           </w:rPr>
           <w:t>2.1</w:t>
         </w:r>
         <w:r>
+          <w:rPr>
+            <w:rFonts w:eastAsiaTheme="minorEastAsia" w:cstheme="minorBidi"/>
+            <w:smallCaps w:val="0"/>
+            <w:noProof/>
+            <w:kern w:val="2"/>
+            <w:sz w:val="24"/>
+            <w:szCs w:val="24"/>
+            <w14:ligatures w14:val="standardContextual"/>
+          </w:rPr>
           <w:tab/>
         </w:r>
         <w:r>
           <w:rPr>
             <w:rStyle w:val="Lienhypertexte"/>
-          </w:rPr>
-          <w:t>Présentation de nos maquettes</w:t>
-        </w:r>
-        <w:r>
+            <w:noProof/>
+          </w:rPr>
+          <w:t>Fonctionnalités demandées</w:t>
+        </w:r>
+        <w:r>
+          <w:rPr>
+            <w:noProof/>
+            <w:webHidden/>
+          </w:rPr>
           <w:tab/>
         </w:r>
         <w:r>
+          <w:rPr>
+            <w:noProof/>
+            <w:webHidden/>
+          </w:rPr>
           <w:fldChar w:fldCharType="begin"/>
         </w:r>
         <w:r>
-          <w:instrText>PAGEREF _Toc17738733 \h</w:instrText>
-        </w:r>
-        <w:r>
+          <w:rPr>
+            <w:noProof/>
+            <w:webHidden/>
+          </w:rPr>
+          <w:instrText xml:space="preserve"> PAGEREF _Toc230171015 \h </w:instrText>
+        </w:r>
+        <w:r>
+          <w:rPr>
+            <w:noProof/>
+            <w:webHidden/>
+          </w:rPr>
+        </w:r>
+        <w:r>
+          <w:rPr>
+            <w:noProof/>
+            <w:webHidden/>
+          </w:rPr>
           <w:fldChar w:fldCharType="separate"/>
         </w:r>
         <w:r>
           <w:rPr>
-            <w:rStyle w:val="Lienhypertexte"/>
+            <w:noProof/>
+            <w:webHidden/>
           </w:rPr>
           <w:t>4</w:t>
         </w:r>
         <w:r>
-          <w:fldChar w:fldCharType="end"/>
-        </w:r>
-      </w:hyperlink>
-    </w:p>
-    <w:p>
-      <w:pPr>
-        <w:pStyle w:val="TM3"/>
-        <w:tabs>
-          <w:tab w:val="left" w:pos="990"/>
-          <w:tab w:val="right" w:leader="dot" w:pos="9060"/>
-        </w:tabs>
-        <w:rPr>
-          <w:rFonts w:eastAsiaTheme="minorEastAsia" w:cstheme="minorBidi"/>
-          <w:i w:val="0"/>
-          <w:iCs w:val="0"/>
-          <w:noProof/>
-          <w:kern w:val="2"/>
-          <w:sz w:val="24"/>
-          <w:szCs w:val="24"/>
-          <w14:ligatures w14:val="standardContextual"/>
-        </w:rPr>
-      </w:pPr>
-      <w:hyperlink w:anchor="_Toc1016903715">
-        <w:r>
-          <w:rPr>
-            <w:rStyle w:val="Lienhypertexte"/>
-          </w:rPr>
-          <w:t>2.1.1</w:t>
-        </w:r>
-        <w:r>
-          <w:tab/>
-        </w:r>
-        <w:r>
-          <w:rPr>
-            <w:rStyle w:val="Lienhypertexte"/>
-          </w:rPr>
-          <w:t>Accueil</w:t>
-        </w:r>
-        <w:r>
-          <w:tab/>
-        </w:r>
-        <w:r>
-          <w:fldChar w:fldCharType="begin"/>
-        </w:r>
-        <w:r>
-          <w:instrText>PAGEREF _Toc1016903715 \h</w:instrText>
-        </w:r>
-        <w:r>
-          <w:fldChar w:fldCharType="separate"/>
-        </w:r>
-        <w:r>
-          <w:rPr>
-            <w:rStyle w:val="Lienhypertexte"/>
-          </w:rPr>
-          <w:t>4</w:t>
-        </w:r>
-        <w:r>
-          <w:fldChar w:fldCharType="end"/>
-        </w:r>
-      </w:hyperlink>
-    </w:p>
-    <w:p>
-      <w:pPr>
-        <w:pStyle w:val="TM3"/>
-        <w:tabs>
-          <w:tab w:val="left" w:pos="990"/>
-          <w:tab w:val="right" w:leader="dot" w:pos="9060"/>
-        </w:tabs>
-        <w:rPr>
-          <w:rFonts w:eastAsiaTheme="minorEastAsia" w:cstheme="minorBidi"/>
-          <w:i w:val="0"/>
-          <w:iCs w:val="0"/>
-          <w:noProof/>
-          <w:kern w:val="2"/>
-          <w:sz w:val="24"/>
-          <w:szCs w:val="24"/>
-          <w14:ligatures w14:val="standardContextual"/>
-        </w:rPr>
-      </w:pPr>
-      <w:hyperlink w:anchor="_Toc1365391181">
-        <w:r>
-          <w:rPr>
-            <w:rStyle w:val="Lienhypertexte"/>
-          </w:rPr>
-          <w:t>2.1.2</w:t>
-        </w:r>
-        <w:r>
-          <w:tab/>
-        </w:r>
-        <w:r>
-          <w:rPr>
-            <w:rStyle w:val="Lienhypertexte"/>
-          </w:rPr>
-          <w:t>Details</w:t>
-        </w:r>
-        <w:r>
-          <w:tab/>
-        </w:r>
-        <w:r>
-          <w:fldChar w:fldCharType="begin"/>
-        </w:r>
-        <w:r>
-          <w:instrText>PAGEREF _Toc1365391181 \h</w:instrText>
-        </w:r>
-        <w:r>
-          <w:fldChar w:fldCharType="separate"/>
-        </w:r>
-        <w:r>
-          <w:rPr>
-            <w:rStyle w:val="Lienhypertexte"/>
-          </w:rPr>
-          <w:t>4</w:t>
-        </w:r>
-        <w:r>
-          <w:fldChar w:fldCharType="end"/>
-        </w:r>
-      </w:hyperlink>
-    </w:p>
-    <w:p>
-      <w:pPr>
-        <w:pStyle w:val="TM3"/>
-        <w:tabs>
-          <w:tab w:val="left" w:pos="990"/>
-          <w:tab w:val="right" w:leader="dot" w:pos="9060"/>
-        </w:tabs>
-        <w:rPr>
-          <w:rFonts w:eastAsiaTheme="minorEastAsia" w:cstheme="minorBidi"/>
-          <w:i w:val="0"/>
-          <w:iCs w:val="0"/>
-          <w:noProof/>
-          <w:kern w:val="2"/>
-          <w:sz w:val="24"/>
-          <w:szCs w:val="24"/>
-          <w14:ligatures w14:val="standardContextual"/>
-        </w:rPr>
-      </w:pPr>
-      <w:hyperlink w:anchor="_Toc1646493474">
-        <w:r>
-          <w:rPr>
-            <w:rStyle w:val="Lienhypertexte"/>
-          </w:rPr>
-          <w:t>2.1.3</w:t>
-        </w:r>
-        <w:r>
-          <w:tab/>
-        </w:r>
-        <w:r>
-          <w:rPr>
-            <w:rStyle w:val="Lienhypertexte"/>
-          </w:rPr>
-          <w:t>Popup ajouter un commentaire</w:t>
-        </w:r>
-        <w:r>
-          <w:tab/>
-        </w:r>
-        <w:r>
-          <w:fldChar w:fldCharType="begin"/>
-        </w:r>
-        <w:r>
-          <w:instrText>PAGEREF _Toc1646493474 \h</w:instrText>
-        </w:r>
-        <w:r>
-          <w:fldChar w:fldCharType="separate"/>
-        </w:r>
-        <w:r>
-          <w:rPr>
-            <w:rStyle w:val="Lienhypertexte"/>
-          </w:rPr>
-          <w:t>5</w:t>
-        </w:r>
-        <w:r>
-          <w:fldChar w:fldCharType="end"/>
-        </w:r>
-      </w:hyperlink>
-    </w:p>
-    <w:p>
-      <w:pPr>
-        <w:pStyle w:val="TM3"/>
-        <w:tabs>
-          <w:tab w:val="left" w:pos="990"/>
-          <w:tab w:val="right" w:leader="dot" w:pos="9060"/>
-        </w:tabs>
-        <w:rPr>
-          <w:rFonts w:eastAsiaTheme="minorEastAsia" w:cstheme="minorBidi"/>
-          <w:i w:val="0"/>
-          <w:iCs w:val="0"/>
-          <w:noProof/>
-          <w:kern w:val="2"/>
-          <w:sz w:val="24"/>
-          <w:szCs w:val="24"/>
-          <w14:ligatures w14:val="standardContextual"/>
-        </w:rPr>
-      </w:pPr>
-      <w:hyperlink w:anchor="_Toc798178750">
-        <w:r>
-          <w:rPr>
-            <w:rStyle w:val="Lienhypertexte"/>
-          </w:rPr>
-          <w:t>2.1.4</w:t>
-        </w:r>
-        <w:r>
-          <w:tab/>
-        </w:r>
-        <w:r>
-          <w:rPr>
-            <w:rStyle w:val="Lienhypertexte"/>
-          </w:rPr>
-          <w:t>Utilisateur simple</w:t>
-        </w:r>
-        <w:r>
-          <w:tab/>
-        </w:r>
-        <w:r>
-          <w:fldChar w:fldCharType="begin"/>
-        </w:r>
-        <w:r>
-          <w:instrText>PAGEREF _Toc798178750 \h</w:instrText>
-        </w:r>
-        <w:r>
-          <w:fldChar w:fldCharType="separate"/>
-        </w:r>
-        <w:r>
-          <w:rPr>
-            <w:rStyle w:val="Lienhypertexte"/>
-          </w:rPr>
-          <w:t>5</w:t>
-        </w:r>
-        <w:r>
-          <w:fldChar w:fldCharType="end"/>
-        </w:r>
-      </w:hyperlink>
-    </w:p>
-    <w:p>
-      <w:pPr>
-        <w:pStyle w:val="TM3"/>
-        <w:tabs>
-          <w:tab w:val="left" w:pos="990"/>
-          <w:tab w:val="right" w:leader="dot" w:pos="9060"/>
-        </w:tabs>
-        <w:rPr>
-          <w:rFonts w:eastAsiaTheme="minorEastAsia" w:cstheme="minorBidi"/>
-          <w:i w:val="0"/>
-          <w:iCs w:val="0"/>
-          <w:noProof/>
-          <w:kern w:val="2"/>
-          <w:sz w:val="24"/>
-          <w:szCs w:val="24"/>
-          <w14:ligatures w14:val="standardContextual"/>
-        </w:rPr>
-      </w:pPr>
-      <w:hyperlink w:anchor="_Toc298026727">
-        <w:r>
-          <w:rPr>
-            <w:rStyle w:val="Lienhypertexte"/>
-          </w:rPr>
-          <w:t>2.1.5</w:t>
-        </w:r>
-        <w:r>
-          <w:tab/>
-        </w:r>
-        <w:r>
-          <w:rPr>
-            <w:rStyle w:val="Lienhypertexte"/>
-          </w:rPr>
-          <w:t>Administrateur / Propriétaire du compte</w:t>
-        </w:r>
-        <w:r>
-          <w:tab/>
-        </w:r>
-        <w:r>
-          <w:fldChar w:fldCharType="begin"/>
-        </w:r>
-        <w:r>
-          <w:instrText>PAGEREF _Toc298026727 \h</w:instrText>
-        </w:r>
-        <w:r>
-          <w:fldChar w:fldCharType="separate"/>
-        </w:r>
-        <w:r>
-          <w:rPr>
-            <w:rStyle w:val="Lienhypertexte"/>
-          </w:rPr>
-          <w:t>6</w:t>
-        </w:r>
-        <w:r>
-          <w:fldChar w:fldCharType="end"/>
-        </w:r>
-      </w:hyperlink>
-    </w:p>
-    <w:p>
-      <w:pPr>
-        <w:pStyle w:val="TM3"/>
-        <w:tabs>
-          <w:tab w:val="left" w:pos="990"/>
-          <w:tab w:val="right" w:leader="dot" w:pos="9060"/>
-        </w:tabs>
-        <w:rPr>
-          <w:rFonts w:eastAsiaTheme="minorEastAsia" w:cstheme="minorBidi"/>
-          <w:i w:val="0"/>
-          <w:iCs w:val="0"/>
-          <w:noProof/>
-          <w:kern w:val="2"/>
-          <w:sz w:val="24"/>
-          <w:szCs w:val="24"/>
-          <w14:ligatures w14:val="standardContextual"/>
-        </w:rPr>
-      </w:pPr>
-      <w:hyperlink w:anchor="_Toc1397123137">
-        <w:r>
-          <w:rPr>
-            <w:rStyle w:val="Lienhypertexte"/>
-          </w:rPr>
-          <w:t>2.1.6</w:t>
-        </w:r>
-        <w:r>
-          <w:tab/>
-        </w:r>
-        <w:r>
-          <w:rPr>
-            <w:rStyle w:val="Lienhypertexte"/>
-          </w:rPr>
-          <w:t>S’inscrire</w:t>
-        </w:r>
-        <w:r>
-          <w:tab/>
-        </w:r>
-        <w:r>
-          <w:fldChar w:fldCharType="begin"/>
-        </w:r>
-        <w:r>
-          <w:instrText>PAGEREF _Toc1397123137 \h</w:instrText>
-        </w:r>
-        <w:r>
-          <w:fldChar w:fldCharType="separate"/>
-        </w:r>
-        <w:r>
-          <w:rPr>
-            <w:rStyle w:val="Lienhypertexte"/>
-          </w:rPr>
-          <w:t>6</w:t>
-        </w:r>
-        <w:r>
-          <w:fldChar w:fldCharType="end"/>
-        </w:r>
-      </w:hyperlink>
-    </w:p>
-    <w:p>
-      <w:pPr>
-        <w:pStyle w:val="TM3"/>
-        <w:tabs>
-          <w:tab w:val="left" w:pos="990"/>
-          <w:tab w:val="right" w:leader="dot" w:pos="9060"/>
-        </w:tabs>
-        <w:rPr>
-          <w:rFonts w:eastAsiaTheme="minorEastAsia" w:cstheme="minorBidi"/>
-          <w:i w:val="0"/>
-          <w:iCs w:val="0"/>
-          <w:noProof/>
-          <w:kern w:val="2"/>
-          <w:sz w:val="24"/>
-          <w:szCs w:val="24"/>
-          <w14:ligatures w14:val="standardContextual"/>
-        </w:rPr>
-      </w:pPr>
-      <w:hyperlink w:anchor="_Toc175915144">
-        <w:r>
-          <w:rPr>
-            <w:rStyle w:val="Lienhypertexte"/>
-          </w:rPr>
-          <w:t>2.1.7</w:t>
-        </w:r>
-        <w:r>
-          <w:tab/>
-        </w:r>
-        <w:r>
-          <w:rPr>
-            <w:rStyle w:val="Lienhypertexte"/>
-          </w:rPr>
-          <w:t>Se connecter</w:t>
-        </w:r>
-        <w:r>
-          <w:tab/>
-        </w:r>
-        <w:r>
-          <w:fldChar w:fldCharType="begin"/>
-        </w:r>
-        <w:r>
-          <w:instrText>PAGEREF _Toc175915144 \h</w:instrText>
-        </w:r>
-        <w:r>
-          <w:fldChar w:fldCharType="separate"/>
-        </w:r>
-        <w:r>
-          <w:rPr>
-            <w:rStyle w:val="Lienhypertexte"/>
-          </w:rPr>
-          <w:t>7</w:t>
-        </w:r>
-        <w:r>
-          <w:fldChar w:fldCharType="end"/>
-        </w:r>
-      </w:hyperlink>
-    </w:p>
-    <w:p>
-      <w:pPr>
-        <w:pStyle w:val="TM3"/>
-        <w:tabs>
-          <w:tab w:val="left" w:pos="990"/>
-          <w:tab w:val="right" w:leader="dot" w:pos="9060"/>
-        </w:tabs>
-        <w:rPr>
-          <w:rFonts w:eastAsiaTheme="minorEastAsia" w:cstheme="minorBidi"/>
-          <w:i w:val="0"/>
-          <w:iCs w:val="0"/>
-          <w:noProof/>
-          <w:kern w:val="2"/>
-          <w:sz w:val="24"/>
-          <w:szCs w:val="24"/>
-          <w14:ligatures w14:val="standardContextual"/>
-        </w:rPr>
-      </w:pPr>
-      <w:hyperlink w:anchor="_Toc1558755677">
-        <w:r>
-          <w:rPr>
-            <w:rStyle w:val="Lienhypertexte"/>
-          </w:rPr>
-          <w:t>2.1.8</w:t>
-        </w:r>
-        <w:r>
-          <w:tab/>
-        </w:r>
-        <w:r>
-          <w:rPr>
-            <w:rStyle w:val="Lienhypertexte"/>
-          </w:rPr>
-          <w:t>Liste Livres</w:t>
-        </w:r>
-        <w:r>
-          <w:tab/>
-        </w:r>
-        <w:r>
-          <w:fldChar w:fldCharType="begin"/>
-        </w:r>
-        <w:r>
-          <w:instrText>PAGEREF _Toc1558755677 \h</w:instrText>
-        </w:r>
-        <w:r>
-          <w:fldChar w:fldCharType="separate"/>
-        </w:r>
-        <w:r>
-          <w:rPr>
-            <w:rStyle w:val="Lienhypertexte"/>
-          </w:rPr>
-          <w:t>7</w:t>
-        </w:r>
-        <w:r>
-          <w:fldChar w:fldCharType="end"/>
-        </w:r>
-      </w:hyperlink>
-    </w:p>
-    <w:p>
-      <w:pPr>
-        <w:pStyle w:val="TM3"/>
-        <w:tabs>
-          <w:tab w:val="left" w:pos="990"/>
-          <w:tab w:val="right" w:leader="dot" w:pos="9060"/>
-        </w:tabs>
-        <w:rPr>
-          <w:rFonts w:eastAsiaTheme="minorEastAsia" w:cstheme="minorBidi"/>
-          <w:i w:val="0"/>
-          <w:iCs w:val="0"/>
-          <w:noProof/>
-          <w:kern w:val="2"/>
-          <w:sz w:val="24"/>
-          <w:szCs w:val="24"/>
-          <w14:ligatures w14:val="standardContextual"/>
-        </w:rPr>
-      </w:pPr>
-      <w:hyperlink w:anchor="_Toc1273533899">
-        <w:r>
-          <w:rPr>
-            <w:rStyle w:val="Lienhypertexte"/>
-          </w:rPr>
-          <w:t>2.1.9</w:t>
-        </w:r>
-        <w:r>
-          <w:tab/>
-        </w:r>
-        <w:r>
-          <w:rPr>
-            <w:rStyle w:val="Lienhypertexte"/>
-          </w:rPr>
-          <w:t>Mes livres</w:t>
-        </w:r>
-        <w:r>
-          <w:tab/>
-        </w:r>
-        <w:r>
-          <w:fldChar w:fldCharType="begin"/>
-        </w:r>
-        <w:r>
-          <w:instrText>PAGEREF _Toc1273533899 \h</w:instrText>
-        </w:r>
-        <w:r>
-          <w:fldChar w:fldCharType="separate"/>
-        </w:r>
-        <w:r>
-          <w:rPr>
-            <w:rStyle w:val="Lienhypertexte"/>
-          </w:rPr>
-          <w:t>8</w:t>
-        </w:r>
-        <w:r>
+          <w:rPr>
+            <w:noProof/>
+            <w:webHidden/>
+          </w:rPr>
           <w:fldChar w:fldCharType="end"/>
         </w:r>
       </w:hyperlink>
@@ -1054,41 +811,80 @@
           <w14:ligatures w14:val="standardContextual"/>
         </w:rPr>
       </w:pPr>
-      <w:hyperlink w:anchor="_Toc1489422740">
+      <w:hyperlink w:anchor="_Toc230171016" w:history="1">
         <w:r>
           <w:rPr>
             <w:rStyle w:val="Lienhypertexte"/>
-          </w:rPr>
-          <w:t>2.1.10</w:t>
-        </w:r>
-        <w:r>
+            <w:noProof/>
+          </w:rPr>
+          <w:t>2.1.1</w:t>
+        </w:r>
+        <w:r>
+          <w:rPr>
+            <w:rFonts w:eastAsiaTheme="minorEastAsia" w:cstheme="minorBidi"/>
+            <w:i w:val="0"/>
+            <w:iCs w:val="0"/>
+            <w:noProof/>
+            <w:kern w:val="2"/>
+            <w:sz w:val="24"/>
+            <w:szCs w:val="24"/>
+            <w14:ligatures w14:val="standardContextual"/>
+          </w:rPr>
           <w:tab/>
         </w:r>
         <w:r>
           <w:rPr>
             <w:rStyle w:val="Lienhypertexte"/>
-          </w:rPr>
-          <w:t>Ajouter / Modifier livre</w:t>
-        </w:r>
-        <w:r>
+            <w:noProof/>
+          </w:rPr>
+          <w:t>(1) Frontend : page de login</w:t>
+        </w:r>
+        <w:r>
+          <w:rPr>
+            <w:noProof/>
+            <w:webHidden/>
+          </w:rPr>
           <w:tab/>
         </w:r>
         <w:r>
+          <w:rPr>
+            <w:noProof/>
+            <w:webHidden/>
+          </w:rPr>
           <w:fldChar w:fldCharType="begin"/>
         </w:r>
         <w:r>
-          <w:instrText>PAGEREF _Toc1489422740 \h</w:instrText>
-        </w:r>
-        <w:r>
+          <w:rPr>
+            <w:noProof/>
+            <w:webHidden/>
+          </w:rPr>
+          <w:instrText xml:space="preserve"> PAGEREF _Toc230171016 \h </w:instrText>
+        </w:r>
+        <w:r>
+          <w:rPr>
+            <w:noProof/>
+            <w:webHidden/>
+          </w:rPr>
+        </w:r>
+        <w:r>
+          <w:rPr>
+            <w:noProof/>
+            <w:webHidden/>
+          </w:rPr>
           <w:fldChar w:fldCharType="separate"/>
         </w:r>
         <w:r>
           <w:rPr>
-            <w:rStyle w:val="Lienhypertexte"/>
-          </w:rPr>
-          <w:t>9</w:t>
-        </w:r>
-        <w:r>
+            <w:noProof/>
+            <w:webHidden/>
+          </w:rPr>
+          <w:t>4</w:t>
+        </w:r>
+        <w:r>
+          <w:rPr>
+            <w:noProof/>
+            <w:webHidden/>
+          </w:rPr>
           <w:fldChar w:fldCharType="end"/>
         </w:r>
       </w:hyperlink>
@@ -1111,41 +907,80 @@
           <w14:ligatures w14:val="standardContextual"/>
         </w:rPr>
       </w:pPr>
-      <w:hyperlink w:anchor="_Toc398581059">
+      <w:hyperlink w:anchor="_Toc230171017" w:history="1">
         <w:r>
           <w:rPr>
             <w:rStyle w:val="Lienhypertexte"/>
-          </w:rPr>
-          <w:t>2.1.11</w:t>
-        </w:r>
-        <w:r>
+            <w:noProof/>
+          </w:rPr>
+          <w:t>2.1.2</w:t>
+        </w:r>
+        <w:r>
+          <w:rPr>
+            <w:rFonts w:eastAsiaTheme="minorEastAsia" w:cstheme="minorBidi"/>
+            <w:i w:val="0"/>
+            <w:iCs w:val="0"/>
+            <w:noProof/>
+            <w:kern w:val="2"/>
+            <w:sz w:val="24"/>
+            <w:szCs w:val="24"/>
+            <w14:ligatures w14:val="standardContextual"/>
+          </w:rPr>
           <w:tab/>
         </w:r>
         <w:r>
           <w:rPr>
             <w:rStyle w:val="Lienhypertexte"/>
-          </w:rPr>
-          <w:t>Créer un auteur</w:t>
-        </w:r>
-        <w:r>
+            <w:noProof/>
+          </w:rPr>
+          <w:t>(2) Frontend : page inscription</w:t>
+        </w:r>
+        <w:r>
+          <w:rPr>
+            <w:noProof/>
+            <w:webHidden/>
+          </w:rPr>
           <w:tab/>
         </w:r>
         <w:r>
+          <w:rPr>
+            <w:noProof/>
+            <w:webHidden/>
+          </w:rPr>
           <w:fldChar w:fldCharType="begin"/>
         </w:r>
         <w:r>
-          <w:instrText>PAGEREF _Toc398581059 \h</w:instrText>
-        </w:r>
-        <w:r>
+          <w:rPr>
+            <w:noProof/>
+            <w:webHidden/>
+          </w:rPr>
+          <w:instrText xml:space="preserve"> PAGEREF _Toc230171017 \h </w:instrText>
+        </w:r>
+        <w:r>
+          <w:rPr>
+            <w:noProof/>
+            <w:webHidden/>
+          </w:rPr>
+        </w:r>
+        <w:r>
+          <w:rPr>
+            <w:noProof/>
+            <w:webHidden/>
+          </w:rPr>
           <w:fldChar w:fldCharType="separate"/>
         </w:r>
         <w:r>
           <w:rPr>
-            <w:rStyle w:val="Lienhypertexte"/>
-          </w:rPr>
-          <w:t>9</w:t>
-        </w:r>
-        <w:r>
+            <w:noProof/>
+            <w:webHidden/>
+          </w:rPr>
+          <w:t>4</w:t>
+        </w:r>
+        <w:r>
+          <w:rPr>
+            <w:noProof/>
+            <w:webHidden/>
+          </w:rPr>
           <w:fldChar w:fldCharType="end"/>
         </w:r>
       </w:hyperlink>
@@ -1168,54 +1003,95 @@
           <w14:ligatures w14:val="standardContextual"/>
         </w:rPr>
       </w:pPr>
-      <w:hyperlink w:anchor="_Toc462569947">
+      <w:hyperlink w:anchor="_Toc230171018" w:history="1">
         <w:r>
           <w:rPr>
             <w:rStyle w:val="Lienhypertexte"/>
-          </w:rPr>
-          <w:t>2.1.12</w:t>
-        </w:r>
-        <w:r>
+            <w:noProof/>
+          </w:rPr>
+          <w:t>2.1.3</w:t>
+        </w:r>
+        <w:r>
+          <w:rPr>
+            <w:rFonts w:eastAsiaTheme="minorEastAsia" w:cstheme="minorBidi"/>
+            <w:i w:val="0"/>
+            <w:iCs w:val="0"/>
+            <w:noProof/>
+            <w:kern w:val="2"/>
+            <w:sz w:val="24"/>
+            <w:szCs w:val="24"/>
+            <w14:ligatures w14:val="standardContextual"/>
+          </w:rPr>
           <w:tab/>
         </w:r>
         <w:r>
           <w:rPr>
             <w:rStyle w:val="Lienhypertexte"/>
-          </w:rPr>
-          <w:t>Palette de couleurs</w:t>
-        </w:r>
-        <w:r>
+            <w:noProof/>
+          </w:rPr>
+          <w:t>(3) Remplacer les pass en clair</w:t>
+        </w:r>
+        <w:r>
+          <w:rPr>
+            <w:noProof/>
+            <w:webHidden/>
+          </w:rPr>
           <w:tab/>
         </w:r>
         <w:r>
+          <w:rPr>
+            <w:noProof/>
+            <w:webHidden/>
+          </w:rPr>
           <w:fldChar w:fldCharType="begin"/>
         </w:r>
         <w:r>
-          <w:instrText>PAGEREF _Toc462569947 \h</w:instrText>
-        </w:r>
-        <w:r>
+          <w:rPr>
+            <w:noProof/>
+            <w:webHidden/>
+          </w:rPr>
+          <w:instrText xml:space="preserve"> PAGEREF _Toc230171018 \h </w:instrText>
+        </w:r>
+        <w:r>
+          <w:rPr>
+            <w:noProof/>
+            <w:webHidden/>
+          </w:rPr>
+        </w:r>
+        <w:r>
+          <w:rPr>
+            <w:noProof/>
+            <w:webHidden/>
+          </w:rPr>
           <w:fldChar w:fldCharType="separate"/>
         </w:r>
         <w:r>
           <w:rPr>
-            <w:rStyle w:val="Lienhypertexte"/>
-          </w:rPr>
-          <w:t>10</w:t>
-        </w:r>
-        <w:r>
+            <w:noProof/>
+            <w:webHidden/>
+          </w:rPr>
+          <w:t>4</w:t>
+        </w:r>
+        <w:r>
+          <w:rPr>
+            <w:noProof/>
+            <w:webHidden/>
+          </w:rPr>
           <w:fldChar w:fldCharType="end"/>
         </w:r>
       </w:hyperlink>
     </w:p>
     <w:p>
       <w:pPr>
-        <w:pStyle w:val="TM2"/>
+        <w:pStyle w:val="TM3"/>
         <w:tabs>
-          <w:tab w:val="left" w:pos="600"/>
+          <w:tab w:val="left" w:pos="1200"/>
           <w:tab w:val="right" w:leader="dot" w:pos="9060"/>
         </w:tabs>
         <w:rPr>
           <w:rFonts w:eastAsiaTheme="minorEastAsia" w:cstheme="minorBidi"/>
+          <w:i w:val="0"/>
+          <w:iCs w:val="0"/>
           <w:noProof/>
           <w:kern w:val="2"/>
           <w:sz w:val="24"/>
@@ -1223,54 +1099,95 @@
           <w14:ligatures w14:val="standardContextual"/>
         </w:rPr>
       </w:pPr>
-      <w:hyperlink w:anchor="_Toc1853628700">
+      <w:hyperlink w:anchor="_Toc230171019" w:history="1">
         <w:r>
           <w:rPr>
             <w:rStyle w:val="Lienhypertexte"/>
-          </w:rPr>
-          <w:t>2.2</w:t>
-        </w:r>
-        <w:r>
+            <w:noProof/>
+          </w:rPr>
+          <w:t>2.1.4</w:t>
+        </w:r>
+        <w:r>
+          <w:rPr>
+            <w:rFonts w:eastAsiaTheme="minorEastAsia" w:cstheme="minorBidi"/>
+            <w:i w:val="0"/>
+            <w:iCs w:val="0"/>
+            <w:noProof/>
+            <w:kern w:val="2"/>
+            <w:sz w:val="24"/>
+            <w:szCs w:val="24"/>
+            <w14:ligatures w14:val="standardContextual"/>
+          </w:rPr>
           <w:tab/>
         </w:r>
         <w:r>
           <w:rPr>
             <w:rStyle w:val="Lienhypertexte"/>
-          </w:rPr>
-          <w:t>Projet final</w:t>
-        </w:r>
-        <w:r>
+            <w:noProof/>
+          </w:rPr>
+          <w:t>(4) Ajout du sel</w:t>
+        </w:r>
+        <w:r>
+          <w:rPr>
+            <w:noProof/>
+            <w:webHidden/>
+          </w:rPr>
           <w:tab/>
         </w:r>
         <w:r>
+          <w:rPr>
+            <w:noProof/>
+            <w:webHidden/>
+          </w:rPr>
           <w:fldChar w:fldCharType="begin"/>
         </w:r>
         <w:r>
-          <w:instrText>PAGEREF _Toc1853628700 \h</w:instrText>
-        </w:r>
-        <w:r>
+          <w:rPr>
+            <w:noProof/>
+            <w:webHidden/>
+          </w:rPr>
+          <w:instrText xml:space="preserve"> PAGEREF _Toc230171019 \h </w:instrText>
+        </w:r>
+        <w:r>
+          <w:rPr>
+            <w:noProof/>
+            <w:webHidden/>
+          </w:rPr>
+        </w:r>
+        <w:r>
+          <w:rPr>
+            <w:noProof/>
+            <w:webHidden/>
+          </w:rPr>
           <w:fldChar w:fldCharType="separate"/>
         </w:r>
         <w:r>
           <w:rPr>
-            <w:rStyle w:val="Lienhypertexte"/>
-          </w:rPr>
-          <w:t>11</w:t>
-        </w:r>
-        <w:r>
+            <w:noProof/>
+            <w:webHidden/>
+          </w:rPr>
+          <w:t>4</w:t>
+        </w:r>
+        <w:r>
+          <w:rPr>
+            <w:noProof/>
+            <w:webHidden/>
+          </w:rPr>
           <w:fldChar w:fldCharType="end"/>
         </w:r>
       </w:hyperlink>
     </w:p>
     <w:p>
       <w:pPr>
-        <w:pStyle w:val="TM2"/>
+        <w:pStyle w:val="TM3"/>
         <w:tabs>
-          <w:tab w:val="left" w:pos="600"/>
+          <w:tab w:val="left" w:pos="1200"/>
           <w:tab w:val="right" w:leader="dot" w:pos="9060"/>
         </w:tabs>
         <w:rPr>
           <w:rFonts w:eastAsiaTheme="minorEastAsia" w:cstheme="minorBidi"/>
+          <w:i w:val="0"/>
+          <w:iCs w:val="0"/>
           <w:noProof/>
           <w:kern w:val="2"/>
           <w:sz w:val="24"/>
@@ -1278,54 +1195,95 @@
           <w14:ligatures w14:val="standardContextual"/>
         </w:rPr>
       </w:pPr>
-      <w:hyperlink w:anchor="_Toc2125390527">
+      <w:hyperlink w:anchor="_Toc230171020" w:history="1">
         <w:r>
           <w:rPr>
             <w:rStyle w:val="Lienhypertexte"/>
-          </w:rPr>
-          <w:t>2.3</w:t>
-        </w:r>
-        <w:r>
+            <w:noProof/>
+          </w:rPr>
+          <w:t>2.1.5</w:t>
+        </w:r>
+        <w:r>
+          <w:rPr>
+            <w:rFonts w:eastAsiaTheme="minorEastAsia" w:cstheme="minorBidi"/>
+            <w:i w:val="0"/>
+            <w:iCs w:val="0"/>
+            <w:noProof/>
+            <w:kern w:val="2"/>
+            <w:sz w:val="24"/>
+            <w:szCs w:val="24"/>
+            <w14:ligatures w14:val="standardContextual"/>
+          </w:rPr>
           <w:tab/>
         </w:r>
         <w:r>
           <w:rPr>
             <w:rStyle w:val="Lienhypertexte"/>
-          </w:rPr>
-          <w:t>Product Backlog</w:t>
-        </w:r>
-        <w:r>
+            <w:noProof/>
+          </w:rPr>
+          <w:t>(5) Ajout du poivre</w:t>
+        </w:r>
+        <w:r>
+          <w:rPr>
+            <w:noProof/>
+            <w:webHidden/>
+          </w:rPr>
           <w:tab/>
         </w:r>
         <w:r>
+          <w:rPr>
+            <w:noProof/>
+            <w:webHidden/>
+          </w:rPr>
           <w:fldChar w:fldCharType="begin"/>
         </w:r>
         <w:r>
-          <w:instrText>PAGEREF _Toc2125390527 \h</w:instrText>
-        </w:r>
-        <w:r>
+          <w:rPr>
+            <w:noProof/>
+            <w:webHidden/>
+          </w:rPr>
+          <w:instrText xml:space="preserve"> PAGEREF _Toc230171020 \h </w:instrText>
+        </w:r>
+        <w:r>
+          <w:rPr>
+            <w:noProof/>
+            <w:webHidden/>
+          </w:rPr>
+        </w:r>
+        <w:r>
+          <w:rPr>
+            <w:noProof/>
+            <w:webHidden/>
+          </w:rPr>
           <w:fldChar w:fldCharType="separate"/>
         </w:r>
         <w:r>
           <w:rPr>
-            <w:rStyle w:val="Lienhypertexte"/>
-          </w:rPr>
-          <w:t>13</w:t>
-        </w:r>
-        <w:r>
+            <w:noProof/>
+            <w:webHidden/>
+          </w:rPr>
+          <w:t>5</w:t>
+        </w:r>
+        <w:r>
+          <w:rPr>
+            <w:noProof/>
+            <w:webHidden/>
+          </w:rPr>
           <w:fldChar w:fldCharType="end"/>
         </w:r>
       </w:hyperlink>
     </w:p>
     <w:p>
       <w:pPr>
-        <w:pStyle w:val="TM10"/>
+        <w:pStyle w:val="TM3"/>
         <w:tabs>
-          <w:tab w:val="left" w:pos="390"/>
+          <w:tab w:val="left" w:pos="1200"/>
           <w:tab w:val="right" w:leader="dot" w:pos="9060"/>
         </w:tabs>
         <w:rPr>
           <w:rFonts w:eastAsiaTheme="minorEastAsia" w:cstheme="minorBidi"/>
+          <w:i w:val="0"/>
+          <w:iCs w:val="0"/>
           <w:noProof/>
           <w:kern w:val="2"/>
           <w:sz w:val="24"/>
@@ -1333,41 +1291,80 @@
           <w14:ligatures w14:val="standardContextual"/>
         </w:rPr>
       </w:pPr>
-      <w:hyperlink w:anchor="_Toc1730821381">
+      <w:hyperlink w:anchor="_Toc230171021" w:history="1">
         <w:r>
           <w:rPr>
             <w:rStyle w:val="Lienhypertexte"/>
-          </w:rPr>
-          <w:t>3</w:t>
-        </w:r>
-        <w:r>
+            <w:noProof/>
+          </w:rPr>
+          <w:t>2.1.6</w:t>
+        </w:r>
+        <w:r>
+          <w:rPr>
+            <w:rFonts w:eastAsiaTheme="minorEastAsia" w:cstheme="minorBidi"/>
+            <w:i w:val="0"/>
+            <w:iCs w:val="0"/>
+            <w:noProof/>
+            <w:kern w:val="2"/>
+            <w:sz w:val="24"/>
+            <w:szCs w:val="24"/>
+            <w14:ligatures w14:val="standardContextual"/>
+          </w:rPr>
           <w:tab/>
         </w:r>
         <w:r>
           <w:rPr>
             <w:rStyle w:val="Lienhypertexte"/>
-          </w:rPr>
-          <w:t>Analyse de la structure du code</w:t>
-        </w:r>
-        <w:r>
+            <w:noProof/>
+          </w:rPr>
+          <w:t>(6) Corriger les requêtes / injection</w:t>
+        </w:r>
+        <w:r>
+          <w:rPr>
+            <w:noProof/>
+            <w:webHidden/>
+          </w:rPr>
           <w:tab/>
         </w:r>
         <w:r>
+          <w:rPr>
+            <w:noProof/>
+            <w:webHidden/>
+          </w:rPr>
           <w:fldChar w:fldCharType="begin"/>
         </w:r>
         <w:r>
-          <w:instrText>PAGEREF _Toc1730821381 \h</w:instrText>
-        </w:r>
-        <w:r>
+          <w:rPr>
+            <w:noProof/>
+            <w:webHidden/>
+          </w:rPr>
+          <w:instrText xml:space="preserve"> PAGEREF _Toc230171021 \h </w:instrText>
+        </w:r>
+        <w:r>
+          <w:rPr>
+            <w:noProof/>
+            <w:webHidden/>
+          </w:rPr>
+        </w:r>
+        <w:r>
+          <w:rPr>
+            <w:noProof/>
+            <w:webHidden/>
+          </w:rPr>
           <w:fldChar w:fldCharType="separate"/>
         </w:r>
         <w:r>
           <w:rPr>
-            <w:rStyle w:val="Lienhypertexte"/>
-          </w:rPr>
-          <w:t>14</w:t>
-        </w:r>
-        <w:r>
+            <w:noProof/>
+            <w:webHidden/>
+          </w:rPr>
+          <w:t>5</w:t>
+        </w:r>
+        <w:r>
+          <w:rPr>
+            <w:noProof/>
+            <w:webHidden/>
+          </w:rPr>
           <w:fldChar w:fldCharType="end"/>
         </w:r>
       </w:hyperlink>
@@ -1376,11 +1373,13 @@
       <w:pPr>
         <w:pStyle w:val="TM3"/>
         <w:tabs>
-          <w:tab w:val="left" w:pos="990"/>
+          <w:tab w:val="left" w:pos="1200"/>
           <w:tab w:val="right" w:leader="dot" w:pos="9060"/>
         </w:tabs>
         <w:rPr>
           <w:rFonts w:eastAsiaTheme="minorEastAsia" w:cstheme="minorBidi"/>
+          <w:i w:val="0"/>
+          <w:iCs w:val="0"/>
           <w:noProof/>
           <w:kern w:val="2"/>
           <w:sz w:val="24"/>
@@ -1388,41 +1387,80 @@
           <w14:ligatures w14:val="standardContextual"/>
         </w:rPr>
       </w:pPr>
-      <w:hyperlink w:anchor="_Toc505918300">
+      <w:hyperlink w:anchor="_Toc230171022" w:history="1">
         <w:r>
           <w:rPr>
             <w:rStyle w:val="Lienhypertexte"/>
-          </w:rPr>
-          <w:t>3.3.1</w:t>
-        </w:r>
-        <w:r>
+            <w:noProof/>
+          </w:rPr>
+          <w:t>2.1.7</w:t>
+        </w:r>
+        <w:r>
+          <w:rPr>
+            <w:rFonts w:eastAsiaTheme="minorEastAsia" w:cstheme="minorBidi"/>
+            <w:i w:val="0"/>
+            <w:iCs w:val="0"/>
+            <w:noProof/>
+            <w:kern w:val="2"/>
+            <w:sz w:val="24"/>
+            <w:szCs w:val="24"/>
+            <w14:ligatures w14:val="standardContextual"/>
+          </w:rPr>
           <w:tab/>
         </w:r>
         <w:r>
           <w:rPr>
             <w:rStyle w:val="Lienhypertexte"/>
-          </w:rPr>
-          <w:t>Index.html</w:t>
-        </w:r>
-        <w:r>
+            <w:noProof/>
+          </w:rPr>
+          <w:t>(7) implémenter le JWT</w:t>
+        </w:r>
+        <w:r>
+          <w:rPr>
+            <w:noProof/>
+            <w:webHidden/>
+          </w:rPr>
           <w:tab/>
         </w:r>
         <w:r>
+          <w:rPr>
+            <w:noProof/>
+            <w:webHidden/>
+          </w:rPr>
           <w:fldChar w:fldCharType="begin"/>
         </w:r>
         <w:r>
-          <w:instrText>PAGEREF _Toc505918300 \h</w:instrText>
-        </w:r>
-        <w:r>
+          <w:rPr>
+            <w:noProof/>
+            <w:webHidden/>
+          </w:rPr>
+          <w:instrText xml:space="preserve"> PAGEREF _Toc230171022 \h </w:instrText>
+        </w:r>
+        <w:r>
+          <w:rPr>
+            <w:noProof/>
+            <w:webHidden/>
+          </w:rPr>
+        </w:r>
+        <w:r>
+          <w:rPr>
+            <w:noProof/>
+            <w:webHidden/>
+          </w:rPr>
           <w:fldChar w:fldCharType="separate"/>
         </w:r>
         <w:r>
           <w:rPr>
-            <w:rStyle w:val="Lienhypertexte"/>
-          </w:rPr>
-          <w:t>15</w:t>
-        </w:r>
-        <w:r>
+            <w:noProof/>
+            <w:webHidden/>
+          </w:rPr>
+          <w:t>5</w:t>
+        </w:r>
+        <w:r>
+          <w:rPr>
+            <w:noProof/>
+            <w:webHidden/>
+          </w:rPr>
           <w:fldChar w:fldCharType="end"/>
         </w:r>
       </w:hyperlink>
@@ -1431,11 +1469,13 @@
       <w:pPr>
         <w:pStyle w:val="TM3"/>
         <w:tabs>
-          <w:tab w:val="left" w:pos="990"/>
+          <w:tab w:val="left" w:pos="1200"/>
           <w:tab w:val="right" w:leader="dot" w:pos="9060"/>
         </w:tabs>
         <w:rPr>
           <w:rFonts w:eastAsiaTheme="minorEastAsia" w:cstheme="minorBidi"/>
+          <w:i w:val="0"/>
+          <w:iCs w:val="0"/>
           <w:noProof/>
           <w:kern w:val="2"/>
           <w:sz w:val="24"/>
@@ -1443,41 +1483,80 @@
           <w14:ligatures w14:val="standardContextual"/>
         </w:rPr>
       </w:pPr>
-      <w:hyperlink w:anchor="_Toc2121121364">
+      <w:hyperlink w:anchor="_Toc230171023" w:history="1">
         <w:r>
           <w:rPr>
             <w:rStyle w:val="Lienhypertexte"/>
-          </w:rPr>
-          <w:t>3.3.2</w:t>
-        </w:r>
-        <w:r>
+            <w:noProof/>
+          </w:rPr>
+          <w:t>2.1.8</w:t>
+        </w:r>
+        <w:r>
+          <w:rPr>
+            <w:rFonts w:eastAsiaTheme="minorEastAsia" w:cstheme="minorBidi"/>
+            <w:i w:val="0"/>
+            <w:iCs w:val="0"/>
+            <w:noProof/>
+            <w:kern w:val="2"/>
+            <w:sz w:val="24"/>
+            <w:szCs w:val="24"/>
+            <w14:ligatures w14:val="standardContextual"/>
+          </w:rPr>
           <w:tab/>
         </w:r>
         <w:r>
           <w:rPr>
             <w:rStyle w:val="Lienhypertexte"/>
-          </w:rPr>
-          <w:t>Index.js</w:t>
-        </w:r>
-        <w:r>
+            <w:noProof/>
+          </w:rPr>
+          <w:t>(8) Ajouter rôles dans JWT et protéger les routes admins.</w:t>
+        </w:r>
+        <w:r>
+          <w:rPr>
+            <w:noProof/>
+            <w:webHidden/>
+          </w:rPr>
           <w:tab/>
         </w:r>
         <w:r>
+          <w:rPr>
+            <w:noProof/>
+            <w:webHidden/>
+          </w:rPr>
           <w:fldChar w:fldCharType="begin"/>
         </w:r>
         <w:r>
-          <w:instrText>PAGEREF _Toc2121121364 \h</w:instrText>
-        </w:r>
-        <w:r>
+          <w:rPr>
+            <w:noProof/>
+            <w:webHidden/>
+          </w:rPr>
+          <w:instrText xml:space="preserve"> PAGEREF _Toc230171023 \h </w:instrText>
+        </w:r>
+        <w:r>
+          <w:rPr>
+            <w:noProof/>
+            <w:webHidden/>
+          </w:rPr>
+        </w:r>
+        <w:r>
+          <w:rPr>
+            <w:noProof/>
+            <w:webHidden/>
+          </w:rPr>
           <w:fldChar w:fldCharType="separate"/>
         </w:r>
         <w:r>
           <w:rPr>
-            <w:rStyle w:val="Lienhypertexte"/>
-          </w:rPr>
-          <w:t>15</w:t>
-        </w:r>
-        <w:r>
+            <w:noProof/>
+            <w:webHidden/>
+          </w:rPr>
+          <w:t>6</w:t>
+        </w:r>
+        <w:r>
+          <w:rPr>
+            <w:noProof/>
+            <w:webHidden/>
+          </w:rPr>
           <w:fldChar w:fldCharType="end"/>
         </w:r>
       </w:hyperlink>
@@ -1486,11 +1565,13 @@
       <w:pPr>
         <w:pStyle w:val="TM3"/>
         <w:tabs>
-          <w:tab w:val="left" w:pos="990"/>
+          <w:tab w:val="left" w:pos="1200"/>
           <w:tab w:val="right" w:leader="dot" w:pos="9060"/>
         </w:tabs>
         <w:rPr>
           <w:rFonts w:eastAsiaTheme="minorEastAsia" w:cstheme="minorBidi"/>
+          <w:i w:val="0"/>
+          <w:iCs w:val="0"/>
           <w:noProof/>
           <w:kern w:val="2"/>
           <w:sz w:val="24"/>
@@ -1498,41 +1579,80 @@
           <w14:ligatures w14:val="standardContextual"/>
         </w:rPr>
       </w:pPr>
-      <w:hyperlink w:anchor="_Toc614112517">
+      <w:hyperlink w:anchor="_Toc230171024" w:history="1">
         <w:r>
           <w:rPr>
             <w:rStyle w:val="Lienhypertexte"/>
-          </w:rPr>
-          <w:t>3.3.3</w:t>
-        </w:r>
-        <w:r>
+            <w:noProof/>
+          </w:rPr>
+          <w:t>2.1.9</w:t>
+        </w:r>
+        <w:r>
+          <w:rPr>
+            <w:rFonts w:eastAsiaTheme="minorEastAsia" w:cstheme="minorBidi"/>
+            <w:i w:val="0"/>
+            <w:iCs w:val="0"/>
+            <w:noProof/>
+            <w:kern w:val="2"/>
+            <w:sz w:val="24"/>
+            <w:szCs w:val="24"/>
+            <w14:ligatures w14:val="standardContextual"/>
+          </w:rPr>
           <w:tab/>
         </w:r>
         <w:r>
           <w:rPr>
             <w:rStyle w:val="Lienhypertexte"/>
-          </w:rPr>
-          <w:t>Main.js</w:t>
-        </w:r>
-        <w:r>
+            <w:noProof/>
+          </w:rPr>
+          <w:t>(9)  Https</w:t>
+        </w:r>
+        <w:r>
+          <w:rPr>
+            <w:noProof/>
+            <w:webHidden/>
+          </w:rPr>
           <w:tab/>
         </w:r>
         <w:r>
+          <w:rPr>
+            <w:noProof/>
+            <w:webHidden/>
+          </w:rPr>
           <w:fldChar w:fldCharType="begin"/>
         </w:r>
         <w:r>
-          <w:instrText>PAGEREF _Toc614112517 \h</w:instrText>
-        </w:r>
-        <w:r>
+          <w:rPr>
+            <w:noProof/>
+            <w:webHidden/>
+          </w:rPr>
+          <w:instrText xml:space="preserve"> PAGEREF _Toc230171024 \h </w:instrText>
+        </w:r>
+        <w:r>
+          <w:rPr>
+            <w:noProof/>
+            <w:webHidden/>
+          </w:rPr>
+        </w:r>
+        <w:r>
+          <w:rPr>
+            <w:noProof/>
+            <w:webHidden/>
+          </w:rPr>
           <w:fldChar w:fldCharType="separate"/>
         </w:r>
         <w:r>
           <w:rPr>
-            <w:rStyle w:val="Lienhypertexte"/>
-          </w:rPr>
-          <w:t>15</w:t>
-        </w:r>
-        <w:r>
+            <w:noProof/>
+            <w:webHidden/>
+          </w:rPr>
+          <w:t>7</w:t>
+        </w:r>
+        <w:r>
+          <w:rPr>
+            <w:noProof/>
+            <w:webHidden/>
+          </w:rPr>
           <w:fldChar w:fldCharType="end"/>
         </w:r>
       </w:hyperlink>
@@ -1541,11 +1661,13 @@
       <w:pPr>
         <w:pStyle w:val="TM3"/>
         <w:tabs>
-          <w:tab w:val="left" w:pos="990"/>
+          <w:tab w:val="left" w:pos="1200"/>
           <w:tab w:val="right" w:leader="dot" w:pos="9060"/>
         </w:tabs>
         <w:rPr>
           <w:rFonts w:eastAsiaTheme="minorEastAsia" w:cstheme="minorBidi"/>
+          <w:i w:val="0"/>
+          <w:iCs w:val="0"/>
           <w:noProof/>
           <w:kern w:val="2"/>
           <w:sz w:val="24"/>
@@ -1553,41 +1675,80 @@
           <w14:ligatures w14:val="standardContextual"/>
         </w:rPr>
       </w:pPr>
-      <w:hyperlink w:anchor="_Toc2069961284">
+      <w:hyperlink w:anchor="_Toc230171025" w:history="1">
         <w:r>
           <w:rPr>
             <w:rStyle w:val="Lienhypertexte"/>
-          </w:rPr>
-          <w:t>3.3.4</w:t>
-        </w:r>
-        <w:r>
+            <w:noProof/>
+          </w:rPr>
+          <w:t>2.1.10</w:t>
+        </w:r>
+        <w:r>
+          <w:rPr>
+            <w:rFonts w:eastAsiaTheme="minorEastAsia" w:cstheme="minorBidi"/>
+            <w:i w:val="0"/>
+            <w:iCs w:val="0"/>
+            <w:noProof/>
+            <w:kern w:val="2"/>
+            <w:sz w:val="24"/>
+            <w:szCs w:val="24"/>
+            <w14:ligatures w14:val="standardContextual"/>
+          </w:rPr>
           <w:tab/>
         </w:r>
         <w:r>
           <w:rPr>
             <w:rStyle w:val="Lienhypertexte"/>
-          </w:rPr>
-          <w:t>App.vue</w:t>
-        </w:r>
-        <w:r>
+            <w:noProof/>
+          </w:rPr>
+          <w:t>(10) politique de mots de passe</w:t>
+        </w:r>
+        <w:r>
+          <w:rPr>
+            <w:noProof/>
+            <w:webHidden/>
+          </w:rPr>
           <w:tab/>
         </w:r>
         <w:r>
+          <w:rPr>
+            <w:noProof/>
+            <w:webHidden/>
+          </w:rPr>
           <w:fldChar w:fldCharType="begin"/>
         </w:r>
         <w:r>
-          <w:instrText>PAGEREF _Toc2069961284 \h</w:instrText>
-        </w:r>
-        <w:r>
+          <w:rPr>
+            <w:noProof/>
+            <w:webHidden/>
+          </w:rPr>
+          <w:instrText xml:space="preserve"> PAGEREF _Toc230171025 \h </w:instrText>
+        </w:r>
+        <w:r>
+          <w:rPr>
+            <w:noProof/>
+            <w:webHidden/>
+          </w:rPr>
+        </w:r>
+        <w:r>
+          <w:rPr>
+            <w:noProof/>
+            <w:webHidden/>
+          </w:rPr>
           <w:fldChar w:fldCharType="separate"/>
         </w:r>
         <w:r>
           <w:rPr>
-            <w:rStyle w:val="Lienhypertexte"/>
-          </w:rPr>
-          <w:t>15</w:t>
-        </w:r>
-        <w:r>
+            <w:noProof/>
+            <w:webHidden/>
+          </w:rPr>
+          <w:t>8</w:t>
+        </w:r>
+        <w:r>
+          <w:rPr>
+            <w:noProof/>
+            <w:webHidden/>
+          </w:rPr>
           <w:fldChar w:fldCharType="end"/>
         </w:r>
       </w:hyperlink>
@@ -1596,11 +1757,13 @@
       <w:pPr>
         <w:pStyle w:val="TM3"/>
         <w:tabs>
-          <w:tab w:val="left" w:pos="990"/>
+          <w:tab w:val="left" w:pos="1200"/>
           <w:tab w:val="right" w:leader="dot" w:pos="9060"/>
         </w:tabs>
         <w:rPr>
           <w:rFonts w:eastAsiaTheme="minorEastAsia" w:cstheme="minorBidi"/>
+          <w:i w:val="0"/>
+          <w:iCs w:val="0"/>
           <w:noProof/>
           <w:kern w:val="2"/>
           <w:sz w:val="24"/>
@@ -1608,41 +1771,80 @@
           <w14:ligatures w14:val="standardContextual"/>
         </w:rPr>
       </w:pPr>
-      <w:hyperlink w:anchor="_Toc1064821500">
+      <w:hyperlink w:anchor="_Toc230171026" w:history="1">
         <w:r>
           <w:rPr>
             <w:rStyle w:val="Lienhypertexte"/>
-          </w:rPr>
-          <w:t>3.3.5</w:t>
-        </w:r>
-        <w:r>
+            <w:noProof/>
+          </w:rPr>
+          <w:t>2.1.11</w:t>
+        </w:r>
+        <w:r>
+          <w:rPr>
+            <w:rFonts w:eastAsiaTheme="minorEastAsia" w:cstheme="minorBidi"/>
+            <w:i w:val="0"/>
+            <w:iCs w:val="0"/>
+            <w:noProof/>
+            <w:kern w:val="2"/>
+            <w:sz w:val="24"/>
+            <w:szCs w:val="24"/>
+            <w14:ligatures w14:val="standardContextual"/>
+          </w:rPr>
           <w:tab/>
         </w:r>
         <w:r>
           <w:rPr>
             <w:rStyle w:val="Lienhypertexte"/>
-          </w:rPr>
-          <w:t>Views</w:t>
-        </w:r>
-        <w:r>
+            <w:noProof/>
+          </w:rPr>
+          <w:t>(11) Limiter la durée du token JWT</w:t>
+        </w:r>
+        <w:r>
+          <w:rPr>
+            <w:noProof/>
+            <w:webHidden/>
+          </w:rPr>
           <w:tab/>
         </w:r>
         <w:r>
+          <w:rPr>
+            <w:noProof/>
+            <w:webHidden/>
+          </w:rPr>
           <w:fldChar w:fldCharType="begin"/>
         </w:r>
         <w:r>
-          <w:instrText>PAGEREF _Toc1064821500 \h</w:instrText>
-        </w:r>
-        <w:r>
+          <w:rPr>
+            <w:noProof/>
+            <w:webHidden/>
+          </w:rPr>
+          <w:instrText xml:space="preserve"> PAGEREF _Toc230171026 \h </w:instrText>
+        </w:r>
+        <w:r>
+          <w:rPr>
+            <w:noProof/>
+            <w:webHidden/>
+          </w:rPr>
+        </w:r>
+        <w:r>
+          <w:rPr>
+            <w:noProof/>
+            <w:webHidden/>
+          </w:rPr>
           <w:fldChar w:fldCharType="separate"/>
         </w:r>
         <w:r>
           <w:rPr>
-            <w:rStyle w:val="Lienhypertexte"/>
-          </w:rPr>
-          <w:t>15</w:t>
-        </w:r>
-        <w:r>
+            <w:noProof/>
+            <w:webHidden/>
+          </w:rPr>
+          <w:t>9</w:t>
+        </w:r>
+        <w:r>
+          <w:rPr>
+            <w:noProof/>
+            <w:webHidden/>
+          </w:rPr>
           <w:fldChar w:fldCharType="end"/>
         </w:r>
       </w:hyperlink>
@@ -1651,11 +1853,13 @@
       <w:pPr>
         <w:pStyle w:val="TM3"/>
         <w:tabs>
-          <w:tab w:val="left" w:pos="990"/>
+          <w:tab w:val="left" w:pos="1200"/>
           <w:tab w:val="right" w:leader="dot" w:pos="9060"/>
         </w:tabs>
         <w:rPr>
           <w:rFonts w:eastAsiaTheme="minorEastAsia" w:cstheme="minorBidi"/>
+          <w:i w:val="0"/>
+          <w:iCs w:val="0"/>
           <w:noProof/>
           <w:kern w:val="2"/>
           <w:sz w:val="24"/>
@@ -1663,205 +1867,80 @@
           <w14:ligatures w14:val="standardContextual"/>
         </w:rPr>
       </w:pPr>
-      <w:hyperlink w:anchor="_Toc668792728">
+      <w:hyperlink w:anchor="_Toc230171027" w:history="1">
         <w:r>
           <w:rPr>
             <w:rStyle w:val="Lienhypertexte"/>
-          </w:rPr>
-          <w:t>3.3.6</w:t>
-        </w:r>
-        <w:r>
+            <w:noProof/>
+          </w:rPr>
+          <w:t>2.1.12</w:t>
+        </w:r>
+        <w:r>
+          <w:rPr>
+            <w:rFonts w:eastAsiaTheme="minorEastAsia" w:cstheme="minorBidi"/>
+            <w:i w:val="0"/>
+            <w:iCs w:val="0"/>
+            <w:noProof/>
+            <w:kern w:val="2"/>
+            <w:sz w:val="24"/>
+            <w:szCs w:val="24"/>
+            <w14:ligatures w14:val="standardContextual"/>
+          </w:rPr>
           <w:tab/>
         </w:r>
         <w:r>
           <w:rPr>
             <w:rStyle w:val="Lienhypertexte"/>
-          </w:rPr>
-          <w:t>Components</w:t>
-        </w:r>
-        <w:r>
+            <w:noProof/>
+          </w:rPr>
+          <w:t>(12) Audit des dépendance NPM</w:t>
+        </w:r>
+        <w:r>
+          <w:rPr>
+            <w:noProof/>
+            <w:webHidden/>
+          </w:rPr>
           <w:tab/>
         </w:r>
         <w:r>
+          <w:rPr>
+            <w:noProof/>
+            <w:webHidden/>
+          </w:rPr>
           <w:fldChar w:fldCharType="begin"/>
         </w:r>
         <w:r>
-          <w:instrText>PAGEREF _Toc668792728 \h</w:instrText>
-        </w:r>
-        <w:r>
+          <w:rPr>
+            <w:noProof/>
+            <w:webHidden/>
+          </w:rPr>
+          <w:instrText xml:space="preserve"> PAGEREF _Toc230171027 \h </w:instrText>
+        </w:r>
+        <w:r>
+          <w:rPr>
+            <w:noProof/>
+            <w:webHidden/>
+          </w:rPr>
+        </w:r>
+        <w:r>
+          <w:rPr>
+            <w:noProof/>
+            <w:webHidden/>
+          </w:rPr>
           <w:fldChar w:fldCharType="separate"/>
         </w:r>
         <w:r>
           <w:rPr>
-            <w:rStyle w:val="Lienhypertexte"/>
-          </w:rPr>
-          <w:t>16</w:t>
-        </w:r>
-        <w:r>
-          <w:fldChar w:fldCharType="end"/>
-        </w:r>
-      </w:hyperlink>
-    </w:p>
-    <w:p>
-      <w:pPr>
-        <w:pStyle w:val="TM3"/>
-        <w:tabs>
-          <w:tab w:val="left" w:pos="990"/>
-          <w:tab w:val="right" w:leader="dot" w:pos="9060"/>
-        </w:tabs>
-        <w:rPr>
-          <w:rFonts w:eastAsiaTheme="minorEastAsia" w:cstheme="minorBidi"/>
-          <w:noProof/>
-          <w:kern w:val="2"/>
-          <w:sz w:val="24"/>
-          <w:szCs w:val="24"/>
-          <w14:ligatures w14:val="standardContextual"/>
-        </w:rPr>
-      </w:pPr>
-      <w:hyperlink w:anchor="_Toc2144112935">
-        <w:r>
-          <w:rPr>
-            <w:rStyle w:val="Lienhypertexte"/>
-          </w:rPr>
-          <w:t>3.3.7</w:t>
-        </w:r>
-        <w:r>
-          <w:tab/>
-        </w:r>
-        <w:r>
-          <w:rPr>
-            <w:rStyle w:val="Lienhypertexte"/>
-          </w:rPr>
-          <w:t>Livres</w:t>
-        </w:r>
-        <w:r>
-          <w:tab/>
-        </w:r>
-        <w:r>
-          <w:fldChar w:fldCharType="begin"/>
-        </w:r>
-        <w:r>
-          <w:instrText>PAGEREF _Toc2144112935 \h</w:instrText>
-        </w:r>
-        <w:r>
-          <w:fldChar w:fldCharType="separate"/>
-        </w:r>
-        <w:r>
-          <w:rPr>
-            <w:rStyle w:val="Lienhypertexte"/>
-          </w:rPr>
-          <w:t>16</w:t>
-        </w:r>
-        <w:r>
-          <w:fldChar w:fldCharType="end"/>
-        </w:r>
-      </w:hyperlink>
-    </w:p>
-    <w:p>
-      <w:pPr>
-        <w:pStyle w:val="TM3"/>
-        <w:tabs>
-          <w:tab w:val="left" w:pos="990"/>
-          <w:tab w:val="right" w:leader="dot" w:pos="9060"/>
-        </w:tabs>
-        <w:rPr>
-          <w:rFonts w:eastAsiaTheme="minorEastAsia" w:cstheme="minorBidi"/>
-          <w:noProof/>
-          <w:kern w:val="2"/>
-          <w:sz w:val="24"/>
-          <w:szCs w:val="24"/>
-          <w14:ligatures w14:val="standardContextual"/>
-        </w:rPr>
-      </w:pPr>
-      <w:hyperlink w:anchor="_Toc1912207162">
-        <w:r>
-          <w:rPr>
-            <w:rStyle w:val="Lienhypertexte"/>
-          </w:rPr>
-          <w:t>3.3.8</w:t>
-        </w:r>
-        <w:r>
-          <w:tab/>
-        </w:r>
-        <w:r>
-          <w:rPr>
-            <w:rStyle w:val="Lienhypertexte"/>
-          </w:rPr>
-          <w:t>Db.json</w:t>
-        </w:r>
-        <w:r>
-          <w:tab/>
-        </w:r>
-        <w:r>
-          <w:fldChar w:fldCharType="begin"/>
-        </w:r>
-        <w:r>
-          <w:instrText>PAGEREF _Toc1912207162 \h</w:instrText>
-        </w:r>
-        <w:r>
-          <w:fldChar w:fldCharType="separate"/>
-        </w:r>
-        <w:r>
-          <w:rPr>
-            <w:rStyle w:val="Lienhypertexte"/>
-          </w:rPr>
-          <w:t>16</w:t>
-        </w:r>
-        <w:r>
-          <w:fldChar w:fldCharType="end"/>
-        </w:r>
-      </w:hyperlink>
-    </w:p>
-    <w:p>
-      <w:pPr>
-        <w:pStyle w:val="TM10"/>
-        <w:tabs>
-          <w:tab w:val="right" w:leader="dot" w:pos="9060"/>
-        </w:tabs>
-        <w:rPr>
-          <w:rFonts w:eastAsiaTheme="minorEastAsia" w:cstheme="minorBidi"/>
-          <w:noProof/>
-          <w:kern w:val="2"/>
-          <w:sz w:val="24"/>
-          <w:szCs w:val="24"/>
-          <w14:ligatures w14:val="standardContextual"/>
-        </w:rPr>
-      </w:pPr>
-      <w:hyperlink w:anchor="_Toc537232501">
-        <w:r>
-          <w:rPr>
-            <w:rStyle w:val="Lienhypertexte"/>
-          </w:rPr>
-          <w:t>4</w:t>
-        </w:r>
-        <w:r>
-          <w:tab/>
-        </w:r>
-        <w:r>
-          <w:rPr>
-            <w:rStyle w:val="Lienhypertexte"/>
-          </w:rPr>
-          <w:t>Réalisation</w:t>
-        </w:r>
-        <w:r>
-          <w:tab/>
-        </w:r>
-        <w:r>
-          <w:fldChar w:fldCharType="begin"/>
-        </w:r>
-        <w:r>
-          <w:instrText>PAGEREF _Toc537232501 \h</w:instrText>
-        </w:r>
-        <w:r>
-          <w:fldChar w:fldCharType="separate"/>
-        </w:r>
-        <w:r>
-          <w:rPr>
-            <w:rStyle w:val="Lienhypertexte"/>
-          </w:rPr>
-          <w:t>17</w:t>
-        </w:r>
-        <w:r>
+            <w:noProof/>
+            <w:webHidden/>
+          </w:rPr>
+          <w:t>9</w:t>
+        </w:r>
+        <w:r>
+          <w:rPr>
+            <w:noProof/>
+            <w:webHidden/>
+          </w:rPr>
           <w:fldChar w:fldCharType="end"/>
         </w:r>
       </w:hyperlink>
@@ -1870,62 +1949,7 @@
       <w:pPr>
         <w:pStyle w:val="TM2"/>
         <w:tabs>
-          <w:tab w:val="left" w:pos="600"/>
-          <w:tab w:val="right" w:leader="dot" w:pos="9060"/>
-        </w:tabs>
-        <w:rPr>
-          <w:rFonts w:eastAsiaTheme="minorEastAsia" w:cstheme="minorBidi"/>
-          <w:noProof/>
-          <w:kern w:val="2"/>
-          <w:sz w:val="24"/>
-          <w:szCs w:val="24"/>
-          <w14:ligatures w14:val="standardContextual"/>
-        </w:rPr>
-      </w:pPr>
-      <w:hyperlink w:anchor="_Toc1098668325">
-        <w:r>
-          <w:rPr>
-            <w:rStyle w:val="Lienhypertexte"/>
-          </w:rPr>
-          <w:t>4.1</w:t>
-        </w:r>
-        <w:r>
-          <w:tab/>
-        </w:r>
-        <w:r>
-          <w:rPr>
-            <w:rStyle w:val="Lienhypertexte"/>
-          </w:rPr>
-          <w:t>Fonctionnalités demandées</w:t>
-        </w:r>
-        <w:r>
-          <w:tab/>
-        </w:r>
-        <w:r>
-          <w:fldChar w:fldCharType="begin"/>
-        </w:r>
-        <w:r>
-          <w:instrText>PAGEREF _Toc1098668325 \h</w:instrText>
-        </w:r>
-        <w:r>
-          <w:fldChar w:fldCharType="separate"/>
-        </w:r>
-        <w:r>
-          <w:rPr>
-            <w:rStyle w:val="Lienhypertexte"/>
-          </w:rPr>
-          <w:t>17</w:t>
-        </w:r>
-        <w:r>
-          <w:fldChar w:fldCharType="end"/>
-        </w:r>
-      </w:hyperlink>
-    </w:p>
-    <w:p>
-      <w:pPr>
-        <w:pStyle w:val="TM2"/>
-        <w:tabs>
-          <w:tab w:val="left" w:pos="600"/>
+          <w:tab w:val="left" w:pos="800"/>
           <w:tab w:val="right" w:leader="dot" w:pos="9060"/>
         </w:tabs>
         <w:rPr>
@@ -1938,41 +1962,79 @@
           <w14:ligatures w14:val="standardContextual"/>
         </w:rPr>
       </w:pPr>
-      <w:hyperlink w:anchor="_Toc1090146091">
+      <w:hyperlink w:anchor="_Toc230171028" w:history="1">
         <w:r>
           <w:rPr>
             <w:rStyle w:val="Lienhypertexte"/>
-          </w:rPr>
-          <w:t>4.2</w:t>
-        </w:r>
-        <w:r>
+            <w:noProof/>
+          </w:rPr>
+          <w:t>2.2</w:t>
+        </w:r>
+        <w:r>
+          <w:rPr>
+            <w:rFonts w:eastAsiaTheme="minorEastAsia" w:cstheme="minorBidi"/>
+            <w:smallCaps w:val="0"/>
+            <w:noProof/>
+            <w:kern w:val="2"/>
+            <w:sz w:val="24"/>
+            <w:szCs w:val="24"/>
+            <w14:ligatures w14:val="standardContextual"/>
+          </w:rPr>
           <w:tab/>
         </w:r>
         <w:r>
           <w:rPr>
             <w:rStyle w:val="Lienhypertexte"/>
+            <w:noProof/>
           </w:rPr>
           <w:t>Organisation du groupe</w:t>
         </w:r>
         <w:r>
+          <w:rPr>
+            <w:noProof/>
+            <w:webHidden/>
+          </w:rPr>
           <w:tab/>
         </w:r>
         <w:r>
+          <w:rPr>
+            <w:noProof/>
+            <w:webHidden/>
+          </w:rPr>
           <w:fldChar w:fldCharType="begin"/>
         </w:r>
         <w:r>
-          <w:instrText>PAGEREF _Toc1090146091 \h</w:instrText>
-        </w:r>
-        <w:r>
+          <w:rPr>
+            <w:noProof/>
+            <w:webHidden/>
+          </w:rPr>
+          <w:instrText xml:space="preserve"> PAGEREF _Toc230171028 \h </w:instrText>
+        </w:r>
+        <w:r>
+          <w:rPr>
+            <w:noProof/>
+            <w:webHidden/>
+          </w:rPr>
+        </w:r>
+        <w:r>
+          <w:rPr>
+            <w:noProof/>
+            <w:webHidden/>
+          </w:rPr>
           <w:fldChar w:fldCharType="separate"/>
         </w:r>
         <w:r>
           <w:rPr>
-            <w:rStyle w:val="Lienhypertexte"/>
-          </w:rPr>
-          <w:t>17</w:t>
-        </w:r>
-        <w:r>
+            <w:noProof/>
+            <w:webHidden/>
+          </w:rPr>
+          <w:t>9</w:t>
+        </w:r>
+        <w:r>
+          <w:rPr>
+            <w:noProof/>
+            <w:webHidden/>
+          </w:rPr>
           <w:fldChar w:fldCharType="end"/>
         </w:r>
       </w:hyperlink>
@@ -1981,11 +2043,14 @@
       <w:pPr>
         <w:pStyle w:val="TM10"/>
         <w:tabs>
-          <w:tab w:val="left" w:pos="390"/>
+          <w:tab w:val="left" w:pos="400"/>
           <w:tab w:val="right" w:leader="dot" w:pos="9060"/>
         </w:tabs>
         <w:rPr>
           <w:rFonts w:eastAsiaTheme="minorEastAsia" w:cstheme="minorBidi"/>
+          <w:b w:val="0"/>
+          <w:bCs w:val="0"/>
+          <w:caps w:val="0"/>
           <w:noProof/>
           <w:kern w:val="2"/>
           <w:sz w:val="24"/>
@@ -1993,41 +2058,81 @@
           <w14:ligatures w14:val="standardContextual"/>
         </w:rPr>
       </w:pPr>
-      <w:hyperlink w:anchor="_Toc163509296">
+      <w:hyperlink w:anchor="_Toc230171029" w:history="1">
         <w:r>
           <w:rPr>
             <w:rStyle w:val="Lienhypertexte"/>
-          </w:rPr>
-          <w:t>5</w:t>
-        </w:r>
-        <w:r>
+            <w:noProof/>
+          </w:rPr>
+          <w:t>3</w:t>
+        </w:r>
+        <w:r>
+          <w:rPr>
+            <w:rFonts w:eastAsiaTheme="minorEastAsia" w:cstheme="minorBidi"/>
+            <w:b w:val="0"/>
+            <w:bCs w:val="0"/>
+            <w:caps w:val="0"/>
+            <w:noProof/>
+            <w:kern w:val="2"/>
+            <w:sz w:val="24"/>
+            <w:szCs w:val="24"/>
+            <w14:ligatures w14:val="standardContextual"/>
+          </w:rPr>
           <w:tab/>
         </w:r>
         <w:r>
           <w:rPr>
             <w:rStyle w:val="Lienhypertexte"/>
+            <w:noProof/>
           </w:rPr>
           <w:t>Conclusion</w:t>
         </w:r>
         <w:r>
+          <w:rPr>
+            <w:noProof/>
+            <w:webHidden/>
+          </w:rPr>
           <w:tab/>
         </w:r>
         <w:r>
+          <w:rPr>
+            <w:noProof/>
+            <w:webHidden/>
+          </w:rPr>
           <w:fldChar w:fldCharType="begin"/>
         </w:r>
         <w:r>
-          <w:instrText>PAGEREF _Toc163509296 \h</w:instrText>
-        </w:r>
-        <w:r>
+          <w:rPr>
+            <w:noProof/>
+            <w:webHidden/>
+          </w:rPr>
+          <w:instrText xml:space="preserve"> PAGEREF _Toc230171029 \h </w:instrText>
+        </w:r>
+        <w:r>
+          <w:rPr>
+            <w:noProof/>
+            <w:webHidden/>
+          </w:rPr>
+        </w:r>
+        <w:r>
+          <w:rPr>
+            <w:noProof/>
+            <w:webHidden/>
+          </w:rPr>
           <w:fldChar w:fldCharType="separate"/>
         </w:r>
         <w:r>
           <w:rPr>
-            <w:rStyle w:val="Lienhypertexte"/>
-          </w:rPr>
-          <w:t>17</w:t>
-        </w:r>
-        <w:r>
+            <w:noProof/>
+            <w:webHidden/>
+          </w:rPr>
+          <w:t>10</w:t>
+        </w:r>
+        <w:r>
+          <w:rPr>
+            <w:noProof/>
+            <w:webHidden/>
+          </w:rPr>
           <w:fldChar w:fldCharType="end"/>
         </w:r>
       </w:hyperlink>
@@ -2036,11 +2141,12 @@
       <w:pPr>
         <w:pStyle w:val="TM2"/>
         <w:tabs>
-          <w:tab w:val="left" w:pos="600"/>
+          <w:tab w:val="left" w:pos="800"/>
           <w:tab w:val="right" w:leader="dot" w:pos="9060"/>
         </w:tabs>
         <w:rPr>
           <w:rFonts w:eastAsiaTheme="minorEastAsia" w:cstheme="minorBidi"/>
+          <w:smallCaps w:val="0"/>
           <w:noProof/>
           <w:kern w:val="2"/>
           <w:sz w:val="24"/>
@@ -2048,41 +2154,79 @@
           <w14:ligatures w14:val="standardContextual"/>
         </w:rPr>
       </w:pPr>
-      <w:hyperlink w:anchor="_Toc287518154">
+      <w:hyperlink w:anchor="_Toc230171030" w:history="1">
         <w:r>
           <w:rPr>
             <w:rStyle w:val="Lienhypertexte"/>
-          </w:rPr>
-          <w:t>5.1</w:t>
-        </w:r>
-        <w:r>
+            <w:noProof/>
+          </w:rPr>
+          <w:t>3.1</w:t>
+        </w:r>
+        <w:r>
+          <w:rPr>
+            <w:rFonts w:eastAsiaTheme="minorEastAsia" w:cstheme="minorBidi"/>
+            <w:smallCaps w:val="0"/>
+            <w:noProof/>
+            <w:kern w:val="2"/>
+            <w:sz w:val="24"/>
+            <w:szCs w:val="24"/>
+            <w14:ligatures w14:val="standardContextual"/>
+          </w:rPr>
           <w:tab/>
         </w:r>
         <w:r>
           <w:rPr>
             <w:rStyle w:val="Lienhypertexte"/>
+            <w:noProof/>
           </w:rPr>
           <w:t>Conclusion générale du projet</w:t>
         </w:r>
         <w:r>
+          <w:rPr>
+            <w:noProof/>
+            <w:webHidden/>
+          </w:rPr>
           <w:tab/>
         </w:r>
         <w:r>
+          <w:rPr>
+            <w:noProof/>
+            <w:webHidden/>
+          </w:rPr>
           <w:fldChar w:fldCharType="begin"/>
         </w:r>
         <w:r>
-          <w:instrText>PAGEREF _Toc287518154 \h</w:instrText>
-        </w:r>
-        <w:r>
+          <w:rPr>
+            <w:noProof/>
+            <w:webHidden/>
+          </w:rPr>
+          <w:instrText xml:space="preserve"> PAGEREF _Toc230171030 \h </w:instrText>
+        </w:r>
+        <w:r>
+          <w:rPr>
+            <w:noProof/>
+            <w:webHidden/>
+          </w:rPr>
+        </w:r>
+        <w:r>
+          <w:rPr>
+            <w:noProof/>
+            <w:webHidden/>
+          </w:rPr>
           <w:fldChar w:fldCharType="separate"/>
         </w:r>
         <w:r>
           <w:rPr>
-            <w:rStyle w:val="Lienhypertexte"/>
-          </w:rPr>
-          <w:t>17</w:t>
-        </w:r>
-        <w:r>
+            <w:noProof/>
+            <w:webHidden/>
+          </w:rPr>
+          <w:t>10</w:t>
+        </w:r>
+        <w:r>
+          <w:rPr>
+            <w:noProof/>
+            <w:webHidden/>
+          </w:rPr>
           <w:fldChar w:fldCharType="end"/>
         </w:r>
       </w:hyperlink>
@@ -2091,11 +2235,12 @@
       <w:pPr>
         <w:pStyle w:val="TM2"/>
         <w:tabs>
-          <w:tab w:val="left" w:pos="600"/>
+          <w:tab w:val="left" w:pos="800"/>
           <w:tab w:val="right" w:leader="dot" w:pos="9060"/>
         </w:tabs>
         <w:rPr>
           <w:rFonts w:eastAsiaTheme="minorEastAsia" w:cstheme="minorBidi"/>
+          <w:smallCaps w:val="0"/>
           <w:noProof/>
           <w:kern w:val="2"/>
           <w:sz w:val="24"/>
@@ -2103,41 +2248,841 @@
           <w14:ligatures w14:val="standardContextual"/>
         </w:rPr>
       </w:pPr>
-      <w:hyperlink w:anchor="_Toc1869246466">
+      <w:hyperlink w:anchor="_Toc230171031" w:history="1">
         <w:r>
           <w:rPr>
             <w:rStyle w:val="Lienhypertexte"/>
-          </w:rPr>
-          <w:t>5.2</w:t>
-        </w:r>
-        <w:r>
+            <w:noProof/>
+          </w:rPr>
+          <w:t>3.2</w:t>
+        </w:r>
+        <w:r>
+          <w:rPr>
+            <w:rFonts w:eastAsiaTheme="minorEastAsia" w:cstheme="minorBidi"/>
+            <w:smallCaps w:val="0"/>
+            <w:noProof/>
+            <w:kern w:val="2"/>
+            <w:sz w:val="24"/>
+            <w:szCs w:val="24"/>
+            <w14:ligatures w14:val="standardContextual"/>
+          </w:rPr>
           <w:tab/>
         </w:r>
         <w:r>
           <w:rPr>
             <w:rStyle w:val="Lienhypertexte"/>
+            <w:noProof/>
           </w:rPr>
           <w:t>Conclusion personnelle</w:t>
         </w:r>
         <w:r>
+          <w:rPr>
+            <w:noProof/>
+            <w:webHidden/>
+          </w:rPr>
           <w:tab/>
         </w:r>
         <w:r>
+          <w:rPr>
+            <w:noProof/>
+            <w:webHidden/>
+          </w:rPr>
           <w:fldChar w:fldCharType="begin"/>
         </w:r>
         <w:r>
-          <w:instrText>PAGEREF _Toc1869246466 \h</w:instrText>
-        </w:r>
-        <w:r>
+          <w:rPr>
+            <w:noProof/>
+            <w:webHidden/>
+          </w:rPr>
+          <w:instrText xml:space="preserve"> PAGEREF _Toc230171031 \h </w:instrText>
+        </w:r>
+        <w:r>
+          <w:rPr>
+            <w:noProof/>
+            <w:webHidden/>
+          </w:rPr>
+        </w:r>
+        <w:r>
+          <w:rPr>
+            <w:noProof/>
+            <w:webHidden/>
+          </w:rPr>
           <w:fldChar w:fldCharType="separate"/>
         </w:r>
         <w:r>
           <w:rPr>
+            <w:noProof/>
+            <w:webHidden/>
+          </w:rPr>
+          <w:t>10</w:t>
+        </w:r>
+        <w:r>
+          <w:rPr>
+            <w:noProof/>
+            <w:webHidden/>
+          </w:rPr>
+          <w:fldChar w:fldCharType="end"/>
+        </w:r>
+      </w:hyperlink>
+    </w:p>
+    <w:p>
+      <w:pPr>
+        <w:pStyle w:val="TM3"/>
+        <w:tabs>
+          <w:tab w:val="left" w:pos="1200"/>
+          <w:tab w:val="right" w:leader="dot" w:pos="9060"/>
+        </w:tabs>
+        <w:rPr>
+          <w:rFonts w:eastAsiaTheme="minorEastAsia" w:cstheme="minorBidi"/>
+          <w:i w:val="0"/>
+          <w:iCs w:val="0"/>
+          <w:noProof/>
+          <w:kern w:val="2"/>
+          <w:sz w:val="24"/>
+          <w:szCs w:val="24"/>
+          <w14:ligatures w14:val="standardContextual"/>
+        </w:rPr>
+      </w:pPr>
+      <w:hyperlink w:anchor="_Toc230171032" w:history="1">
+        <w:r>
+          <w:rPr>
             <w:rStyle w:val="Lienhypertexte"/>
-          </w:rPr>
-          <w:t>17</w:t>
-        </w:r>
-        <w:r>
+            <w:noProof/>
+          </w:rPr>
+          <w:t>3.2.1</w:t>
+        </w:r>
+        <w:r>
+          <w:rPr>
+            <w:rFonts w:eastAsiaTheme="minorEastAsia" w:cstheme="minorBidi"/>
+            <w:i w:val="0"/>
+            <w:iCs w:val="0"/>
+            <w:noProof/>
+            <w:kern w:val="2"/>
+            <w:sz w:val="24"/>
+            <w:szCs w:val="24"/>
+            <w14:ligatures w14:val="standardContextual"/>
+          </w:rPr>
+          <w:tab/>
+        </w:r>
+        <w:r>
+          <w:rPr>
+            <w:rStyle w:val="Lienhypertexte"/>
+            <w:noProof/>
+          </w:rPr>
+          <w:t>Elias</w:t>
+        </w:r>
+        <w:r>
+          <w:rPr>
+            <w:noProof/>
+            <w:webHidden/>
+          </w:rPr>
+          <w:tab/>
+        </w:r>
+        <w:r>
+          <w:rPr>
+            <w:noProof/>
+            <w:webHidden/>
+          </w:rPr>
+          <w:fldChar w:fldCharType="begin"/>
+        </w:r>
+        <w:r>
+          <w:rPr>
+            <w:noProof/>
+            <w:webHidden/>
+          </w:rPr>
+          <w:instrText xml:space="preserve"> PAGEREF _Toc230171032 \h </w:instrText>
+        </w:r>
+        <w:r>
+          <w:rPr>
+            <w:noProof/>
+            <w:webHidden/>
+          </w:rPr>
+        </w:r>
+        <w:r>
+          <w:rPr>
+            <w:noProof/>
+            <w:webHidden/>
+          </w:rPr>
+          <w:fldChar w:fldCharType="separate"/>
+        </w:r>
+        <w:r>
+          <w:rPr>
+            <w:noProof/>
+            <w:webHidden/>
+          </w:rPr>
+          <w:t>10</w:t>
+        </w:r>
+        <w:r>
+          <w:rPr>
+            <w:noProof/>
+            <w:webHidden/>
+          </w:rPr>
+          <w:fldChar w:fldCharType="end"/>
+        </w:r>
+      </w:hyperlink>
+    </w:p>
+    <w:p>
+      <w:pPr>
+        <w:pStyle w:val="TM3"/>
+        <w:tabs>
+          <w:tab w:val="left" w:pos="1200"/>
+          <w:tab w:val="right" w:leader="dot" w:pos="9060"/>
+        </w:tabs>
+        <w:rPr>
+          <w:rFonts w:eastAsiaTheme="minorEastAsia" w:cstheme="minorBidi"/>
+          <w:i w:val="0"/>
+          <w:iCs w:val="0"/>
+          <w:noProof/>
+          <w:kern w:val="2"/>
+          <w:sz w:val="24"/>
+          <w:szCs w:val="24"/>
+          <w14:ligatures w14:val="standardContextual"/>
+        </w:rPr>
+      </w:pPr>
+      <w:hyperlink w:anchor="_Toc230171033" w:history="1">
+        <w:r>
+          <w:rPr>
+            <w:rStyle w:val="Lienhypertexte"/>
+            <w:noProof/>
+          </w:rPr>
+          <w:t>3.2.2</w:t>
+        </w:r>
+        <w:r>
+          <w:rPr>
+            <w:rFonts w:eastAsiaTheme="minorEastAsia" w:cstheme="minorBidi"/>
+            <w:i w:val="0"/>
+            <w:iCs w:val="0"/>
+            <w:noProof/>
+            <w:kern w:val="2"/>
+            <w:sz w:val="24"/>
+            <w:szCs w:val="24"/>
+            <w14:ligatures w14:val="standardContextual"/>
+          </w:rPr>
+          <w:tab/>
+        </w:r>
+        <w:r>
+          <w:rPr>
+            <w:rStyle w:val="Lienhypertexte"/>
+            <w:noProof/>
+          </w:rPr>
+          <w:t>Aaron</w:t>
+        </w:r>
+        <w:r>
+          <w:rPr>
+            <w:noProof/>
+            <w:webHidden/>
+          </w:rPr>
+          <w:tab/>
+        </w:r>
+        <w:r>
+          <w:rPr>
+            <w:noProof/>
+            <w:webHidden/>
+          </w:rPr>
+          <w:fldChar w:fldCharType="begin"/>
+        </w:r>
+        <w:r>
+          <w:rPr>
+            <w:noProof/>
+            <w:webHidden/>
+          </w:rPr>
+          <w:instrText xml:space="preserve"> PAGEREF _Toc230171033 \h </w:instrText>
+        </w:r>
+        <w:r>
+          <w:rPr>
+            <w:noProof/>
+            <w:webHidden/>
+          </w:rPr>
+        </w:r>
+        <w:r>
+          <w:rPr>
+            <w:noProof/>
+            <w:webHidden/>
+          </w:rPr>
+          <w:fldChar w:fldCharType="separate"/>
+        </w:r>
+        <w:r>
+          <w:rPr>
+            <w:noProof/>
+            <w:webHidden/>
+          </w:rPr>
+          <w:t>10</w:t>
+        </w:r>
+        <w:r>
+          <w:rPr>
+            <w:noProof/>
+            <w:webHidden/>
+          </w:rPr>
+          <w:fldChar w:fldCharType="end"/>
+        </w:r>
+      </w:hyperlink>
+    </w:p>
+    <w:p>
+      <w:pPr>
+        <w:pStyle w:val="TM2"/>
+        <w:tabs>
+          <w:tab w:val="left" w:pos="800"/>
+          <w:tab w:val="right" w:leader="dot" w:pos="9060"/>
+        </w:tabs>
+        <w:rPr>
+          <w:rFonts w:eastAsiaTheme="minorEastAsia" w:cstheme="minorBidi"/>
+          <w:smallCaps w:val="0"/>
+          <w:noProof/>
+          <w:kern w:val="2"/>
+          <w:sz w:val="24"/>
+          <w:szCs w:val="24"/>
+          <w14:ligatures w14:val="standardContextual"/>
+        </w:rPr>
+      </w:pPr>
+      <w:hyperlink w:anchor="_Toc230171034" w:history="1">
+        <w:r>
+          <w:rPr>
+            <w:rStyle w:val="Lienhypertexte"/>
+            <w:noProof/>
+          </w:rPr>
+          <w:t>3.3</w:t>
+        </w:r>
+        <w:r>
+          <w:rPr>
+            <w:rFonts w:eastAsiaTheme="minorEastAsia" w:cstheme="minorBidi"/>
+            <w:smallCaps w:val="0"/>
+            <w:noProof/>
+            <w:kern w:val="2"/>
+            <w:sz w:val="24"/>
+            <w:szCs w:val="24"/>
+            <w14:ligatures w14:val="standardContextual"/>
+          </w:rPr>
+          <w:tab/>
+        </w:r>
+        <w:r>
+          <w:rPr>
+            <w:rStyle w:val="Lienhypertexte"/>
+            <w:noProof/>
+          </w:rPr>
+          <w:t>Critique constructive sur la planification</w:t>
+        </w:r>
+        <w:r>
+          <w:rPr>
+            <w:noProof/>
+            <w:webHidden/>
+          </w:rPr>
+          <w:tab/>
+        </w:r>
+        <w:r>
+          <w:rPr>
+            <w:noProof/>
+            <w:webHidden/>
+          </w:rPr>
+          <w:fldChar w:fldCharType="begin"/>
+        </w:r>
+        <w:r>
+          <w:rPr>
+            <w:noProof/>
+            <w:webHidden/>
+          </w:rPr>
+          <w:instrText xml:space="preserve"> PAGEREF _Toc230171034 \h </w:instrText>
+        </w:r>
+        <w:r>
+          <w:rPr>
+            <w:noProof/>
+            <w:webHidden/>
+          </w:rPr>
+        </w:r>
+        <w:r>
+          <w:rPr>
+            <w:noProof/>
+            <w:webHidden/>
+          </w:rPr>
+          <w:fldChar w:fldCharType="separate"/>
+        </w:r>
+        <w:r>
+          <w:rPr>
+            <w:noProof/>
+            <w:webHidden/>
+          </w:rPr>
+          <w:t>10</w:t>
+        </w:r>
+        <w:r>
+          <w:rPr>
+            <w:noProof/>
+            <w:webHidden/>
+          </w:rPr>
+          <w:fldChar w:fldCharType="end"/>
+        </w:r>
+      </w:hyperlink>
+    </w:p>
+    <w:p>
+      <w:pPr>
+        <w:pStyle w:val="TM2"/>
+        <w:tabs>
+          <w:tab w:val="left" w:pos="800"/>
+          <w:tab w:val="right" w:leader="dot" w:pos="9060"/>
+        </w:tabs>
+        <w:rPr>
+          <w:rFonts w:eastAsiaTheme="minorEastAsia" w:cstheme="minorBidi"/>
+          <w:smallCaps w:val="0"/>
+          <w:noProof/>
+          <w:kern w:val="2"/>
+          <w:sz w:val="24"/>
+          <w:szCs w:val="24"/>
+          <w14:ligatures w14:val="standardContextual"/>
+        </w:rPr>
+      </w:pPr>
+      <w:hyperlink w:anchor="_Toc230171035" w:history="1">
+        <w:r>
+          <w:rPr>
+            <w:rStyle w:val="Lienhypertexte"/>
+            <w:noProof/>
+          </w:rPr>
+          <w:t>3.4</w:t>
+        </w:r>
+        <w:r>
+          <w:rPr>
+            <w:rFonts w:eastAsiaTheme="minorEastAsia" w:cstheme="minorBidi"/>
+            <w:smallCaps w:val="0"/>
+            <w:noProof/>
+            <w:kern w:val="2"/>
+            <w:sz w:val="24"/>
+            <w:szCs w:val="24"/>
+            <w14:ligatures w14:val="standardContextual"/>
+          </w:rPr>
+          <w:tab/>
+        </w:r>
+        <w:r>
+          <w:rPr>
+            <w:rStyle w:val="Lienhypertexte"/>
+            <w:noProof/>
+          </w:rPr>
+          <w:t>Méthodologie git</w:t>
+        </w:r>
+        <w:r>
+          <w:rPr>
+            <w:noProof/>
+            <w:webHidden/>
+          </w:rPr>
+          <w:tab/>
+        </w:r>
+        <w:r>
+          <w:rPr>
+            <w:noProof/>
+            <w:webHidden/>
+          </w:rPr>
+          <w:fldChar w:fldCharType="begin"/>
+        </w:r>
+        <w:r>
+          <w:rPr>
+            <w:noProof/>
+            <w:webHidden/>
+          </w:rPr>
+          <w:instrText xml:space="preserve"> PAGEREF _Toc230171035 \h </w:instrText>
+        </w:r>
+        <w:r>
+          <w:rPr>
+            <w:noProof/>
+            <w:webHidden/>
+          </w:rPr>
+        </w:r>
+        <w:r>
+          <w:rPr>
+            <w:noProof/>
+            <w:webHidden/>
+          </w:rPr>
+          <w:fldChar w:fldCharType="separate"/>
+        </w:r>
+        <w:r>
+          <w:rPr>
+            <w:noProof/>
+            <w:webHidden/>
+          </w:rPr>
+          <w:t>10</w:t>
+        </w:r>
+        <w:r>
+          <w:rPr>
+            <w:noProof/>
+            <w:webHidden/>
+          </w:rPr>
+          <w:fldChar w:fldCharType="end"/>
+        </w:r>
+      </w:hyperlink>
+    </w:p>
+    <w:p>
+      <w:pPr>
+        <w:pStyle w:val="TM2"/>
+        <w:tabs>
+          <w:tab w:val="left" w:pos="800"/>
+          <w:tab w:val="right" w:leader="dot" w:pos="9060"/>
+        </w:tabs>
+        <w:rPr>
+          <w:rFonts w:eastAsiaTheme="minorEastAsia" w:cstheme="minorBidi"/>
+          <w:smallCaps w:val="0"/>
+          <w:noProof/>
+          <w:kern w:val="2"/>
+          <w:sz w:val="24"/>
+          <w:szCs w:val="24"/>
+          <w14:ligatures w14:val="standardContextual"/>
+        </w:rPr>
+      </w:pPr>
+      <w:hyperlink w:anchor="_Toc230171036" w:history="1">
+        <w:r>
+          <w:rPr>
+            <w:rStyle w:val="Lienhypertexte"/>
+            <w:noProof/>
+          </w:rPr>
+          <w:t>3.5</w:t>
+        </w:r>
+        <w:r>
+          <w:rPr>
+            <w:rFonts w:eastAsiaTheme="minorEastAsia" w:cstheme="minorBidi"/>
+            <w:smallCaps w:val="0"/>
+            <w:noProof/>
+            <w:kern w:val="2"/>
+            <w:sz w:val="24"/>
+            <w:szCs w:val="24"/>
+            <w14:ligatures w14:val="standardContextual"/>
+          </w:rPr>
+          <w:tab/>
+        </w:r>
+        <w:r>
+          <w:rPr>
+            <w:rStyle w:val="Lienhypertexte"/>
+            <w:noProof/>
+          </w:rPr>
+          <w:t>Annexes</w:t>
+        </w:r>
+        <w:r>
+          <w:rPr>
+            <w:noProof/>
+            <w:webHidden/>
+          </w:rPr>
+          <w:tab/>
+        </w:r>
+        <w:r>
+          <w:rPr>
+            <w:noProof/>
+            <w:webHidden/>
+          </w:rPr>
+          <w:fldChar w:fldCharType="begin"/>
+        </w:r>
+        <w:r>
+          <w:rPr>
+            <w:noProof/>
+            <w:webHidden/>
+          </w:rPr>
+          <w:instrText xml:space="preserve"> PAGEREF _Toc230171036 \h </w:instrText>
+        </w:r>
+        <w:r>
+          <w:rPr>
+            <w:noProof/>
+            <w:webHidden/>
+          </w:rPr>
+        </w:r>
+        <w:r>
+          <w:rPr>
+            <w:noProof/>
+            <w:webHidden/>
+          </w:rPr>
+          <w:fldChar w:fldCharType="separate"/>
+        </w:r>
+        <w:r>
+          <w:rPr>
+            <w:noProof/>
+            <w:webHidden/>
+          </w:rPr>
+          <w:t>10</w:t>
+        </w:r>
+        <w:r>
+          <w:rPr>
+            <w:noProof/>
+            <w:webHidden/>
+          </w:rPr>
+          <w:fldChar w:fldCharType="end"/>
+        </w:r>
+      </w:hyperlink>
+    </w:p>
+    <w:p>
+      <w:pPr>
+        <w:pStyle w:val="TM3"/>
+        <w:tabs>
+          <w:tab w:val="left" w:pos="1200"/>
+          <w:tab w:val="right" w:leader="dot" w:pos="9060"/>
+        </w:tabs>
+        <w:rPr>
+          <w:rFonts w:eastAsiaTheme="minorEastAsia" w:cstheme="minorBidi"/>
+          <w:i w:val="0"/>
+          <w:iCs w:val="0"/>
+          <w:noProof/>
+          <w:kern w:val="2"/>
+          <w:sz w:val="24"/>
+          <w:szCs w:val="24"/>
+          <w14:ligatures w14:val="standardContextual"/>
+        </w:rPr>
+      </w:pPr>
+      <w:hyperlink w:anchor="_Toc230171037" w:history="1">
+        <w:r>
+          <w:rPr>
+            <w:rStyle w:val="Lienhypertexte"/>
+            <w:noProof/>
+          </w:rPr>
+          <w:t>3.5.1</w:t>
+        </w:r>
+        <w:r>
+          <w:rPr>
+            <w:rFonts w:eastAsiaTheme="minorEastAsia" w:cstheme="minorBidi"/>
+            <w:i w:val="0"/>
+            <w:iCs w:val="0"/>
+            <w:noProof/>
+            <w:kern w:val="2"/>
+            <w:sz w:val="24"/>
+            <w:szCs w:val="24"/>
+            <w14:ligatures w14:val="standardContextual"/>
+          </w:rPr>
+          <w:tab/>
+        </w:r>
+        <w:r>
+          <w:rPr>
+            <w:rStyle w:val="Lienhypertexte"/>
+            <w:noProof/>
+          </w:rPr>
+          <w:t>Webographie</w:t>
+        </w:r>
+        <w:r>
+          <w:rPr>
+            <w:noProof/>
+            <w:webHidden/>
+          </w:rPr>
+          <w:tab/>
+        </w:r>
+        <w:r>
+          <w:rPr>
+            <w:noProof/>
+            <w:webHidden/>
+          </w:rPr>
+          <w:fldChar w:fldCharType="begin"/>
+        </w:r>
+        <w:r>
+          <w:rPr>
+            <w:noProof/>
+            <w:webHidden/>
+          </w:rPr>
+          <w:instrText xml:space="preserve"> PAGEREF _Toc230171037 \h </w:instrText>
+        </w:r>
+        <w:r>
+          <w:rPr>
+            <w:noProof/>
+            <w:webHidden/>
+          </w:rPr>
+        </w:r>
+        <w:r>
+          <w:rPr>
+            <w:noProof/>
+            <w:webHidden/>
+          </w:rPr>
+          <w:fldChar w:fldCharType="separate"/>
+        </w:r>
+        <w:r>
+          <w:rPr>
+            <w:noProof/>
+            <w:webHidden/>
+          </w:rPr>
+          <w:t>10</w:t>
+        </w:r>
+        <w:r>
+          <w:rPr>
+            <w:noProof/>
+            <w:webHidden/>
+          </w:rPr>
+          <w:fldChar w:fldCharType="end"/>
+        </w:r>
+      </w:hyperlink>
+    </w:p>
+    <w:p>
+      <w:pPr>
+        <w:pStyle w:val="TM3"/>
+        <w:tabs>
+          <w:tab w:val="left" w:pos="1200"/>
+          <w:tab w:val="right" w:leader="dot" w:pos="9060"/>
+        </w:tabs>
+        <w:rPr>
+          <w:rFonts w:eastAsiaTheme="minorEastAsia" w:cstheme="minorBidi"/>
+          <w:i w:val="0"/>
+          <w:iCs w:val="0"/>
+          <w:noProof/>
+          <w:kern w:val="2"/>
+          <w:sz w:val="24"/>
+          <w:szCs w:val="24"/>
+          <w14:ligatures w14:val="standardContextual"/>
+        </w:rPr>
+      </w:pPr>
+      <w:hyperlink w:anchor="_Toc230171038" w:history="1">
+        <w:r>
+          <w:rPr>
+            <w:rStyle w:val="Lienhypertexte"/>
+            <w:noProof/>
+          </w:rPr>
+          <w:t>3.5.2</w:t>
+        </w:r>
+        <w:r>
+          <w:rPr>
+            <w:rFonts w:eastAsiaTheme="minorEastAsia" w:cstheme="minorBidi"/>
+            <w:i w:val="0"/>
+            <w:iCs w:val="0"/>
+            <w:noProof/>
+            <w:kern w:val="2"/>
+            <w:sz w:val="24"/>
+            <w:szCs w:val="24"/>
+            <w14:ligatures w14:val="standardContextual"/>
+          </w:rPr>
+          <w:tab/>
+        </w:r>
+        <w:r>
+          <w:rPr>
+            <w:rStyle w:val="Lienhypertexte"/>
+            <w:noProof/>
+          </w:rPr>
+          <w:t>Bibliographie</w:t>
+        </w:r>
+        <w:r>
+          <w:rPr>
+            <w:noProof/>
+            <w:webHidden/>
+          </w:rPr>
+          <w:tab/>
+        </w:r>
+        <w:r>
+          <w:rPr>
+            <w:noProof/>
+            <w:webHidden/>
+          </w:rPr>
+          <w:fldChar w:fldCharType="begin"/>
+        </w:r>
+        <w:r>
+          <w:rPr>
+            <w:noProof/>
+            <w:webHidden/>
+          </w:rPr>
+          <w:instrText xml:space="preserve"> PAGEREF _Toc230171038 \h </w:instrText>
+        </w:r>
+        <w:r>
+          <w:rPr>
+            <w:noProof/>
+            <w:webHidden/>
+          </w:rPr>
+        </w:r>
+        <w:r>
+          <w:rPr>
+            <w:noProof/>
+            <w:webHidden/>
+          </w:rPr>
+          <w:fldChar w:fldCharType="separate"/>
+        </w:r>
+        <w:r>
+          <w:rPr>
+            <w:noProof/>
+            <w:webHidden/>
+          </w:rPr>
+          <w:t>10</w:t>
+        </w:r>
+        <w:r>
+          <w:rPr>
+            <w:noProof/>
+            <w:webHidden/>
+          </w:rPr>
+          <w:fldChar w:fldCharType="end"/>
+        </w:r>
+      </w:hyperlink>
+    </w:p>
+    <w:p>
+      <w:pPr>
+        <w:pStyle w:val="TM3"/>
+        <w:tabs>
+          <w:tab w:val="left" w:pos="1200"/>
+          <w:tab w:val="right" w:leader="dot" w:pos="9060"/>
+        </w:tabs>
+        <w:rPr>
+          <w:rFonts w:eastAsiaTheme="minorEastAsia" w:cstheme="minorBidi"/>
+          <w:i w:val="0"/>
+          <w:iCs w:val="0"/>
+          <w:noProof/>
+          <w:kern w:val="2"/>
+          <w:sz w:val="24"/>
+          <w:szCs w:val="24"/>
+          <w14:ligatures w14:val="standardContextual"/>
+        </w:rPr>
+      </w:pPr>
+      <w:hyperlink w:anchor="_Toc230171039" w:history="1">
+        <w:r>
+          <w:rPr>
+            <w:rStyle w:val="Lienhypertexte"/>
+            <w:noProof/>
+          </w:rPr>
+          <w:t>3.5.3</w:t>
+        </w:r>
+        <w:r>
+          <w:rPr>
+            <w:rFonts w:eastAsiaTheme="minorEastAsia" w:cstheme="minorBidi"/>
+            <w:i w:val="0"/>
+            <w:iCs w:val="0"/>
+            <w:noProof/>
+            <w:kern w:val="2"/>
+            <w:sz w:val="24"/>
+            <w:szCs w:val="24"/>
+            <w14:ligatures w14:val="standardContextual"/>
+          </w:rPr>
+          <w:tab/>
+        </w:r>
+        <w:r>
+          <w:rPr>
+            <w:rStyle w:val="Lienhypertexte"/>
+            <w:noProof/>
+          </w:rPr>
+          <w:t>Glossaire</w:t>
+        </w:r>
+        <w:r>
+          <w:rPr>
+            <w:noProof/>
+            <w:webHidden/>
+          </w:rPr>
+          <w:tab/>
+        </w:r>
+        <w:r>
+          <w:rPr>
+            <w:noProof/>
+            <w:webHidden/>
+          </w:rPr>
+          <w:fldChar w:fldCharType="begin"/>
+        </w:r>
+        <w:r>
+          <w:rPr>
+            <w:noProof/>
+            <w:webHidden/>
+          </w:rPr>
+          <w:instrText xml:space="preserve"> PAGEREF _Toc230171039 \h </w:instrText>
+        </w:r>
+        <w:r>
+          <w:rPr>
+            <w:noProof/>
+            <w:webHidden/>
+          </w:rPr>
+        </w:r>
+        <w:r>
+          <w:rPr>
+            <w:noProof/>
+            <w:webHidden/>
+          </w:rPr>
+          <w:fldChar w:fldCharType="separate"/>
+        </w:r>
+        <w:r>
+          <w:rPr>
+            <w:noProof/>
+            <w:webHidden/>
+          </w:rPr>
+          <w:t>10</w:t>
+        </w:r>
+        <w:r>
+          <w:rPr>
+            <w:noProof/>
+            <w:webHidden/>
+          </w:rPr>
           <w:fldChar w:fldCharType="end"/>
         </w:r>
       </w:hyperlink>
@@ -2150,373 +3095,6 @@
           <w:tab w:val="right" w:leader="dot" w:pos="9060"/>
         </w:tabs>
       </w:pPr>
-      <w:hyperlink w:anchor="_Toc505937671">
-        <w:r>
-          <w:rPr>
-            <w:rStyle w:val="Lienhypertexte"/>
-          </w:rPr>
-          <w:t>5.2.1</w:t>
-        </w:r>
-        <w:r>
-          <w:tab/>
-        </w:r>
-        <w:r>
-          <w:rPr>
-            <w:rStyle w:val="Lienhypertexte"/>
-          </w:rPr>
-          <w:t>Elias</w:t>
-        </w:r>
-        <w:r>
-          <w:tab/>
-        </w:r>
-        <w:r>
-          <w:fldChar w:fldCharType="begin"/>
-        </w:r>
-        <w:r>
-          <w:instrText>PAGEREF _Toc505937671 \h</w:instrText>
-        </w:r>
-        <w:r>
-          <w:fldChar w:fldCharType="separate"/>
-        </w:r>
-        <w:r>
-          <w:rPr>
-            <w:rStyle w:val="Lienhypertexte"/>
-          </w:rPr>
-          <w:t>17</w:t>
-        </w:r>
-        <w:r>
-          <w:fldChar w:fldCharType="end"/>
-        </w:r>
-      </w:hyperlink>
-    </w:p>
-    <w:p>
-      <w:pPr>
-        <w:pStyle w:val="TM3"/>
-        <w:tabs>
-          <w:tab w:val="left" w:pos="990"/>
-          <w:tab w:val="right" w:leader="dot" w:pos="9060"/>
-        </w:tabs>
-      </w:pPr>
-      <w:hyperlink w:anchor="_Toc1261177337">
-        <w:r>
-          <w:rPr>
-            <w:rStyle w:val="Lienhypertexte"/>
-          </w:rPr>
-          <w:t>5.2.2</w:t>
-        </w:r>
-        <w:r>
-          <w:tab/>
-        </w:r>
-        <w:r>
-          <w:rPr>
-            <w:rStyle w:val="Lienhypertexte"/>
-          </w:rPr>
-          <w:t>Aaron</w:t>
-        </w:r>
-        <w:r>
-          <w:tab/>
-        </w:r>
-        <w:r>
-          <w:fldChar w:fldCharType="begin"/>
-        </w:r>
-        <w:r>
-          <w:instrText>PAGEREF _Toc1261177337 \h</w:instrText>
-        </w:r>
-        <w:r>
-          <w:fldChar w:fldCharType="separate"/>
-        </w:r>
-        <w:r>
-          <w:rPr>
-            <w:rStyle w:val="Lienhypertexte"/>
-          </w:rPr>
-          <w:t>17</w:t>
-        </w:r>
-        <w:r>
-          <w:fldChar w:fldCharType="end"/>
-        </w:r>
-      </w:hyperlink>
-    </w:p>
-    <w:p>
-      <w:pPr>
-        <w:pStyle w:val="TM2"/>
-        <w:tabs>
-          <w:tab w:val="left" w:pos="600"/>
-          <w:tab w:val="right" w:leader="dot" w:pos="9060"/>
-        </w:tabs>
-      </w:pPr>
-      <w:hyperlink w:anchor="_Toc1569066070">
-        <w:r>
-          <w:rPr>
-            <w:rStyle w:val="Lienhypertexte"/>
-          </w:rPr>
-          <w:t>5.3</w:t>
-        </w:r>
-        <w:r>
-          <w:tab/>
-        </w:r>
-        <w:r>
-          <w:rPr>
-            <w:rStyle w:val="Lienhypertexte"/>
-          </w:rPr>
-          <w:t>Critique constructive sur la planification</w:t>
-        </w:r>
-        <w:r>
-          <w:tab/>
-        </w:r>
-        <w:r>
-          <w:fldChar w:fldCharType="begin"/>
-        </w:r>
-        <w:r>
-          <w:instrText>PAGEREF _Toc1569066070 \h</w:instrText>
-        </w:r>
-        <w:r>
-          <w:fldChar w:fldCharType="separate"/>
-        </w:r>
-        <w:r>
-          <w:rPr>
-            <w:rStyle w:val="Lienhypertexte"/>
-          </w:rPr>
-          <w:t>17</w:t>
-        </w:r>
-        <w:r>
-          <w:fldChar w:fldCharType="end"/>
-        </w:r>
-      </w:hyperlink>
-    </w:p>
-    <w:p>
-      <w:pPr>
-        <w:pStyle w:val="TM2"/>
-        <w:tabs>
-          <w:tab w:val="left" w:pos="600"/>
-          <w:tab w:val="right" w:leader="dot" w:pos="9060"/>
-        </w:tabs>
-      </w:pPr>
-      <w:hyperlink w:anchor="_Toc1167981534">
-        <w:r>
-          <w:rPr>
-            <w:rStyle w:val="Lienhypertexte"/>
-          </w:rPr>
-          <w:t>5.4</w:t>
-        </w:r>
-        <w:r>
-          <w:tab/>
-        </w:r>
-        <w:r>
-          <w:rPr>
-            <w:rStyle w:val="Lienhypertexte"/>
-          </w:rPr>
-          <w:t>Méthodologie git</w:t>
-        </w:r>
-        <w:r>
-          <w:tab/>
-        </w:r>
-        <w:r>
-          <w:fldChar w:fldCharType="begin"/>
-        </w:r>
-        <w:r>
-          <w:instrText>PAGEREF _Toc1167981534 \h</w:instrText>
-        </w:r>
-        <w:r>
-          <w:fldChar w:fldCharType="separate"/>
-        </w:r>
-        <w:r>
-          <w:rPr>
-            <w:rStyle w:val="Lienhypertexte"/>
-          </w:rPr>
-          <w:t>17</w:t>
-        </w:r>
-        <w:r>
-          <w:fldChar w:fldCharType="end"/>
-        </w:r>
-      </w:hyperlink>
-    </w:p>
-    <w:p>
-      <w:pPr>
-        <w:pStyle w:val="TM2"/>
-        <w:tabs>
-          <w:tab w:val="left" w:pos="600"/>
-          <w:tab w:val="right" w:leader="dot" w:pos="9060"/>
-        </w:tabs>
-      </w:pPr>
-      <w:hyperlink w:anchor="_Toc125038653">
-        <w:r>
-          <w:rPr>
-            <w:rStyle w:val="Lienhypertexte"/>
-          </w:rPr>
-          <w:t>5.5</w:t>
-        </w:r>
-        <w:r>
-          <w:tab/>
-        </w:r>
-        <w:r>
-          <w:rPr>
-            <w:rStyle w:val="Lienhypertexte"/>
-          </w:rPr>
-          <w:t>Annexes</w:t>
-        </w:r>
-        <w:r>
-          <w:tab/>
-        </w:r>
-        <w:r>
-          <w:fldChar w:fldCharType="begin"/>
-        </w:r>
-        <w:r>
-          <w:instrText>PAGEREF _Toc125038653 \h</w:instrText>
-        </w:r>
-        <w:r>
-          <w:fldChar w:fldCharType="separate"/>
-        </w:r>
-        <w:r>
-          <w:rPr>
-            <w:rStyle w:val="Lienhypertexte"/>
-          </w:rPr>
-          <w:t>18</w:t>
-        </w:r>
-        <w:r>
-          <w:fldChar w:fldCharType="end"/>
-        </w:r>
-      </w:hyperlink>
-    </w:p>
-    <w:p>
-      <w:pPr>
-        <w:pStyle w:val="TM3"/>
-        <w:tabs>
-          <w:tab w:val="left" w:pos="990"/>
-          <w:tab w:val="right" w:leader="dot" w:pos="9060"/>
-        </w:tabs>
-      </w:pPr>
-      <w:hyperlink w:anchor="_Toc1013683971">
-        <w:r>
-          <w:rPr>
-            <w:rStyle w:val="Lienhypertexte"/>
-          </w:rPr>
-          <w:t>5.5.1</w:t>
-        </w:r>
-        <w:r>
-          <w:tab/>
-        </w:r>
-        <w:r>
-          <w:rPr>
-            <w:rStyle w:val="Lienhypertexte"/>
-          </w:rPr>
-          <w:t>Webographie</w:t>
-        </w:r>
-        <w:r>
-          <w:tab/>
-        </w:r>
-        <w:r>
-          <w:fldChar w:fldCharType="begin"/>
-        </w:r>
-        <w:r>
-          <w:instrText>PAGEREF _Toc1013683971 \h</w:instrText>
-        </w:r>
-        <w:r>
-          <w:fldChar w:fldCharType="separate"/>
-        </w:r>
-        <w:r>
-          <w:rPr>
-            <w:rStyle w:val="Lienhypertexte"/>
-          </w:rPr>
-          <w:t>18</w:t>
-        </w:r>
-        <w:r>
-          <w:fldChar w:fldCharType="end"/>
-        </w:r>
-      </w:hyperlink>
-    </w:p>
-    <w:p>
-      <w:pPr>
-        <w:pStyle w:val="TM3"/>
-        <w:tabs>
-          <w:tab w:val="left" w:pos="990"/>
-          <w:tab w:val="right" w:leader="dot" w:pos="9060"/>
-        </w:tabs>
-      </w:pPr>
-      <w:hyperlink w:anchor="_Toc521542759">
-        <w:r>
-          <w:rPr>
-            <w:rStyle w:val="Lienhypertexte"/>
-          </w:rPr>
-          <w:t>5.5.2</w:t>
-        </w:r>
-        <w:r>
-          <w:tab/>
-        </w:r>
-        <w:r>
-          <w:rPr>
-            <w:rStyle w:val="Lienhypertexte"/>
-          </w:rPr>
-          <w:t>Bibliographie</w:t>
-        </w:r>
-        <w:r>
-          <w:tab/>
-        </w:r>
-        <w:r>
-          <w:fldChar w:fldCharType="begin"/>
-        </w:r>
-        <w:r>
-          <w:instrText>PAGEREF _Toc521542759 \h</w:instrText>
-        </w:r>
-        <w:r>
-          <w:fldChar w:fldCharType="separate"/>
-        </w:r>
-        <w:r>
-          <w:rPr>
-            <w:rStyle w:val="Lienhypertexte"/>
-          </w:rPr>
-          <w:t>18</w:t>
-        </w:r>
-        <w:r>
-          <w:fldChar w:fldCharType="end"/>
-        </w:r>
-      </w:hyperlink>
-    </w:p>
-    <w:p>
-      <w:pPr>
-        <w:pStyle w:val="TM3"/>
-        <w:tabs>
-          <w:tab w:val="left" w:pos="990"/>
-          <w:tab w:val="right" w:leader="dot" w:pos="9060"/>
-        </w:tabs>
-      </w:pPr>
-      <w:hyperlink w:anchor="_Toc507616438">
-        <w:r>
-          <w:rPr>
-            <w:rStyle w:val="Lienhypertexte"/>
-          </w:rPr>
-          <w:t>5.5.3</w:t>
-        </w:r>
-        <w:r>
-          <w:tab/>
-        </w:r>
-        <w:r>
-          <w:rPr>
-            <w:rStyle w:val="Lienhypertexte"/>
-          </w:rPr>
-          <w:t>Glossaire</w:t>
-        </w:r>
-        <w:r>
-          <w:tab/>
-        </w:r>
-        <w:r>
-          <w:fldChar w:fldCharType="begin"/>
-        </w:r>
-        <w:r>
-          <w:instrText>PAGEREF _Toc507616438 \h</w:instrText>
-        </w:r>
-        <w:r>
-          <w:fldChar w:fldCharType="separate"/>
-        </w:r>
-        <w:r>
-          <w:rPr>
-            <w:rStyle w:val="Lienhypertexte"/>
-          </w:rPr>
-          <w:t>18</w:t>
-        </w:r>
-        <w:r>
-          <w:fldChar w:fldCharType="end"/>
-        </w:r>
-      </w:hyperlink>
       <w:r>
         <w:fldChar w:fldCharType="end"/>
       </w:r>
@@ -2530,7 +3108,7 @@
       <w:pPr>
         <w:pStyle w:val="Titre1"/>
       </w:pPr>
-      <w:bookmarkStart w:id="0" w:name="_Toc1696432660"/>
+      <w:bookmarkStart w:id="0" w:name="_Toc230171009"/>
       <w:r>
         <w:lastRenderedPageBreak/>
         <w:t>Introduction</w:t>
@@ -2546,9 +3124,9 @@
       <w:pPr>
         <w:pStyle w:val="Titre2"/>
       </w:pPr>
-      <w:bookmarkStart w:id="1" w:name="_Toc566405362"/>
-      <w:bookmarkStart w:id="2" w:name="_Toc532179969"/>
-      <w:bookmarkStart w:id="3" w:name="_Toc165969639"/>
+      <w:bookmarkStart w:id="1" w:name="_Toc532179969"/>
+      <w:bookmarkStart w:id="2" w:name="_Toc165969639"/>
+      <w:bookmarkStart w:id="3" w:name="_Toc230171010"/>
       <w:r>
         <w:t>T</w:t>
       </w:r>
@@ -2558,7 +3136,7 @@
       <w:r>
         <w:t>e</w:t>
       </w:r>
-      <w:bookmarkEnd w:id="1"/>
+      <w:bookmarkEnd w:id="3"/>
     </w:p>
     <w:p>
       <w:pPr>
@@ -2582,7 +3160,7 @@
       <w:pPr>
         <w:pStyle w:val="Titre2"/>
       </w:pPr>
-      <w:bookmarkStart w:id="4" w:name="_Toc451384602"/>
+      <w:bookmarkStart w:id="4" w:name="_Toc230171011"/>
       <w:r>
         <w:t>Description</w:t>
       </w:r>
@@ -2620,7 +3198,7 @@
       <w:pPr>
         <w:pStyle w:val="Titre2"/>
       </w:pPr>
-      <w:bookmarkStart w:id="5" w:name="_Toc62910720"/>
+      <w:bookmarkStart w:id="5" w:name="_Toc230171012"/>
       <w:r>
         <w:t>Matériel et logiciels à disposition</w:t>
       </w:r>
@@ -2706,7 +3284,7 @@
       <w:pPr>
         <w:pStyle w:val="Titre2"/>
       </w:pPr>
-      <w:bookmarkStart w:id="6" w:name="_Toc751188451"/>
+      <w:bookmarkStart w:id="6" w:name="_Toc230171013"/>
       <w:r>
         <w:t>P</w:t>
       </w:r>
@@ -2773,9 +3351,9 @@
       <w:pPr>
         <w:pStyle w:val="Titre1"/>
       </w:pPr>
-      <w:bookmarkStart w:id="7" w:name="_Toc537232501"/>
+      <w:bookmarkStart w:id="7" w:name="_Toc230171014"/>
+      <w:bookmarkEnd w:id="1"/>
       <w:bookmarkEnd w:id="2"/>
-      <w:bookmarkEnd w:id="3"/>
       <w:r>
         <w:lastRenderedPageBreak/>
         <w:t>Réalisation</w:t>
@@ -2786,7 +3364,7 @@
       <w:pPr>
         <w:pStyle w:val="Titre2"/>
       </w:pPr>
-      <w:bookmarkStart w:id="8" w:name="_Toc1098668325"/>
+      <w:bookmarkStart w:id="8" w:name="_Toc230171015"/>
       <w:r>
         <w:t>Fonctionnalités demandées</w:t>
       </w:r>
@@ -2796,9 +3374,11 @@
       <w:pPr>
         <w:pStyle w:val="Titre3"/>
       </w:pPr>
+      <w:bookmarkStart w:id="9" w:name="_Toc230171016"/>
       <w:r>
         <w:t>(1) Frontend : page de login</w:t>
       </w:r>
+      <w:bookmarkEnd w:id="9"/>
     </w:p>
     <w:p>
       <w:pPr>
@@ -2837,9 +3417,11 @@
       <w:pPr>
         <w:pStyle w:val="Titre3"/>
       </w:pPr>
+      <w:bookmarkStart w:id="10" w:name="_Toc230171017"/>
       <w:r>
         <w:t>(2) Frontend : page inscription</w:t>
       </w:r>
+      <w:bookmarkEnd w:id="10"/>
     </w:p>
     <w:p>
       <w:pPr>
@@ -2910,6 +3492,9 @@
         <w:pStyle w:val="Retraitcorpsdetexte3"/>
       </w:pPr>
       <w:r>
+        <w:rPr>
+          <w:noProof/>
+        </w:rPr>
         <w:drawing>
           <wp:inline distT="0" distB="0" distL="0" distR="0" wp14:anchorId="75C23B2D" wp14:editId="37653412">
             <wp:extent cx="5125165" cy="2762636"/>
@@ -2986,6 +3571,7 @@
       <w:pPr>
         <w:pStyle w:val="Titre3"/>
       </w:pPr>
+      <w:bookmarkStart w:id="11" w:name="_Toc230171018"/>
       <w:r>
         <w:t xml:space="preserve">(3) </w:t>
       </w:r>
@@ -2995,6 +3581,7 @@
       <w:r>
         <w:t>emplacer les pass en clair</w:t>
       </w:r>
+      <w:bookmarkEnd w:id="11"/>
     </w:p>
     <w:p>
       <w:pPr>
@@ -3008,9 +3595,11 @@
       <w:pPr>
         <w:pStyle w:val="Titre3"/>
       </w:pPr>
+      <w:bookmarkStart w:id="12" w:name="_Toc230171019"/>
       <w:r>
         <w:t>(4) Ajout du sel</w:t>
       </w:r>
+      <w:bookmarkEnd w:id="12"/>
     </w:p>
     <w:p>
       <w:pPr>
@@ -3031,6 +3620,9 @@
         <w:pStyle w:val="Retraitcorpsdetexte3"/>
       </w:pPr>
       <w:r>
+        <w:rPr>
+          <w:noProof/>
+        </w:rPr>
         <w:lastRenderedPageBreak/>
         <w:drawing>
           <wp:inline distT="0" distB="0" distL="0" distR="0" wp14:anchorId="747AC139" wp14:editId="2453AA3C">
@@ -3073,9 +3665,11 @@
       <w:pPr>
         <w:pStyle w:val="Titre3"/>
       </w:pPr>
+      <w:bookmarkStart w:id="13" w:name="_Toc230171020"/>
       <w:r>
         <w:t>(5) Ajout du poivre</w:t>
       </w:r>
+      <w:bookmarkEnd w:id="13"/>
     </w:p>
     <w:p>
       <w:pPr>
@@ -3085,6 +3679,9 @@
         <w:t xml:space="preserve">Premièrement on se doit de crée le poivre dans le fichier .env qui est une chaine de charactère normalement générer aléatoirement </w:t>
       </w:r>
       <w:r>
+        <w:rPr>
+          <w:noProof/>
+        </w:rPr>
         <w:drawing>
           <wp:inline distT="0" distB="0" distL="0" distR="0" wp14:anchorId="3FCE8FEC" wp14:editId="72741930">
             <wp:extent cx="4163006" cy="171474"/>
@@ -3141,6 +3738,9 @@
         <w:pStyle w:val="Retraitcorpsdetexte3"/>
       </w:pPr>
       <w:r>
+        <w:rPr>
+          <w:noProof/>
+        </w:rPr>
         <w:drawing>
           <wp:inline distT="0" distB="0" distL="0" distR="0" wp14:anchorId="39A0B368" wp14:editId="650F7A71">
             <wp:extent cx="4972744" cy="523948"/>
@@ -3197,6 +3797,9 @@
         <w:pStyle w:val="Retraitcorpsdetexte3"/>
       </w:pPr>
       <w:r>
+        <w:rPr>
+          <w:noProof/>
+        </w:rPr>
         <w:drawing>
           <wp:inline distT="0" distB="0" distL="0" distR="0" wp14:anchorId="6EC87731" wp14:editId="1B9181C6">
             <wp:extent cx="5506218" cy="447737"/>
@@ -3243,6 +3846,7 @@
       <w:pPr>
         <w:pStyle w:val="Titre3"/>
       </w:pPr>
+      <w:bookmarkStart w:id="14" w:name="_Toc230171021"/>
       <w:r>
         <w:t xml:space="preserve">(6) </w:t>
       </w:r>
@@ -3252,6 +3856,7 @@
       <w:r>
         <w:t xml:space="preserve"> requêtes / injection</w:t>
       </w:r>
+      <w:bookmarkEnd w:id="14"/>
     </w:p>
     <w:p>
       <w:pPr>
@@ -3294,6 +3899,9 @@
         <w:pStyle w:val="Retraitcorpsdetexte3"/>
       </w:pPr>
       <w:r>
+        <w:rPr>
+          <w:noProof/>
+        </w:rPr>
         <w:drawing>
           <wp:inline distT="0" distB="0" distL="0" distR="0" wp14:anchorId="0E127A0E" wp14:editId="6AB3630C">
             <wp:extent cx="5759450" cy="903605"/>
@@ -3340,9 +3948,11 @@
       <w:pPr>
         <w:pStyle w:val="Titre3"/>
       </w:pPr>
+      <w:bookmarkStart w:id="15" w:name="_Toc230171022"/>
       <w:r>
         <w:t>(7) implémenter le JWT</w:t>
       </w:r>
+      <w:bookmarkEnd w:id="15"/>
     </w:p>
     <w:p>
       <w:pPr>
@@ -3357,6 +3967,9 @@
         <w:pStyle w:val="Retraitcorpsdetexte3"/>
       </w:pPr>
       <w:r>
+        <w:rPr>
+          <w:noProof/>
+        </w:rPr>
         <w:drawing>
           <wp:inline distT="0" distB="0" distL="0" distR="0" wp14:anchorId="56A19044" wp14:editId="0F2872AC">
             <wp:extent cx="2991267" cy="2276793"/>
@@ -3408,6 +4021,9 @@
         <w:pStyle w:val="Retraitcorpsdetexte3"/>
       </w:pPr>
       <w:r>
+        <w:rPr>
+          <w:noProof/>
+        </w:rPr>
         <w:drawing>
           <wp:inline distT="0" distB="0" distL="0" distR="0" wp14:anchorId="1E5B168A" wp14:editId="277C7FD4">
             <wp:extent cx="2886478" cy="933580"/>
@@ -3458,6 +4074,9 @@
         <w:pStyle w:val="Retraitcorpsdetexte3"/>
       </w:pPr>
       <w:r>
+        <w:rPr>
+          <w:noProof/>
+        </w:rPr>
         <w:drawing>
           <wp:inline distT="0" distB="0" distL="0" distR="0" wp14:anchorId="745AE769" wp14:editId="1DEE6BAB">
             <wp:extent cx="5759450" cy="3781425"/>
@@ -3508,6 +4127,9 @@
         <w:pStyle w:val="Retraitcorpsdetexte3"/>
       </w:pPr>
       <w:r>
+        <w:rPr>
+          <w:noProof/>
+        </w:rPr>
         <w:drawing>
           <wp:inline distT="0" distB="0" distL="0" distR="0" wp14:anchorId="7714724C" wp14:editId="6671BB27">
             <wp:extent cx="3458058" cy="228632"/>
@@ -3549,9 +4171,11 @@
       <w:pPr>
         <w:pStyle w:val="Titre3"/>
       </w:pPr>
+      <w:bookmarkStart w:id="16" w:name="_Toc230171023"/>
       <w:r>
         <w:t>(8) Ajouter rôles dans JWT et protéger les routes admins.</w:t>
       </w:r>
+      <w:bookmarkEnd w:id="16"/>
     </w:p>
     <w:p>
       <w:pPr>
@@ -3578,6 +4202,9 @@
         <w:pStyle w:val="Retraitcorpsdetexte3"/>
       </w:pPr>
       <w:r>
+        <w:rPr>
+          <w:noProof/>
+        </w:rPr>
         <w:drawing>
           <wp:inline distT="0" distB="0" distL="0" distR="0" wp14:anchorId="63E440F3" wp14:editId="469CA7C8">
             <wp:extent cx="2333951" cy="1257475"/>
@@ -3640,6 +4267,9 @@
         <w:pStyle w:val="Retraitcorpsdetexte3"/>
       </w:pPr>
       <w:r>
+        <w:rPr>
+          <w:noProof/>
+        </w:rPr>
         <w:lastRenderedPageBreak/>
         <w:drawing>
           <wp:inline distT="0" distB="0" distL="0" distR="0" wp14:anchorId="0CB051E2" wp14:editId="2CF57D1F">
@@ -3691,6 +4321,9 @@
         <w:pStyle w:val="Retraitcorpsdetexte3"/>
       </w:pPr>
       <w:r>
+        <w:rPr>
+          <w:noProof/>
+        </w:rPr>
         <w:drawing>
           <wp:inline distT="0" distB="0" distL="0" distR="0" wp14:anchorId="70CD8DD9" wp14:editId="18C7B532">
             <wp:extent cx="5134692" cy="381053"/>
@@ -3732,12 +4365,14 @@
       <w:pPr>
         <w:pStyle w:val="Titre3"/>
       </w:pPr>
+      <w:bookmarkStart w:id="17" w:name="_Toc230171024"/>
       <w:r>
         <w:t xml:space="preserve">(9) </w:t>
       </w:r>
       <w:r>
         <w:t xml:space="preserve"> Https</w:t>
       </w:r>
+      <w:bookmarkEnd w:id="17"/>
     </w:p>
     <w:p>
       <w:pPr>
@@ -3776,6 +4411,9 @@
         <w:jc w:val="left"/>
       </w:pPr>
       <w:r>
+        <w:rPr>
+          <w:noProof/>
+        </w:rPr>
         <w:drawing>
           <wp:inline distT="0" distB="0" distL="0" distR="0" wp14:anchorId="37514B1D" wp14:editId="40967D0A">
             <wp:extent cx="5759450" cy="2171065"/>
@@ -3837,6 +4475,9 @@
         <w:jc w:val="left"/>
       </w:pPr>
       <w:r>
+        <w:rPr>
+          <w:noProof/>
+        </w:rPr>
         <w:drawing>
           <wp:inline distT="0" distB="0" distL="0" distR="0" wp14:anchorId="6B75C9E9" wp14:editId="20CFD5ED">
             <wp:extent cx="2867425" cy="952633"/>
@@ -3893,10 +4534,12 @@
       <w:pPr>
         <w:pStyle w:val="Titre3"/>
       </w:pPr>
+      <w:bookmarkStart w:id="18" w:name="_Toc230171025"/>
       <w:r>
         <w:lastRenderedPageBreak/>
         <w:t>(10) politique de mots de passe</w:t>
       </w:r>
+      <w:bookmarkEnd w:id="18"/>
     </w:p>
     <w:p>
       <w:pPr>
@@ -3904,6 +4547,9 @@
         <w:ind w:left="1134"/>
       </w:pPr>
       <w:r>
+        <w:rPr>
+          <w:noProof/>
+        </w:rPr>
         <w:drawing>
           <wp:inline distT="0" distB="0" distL="0" distR="0" wp14:anchorId="5DC1CBE2" wp14:editId="7F11FB93">
             <wp:extent cx="5759450" cy="1821815"/>
@@ -4018,9 +4664,11 @@
       <w:pPr>
         <w:pStyle w:val="Titre3"/>
       </w:pPr>
+      <w:bookmarkStart w:id="19" w:name="_Toc230171026"/>
       <w:r>
         <w:t>(11) Limiter la durée du token JWT</w:t>
       </w:r>
+      <w:bookmarkEnd w:id="19"/>
     </w:p>
     <w:p>
       <w:pPr>
@@ -4109,9 +4757,11 @@
       <w:pPr>
         <w:pStyle w:val="Titre3"/>
       </w:pPr>
+      <w:bookmarkStart w:id="20" w:name="_Toc230171027"/>
       <w:r>
         <w:t>(12) Audit des dépendance NPM</w:t>
       </w:r>
+      <w:bookmarkEnd w:id="20"/>
     </w:p>
     <w:p>
       <w:pPr>
@@ -4147,6 +4797,462 @@
       <w:r>
         <w:t>Si nous voulons les corrigers nous pouvons utiliser « npm audit fix » ou « npm audit fix –force »</w:t>
       </w:r>
+    </w:p>
+    <w:p>
+      <w:pPr>
+        <w:pStyle w:val="Titre3"/>
+      </w:pPr>
+      <w:r>
+        <w:t xml:space="preserve">(15) </w:t>
+      </w:r>
+      <w:r>
+        <w:rPr>
+          <w:rFonts w:ascii="Aptos Narrow" w:hAnsi="Aptos Narrow" w:cs="Times New Roman"/>
+          <w:bCs w:val="0"/>
+          <w:i w:val="0"/>
+          <w:color w:val="242424"/>
+          <w:sz w:val="22"/>
+          <w:szCs w:val="22"/>
+          <w:shd w:val="clear" w:color="auto" w:fill="FFFFFF"/>
+        </w:rPr>
+        <w:t xml:space="preserve"> </w:t>
+      </w:r>
+      <w:r>
+        <w:t>Limiter le nb de tentatives de login</w:t>
+      </w:r>
+    </w:p>
+    <w:p>
+      <w:pPr>
+        <w:pStyle w:val="Retraitcorpsdetexte3"/>
+      </w:pPr>
+      <w:r>
+        <w:t>Pour cette étape on va rajouter 3 champs dans notre table user.</w:t>
+      </w:r>
+    </w:p>
+    <w:p>
+      <w:pPr>
+        <w:pStyle w:val="Retraitcorpsdetexte3"/>
+      </w:pPr>
+      <w:r>
+        <w:drawing>
+          <wp:inline distT="0" distB="0" distL="0" distR="0" wp14:anchorId="4E0654F9" wp14:editId="63F6AE38">
+            <wp:extent cx="3248478" cy="800212"/>
+            <wp:effectExtent l="0" t="0" r="0" b="0"/>
+            <wp:docPr id="1302635360" name="Image 1"/>
+            <wp:cNvGraphicFramePr>
+              <a:graphicFrameLocks xmlns:a="http://schemas.openxmlformats.org/drawingml/2006/main" noChangeAspect="1"/>
+            </wp:cNvGraphicFramePr>
+            <a:graphic xmlns:a="http://schemas.openxmlformats.org/drawingml/2006/main">
+              <a:graphicData uri="http://schemas.openxmlformats.org/drawingml/2006/picture">
+                <pic:pic xmlns:pic="http://schemas.openxmlformats.org/drawingml/2006/picture">
+                  <pic:nvPicPr>
+                    <pic:cNvPr id="1302635360" name=""/>
+                    <pic:cNvPicPr/>
+                  </pic:nvPicPr>
+                  <pic:blipFill>
+                    <a:blip r:embed="rId29"/>
+                    <a:stretch>
+                      <a:fillRect/>
+                    </a:stretch>
+                  </pic:blipFill>
+                  <pic:spPr>
+                    <a:xfrm>
+                      <a:off x="0" y="0"/>
+                      <a:ext cx="3248478" cy="800212"/>
+                    </a:xfrm>
+                    <a:prstGeom prst="rect">
+                      <a:avLst/>
+                    </a:prstGeom>
+                  </pic:spPr>
+                </pic:pic>
+              </a:graphicData>
+            </a:graphic>
+          </wp:inline>
+        </w:drawing>
+      </w:r>
+    </w:p>
+    <w:p>
+      <w:pPr>
+        <w:pStyle w:val="Retraitcorpsdetexte3"/>
+      </w:pPr>
+    </w:p>
+    <w:p>
+      <w:pPr>
+        <w:pStyle w:val="Retraitcorpsdetexte3"/>
+        <w:numPr>
+          <w:ilvl w:val="0"/>
+          <w:numId w:val="55"/>
+        </w:numPr>
+        <w:jc w:val="left"/>
+      </w:pPr>
+      <w:r>
+        <w:lastRenderedPageBreak/>
+        <w:t>login_attempts  : Ce champ fait office de compteur d'échecs. Il comptabilise le nombre de tentatives de connexion ratées au sein d'une même minute glissante, et accumule les échecs globaux pour détecter si le seuil critique des 15 tentatives d'affilée est atteint.</w:t>
+      </w:r>
+    </w:p>
+    <w:p>
+      <w:pPr>
+        <w:pStyle w:val="Retraitcorpsdetexte3"/>
+        <w:numPr>
+          <w:ilvl w:val="0"/>
+          <w:numId w:val="55"/>
+        </w:numPr>
+        <w:jc w:val="left"/>
+      </w:pPr>
+      <w:r>
+        <w:t>lock_until : Ce champ définit l</w:t>
+      </w:r>
+      <w:r>
+        <w:t xml:space="preserve">e temps </w:t>
+      </w:r>
+      <w:r>
+        <w:t xml:space="preserve">d'exclusion de l'utilisateur. Il stocke la date et l'heure exactes jusqu'auxquelles le compte refuse </w:t>
+      </w:r>
+      <w:r>
+        <w:t xml:space="preserve">toute </w:t>
+      </w:r>
+      <w:r>
+        <w:t>connexion</w:t>
+      </w:r>
+      <w:r>
+        <w:t xml:space="preserve"> (que ce soit pour une pénalité de 1 minute ou de 15 minutes). Tant que l'heure actuelle est inférieure à cette valeur, l'accès reste </w:t>
+      </w:r>
+      <w:r>
+        <w:t>impossible</w:t>
+      </w:r>
+      <w:r>
+        <w:t>.</w:t>
+      </w:r>
+    </w:p>
+    <w:p>
+      <w:pPr>
+        <w:pStyle w:val="Retraitcorpsdetexte3"/>
+        <w:numPr>
+          <w:ilvl w:val="0"/>
+          <w:numId w:val="55"/>
+        </w:numPr>
+        <w:jc w:val="left"/>
+      </w:pPr>
+      <w:r>
+        <w:t xml:space="preserve">first_failed_attempt : Ce champ sert de </w:t>
+      </w:r>
+      <w:r>
+        <w:t>chronomètre</w:t>
+      </w:r>
+      <w:r>
+        <w:t>). Il enregistre le timestamp précis du tout premier échec d'une nouvelle série. C'est lui qui permet au serveur de calculer si les 5 tentatives suivantes se produisent dans l'intervalle de la même minute.</w:t>
+      </w:r>
+    </w:p>
+    <w:p>
+      <w:pPr>
+        <w:pStyle w:val="Retraitcorpsdetexte3"/>
+        <w:ind w:left="2534"/>
+        <w:jc w:val="left"/>
+      </w:pPr>
+    </w:p>
+    <w:p>
+      <w:pPr>
+        <w:pStyle w:val="Retraitcorpsdetexte3"/>
+      </w:pPr>
+      <w:r>
+        <w:t>Pour limiter le nombre de tentatives infructueuses, nous créons une logique avec les trois champs créés précédemment, nous permettant notamment de bloquer le compte 15 minutes si le nombre de tentatives fausses atteint 15.</w:t>
+      </w:r>
+    </w:p>
+    <w:p>
+      <w:pPr>
+        <w:pStyle w:val="Retraitcorpsdetexte3"/>
+      </w:pPr>
+      <w:r>
+        <w:t>Pour cela c’est assez simple, dans le authController.js nous récupérons la valeur actuelle de login_attempts pour l'incrémenter de 1, et quand ce champ atteint 15, nous bloquons temporairement la connexion.</w:t>
+      </w:r>
+    </w:p>
+    <w:p>
+      <w:pPr>
+        <w:pStyle w:val="Retraitcorpsdetexte3"/>
+        <w:jc w:val="left"/>
+      </w:pPr>
+    </w:p>
+    <w:p>
+      <w:pPr>
+        <w:pStyle w:val="Retraitcorpsdetexte3"/>
+        <w:jc w:val="left"/>
+      </w:pPr>
+      <w:r>
+        <w:t>Code :</w:t>
+      </w:r>
+    </w:p>
+    <w:p>
+      <w:pPr>
+        <w:pStyle w:val="Retraitcorpsdetexte3"/>
+        <w:jc w:val="left"/>
+      </w:pPr>
+      <w:r>
+        <w:t>On définie une variables qui vas être push pour incrémenter le nombre d’essais de 1 :</w:t>
+      </w:r>
+    </w:p>
+    <w:p>
+      <w:pPr>
+        <w:pStyle w:val="Retraitcorpsdetexte3"/>
+      </w:pPr>
+      <w:r>
+        <w:drawing>
+          <wp:inline distT="0" distB="0" distL="0" distR="0" wp14:anchorId="1826F418" wp14:editId="296EED59">
+            <wp:extent cx="3496163" cy="228632"/>
+            <wp:effectExtent l="0" t="0" r="0" b="0"/>
+            <wp:docPr id="2068248573" name="Image 1"/>
+            <wp:cNvGraphicFramePr>
+              <a:graphicFrameLocks xmlns:a="http://schemas.openxmlformats.org/drawingml/2006/main" noChangeAspect="1"/>
+            </wp:cNvGraphicFramePr>
+            <a:graphic xmlns:a="http://schemas.openxmlformats.org/drawingml/2006/main">
+              <a:graphicData uri="http://schemas.openxmlformats.org/drawingml/2006/picture">
+                <pic:pic xmlns:pic="http://schemas.openxmlformats.org/drawingml/2006/picture">
+                  <pic:nvPicPr>
+                    <pic:cNvPr id="2068248573" name=""/>
+                    <pic:cNvPicPr/>
+                  </pic:nvPicPr>
+                  <pic:blipFill>
+                    <a:blip r:embed="rId30"/>
+                    <a:stretch>
+                      <a:fillRect/>
+                    </a:stretch>
+                  </pic:blipFill>
+                  <pic:spPr>
+                    <a:xfrm>
+                      <a:off x="0" y="0"/>
+                      <a:ext cx="3496163" cy="228632"/>
+                    </a:xfrm>
+                    <a:prstGeom prst="rect">
+                      <a:avLst/>
+                    </a:prstGeom>
+                  </pic:spPr>
+                </pic:pic>
+              </a:graphicData>
+            </a:graphic>
+          </wp:inline>
+        </w:drawing>
+      </w:r>
+    </w:p>
+    <w:p>
+      <w:pPr>
+        <w:pStyle w:val="Retraitcorpsdetexte3"/>
+      </w:pPr>
+    </w:p>
+    <w:p>
+      <w:pPr>
+        <w:pStyle w:val="Retraitcorpsdetexte3"/>
+      </w:pPr>
+      <w:r>
+        <w:t xml:space="preserve">Ensuite on vérifie si la </w:t>
+      </w:r>
+      <w:proofErr w:type="spellStart"/>
+      <w:r>
+        <w:t>varibalble</w:t>
+      </w:r>
+      <w:proofErr w:type="spellEnd"/>
+      <w:r>
+        <w:t xml:space="preserve"> </w:t>
+      </w:r>
+      <w:proofErr w:type="spellStart"/>
+      <w:r>
+        <w:t>newAttemps</w:t>
+      </w:r>
+      <w:proofErr w:type="spellEnd"/>
+      <w:r>
+        <w:t xml:space="preserve"> a une valeur de 15 ou plus. </w:t>
+      </w:r>
+      <w:r>
+        <w:br/>
+        <w:t xml:space="preserve">si oui, on </w:t>
+      </w:r>
+      <w:proofErr w:type="spellStart"/>
+      <w:r>
+        <w:t>définie</w:t>
+      </w:r>
+      <w:proofErr w:type="spellEnd"/>
+      <w:r>
+        <w:t xml:space="preserve"> une variable </w:t>
+      </w:r>
+      <w:proofErr w:type="spellStart"/>
+      <w:r>
+        <w:t>dateFin</w:t>
+      </w:r>
+      <w:proofErr w:type="spellEnd"/>
+      <w:r>
+        <w:t xml:space="preserve"> qui vas être insérer dans la table </w:t>
+      </w:r>
+      <w:proofErr w:type="spellStart"/>
+      <w:r>
+        <w:t>users</w:t>
+      </w:r>
+      <w:proofErr w:type="spellEnd"/>
+      <w:r>
+        <w:t xml:space="preserve"> qui contiendra jusqu’à quand l’user n’aura pas le droit de tenter de faire </w:t>
+      </w:r>
+      <w:proofErr w:type="spellStart"/>
+      <w:r>
+        <w:t>quelquonque</w:t>
+      </w:r>
+      <w:proofErr w:type="spellEnd"/>
+      <w:r>
+        <w:t xml:space="preserve"> requête.</w:t>
+      </w:r>
+    </w:p>
+    <w:p>
+      <w:pPr>
+        <w:pStyle w:val="Retraitcorpsdetexte3"/>
+      </w:pPr>
+      <w:r>
+        <w:t xml:space="preserve">Ensuite la requête </w:t>
+      </w:r>
+      <w:proofErr w:type="spellStart"/>
+      <w:r>
+        <w:t>dateFin</w:t>
+      </w:r>
+      <w:proofErr w:type="spellEnd"/>
+      <w:r>
+        <w:t xml:space="preserve"> est additionner avec 15 minutes </w:t>
+      </w:r>
+      <w:proofErr w:type="spellStart"/>
+      <w:r>
+        <w:t>supplementaire</w:t>
+      </w:r>
+      <w:proofErr w:type="spellEnd"/>
+      <w:r>
+        <w:t xml:space="preserve"> on reset le nombre d’essaie a 0 et </w:t>
+      </w:r>
+      <w:proofErr w:type="spellStart"/>
+      <w:r>
+        <w:t>firstFai</w:t>
+      </w:r>
+      <w:r>
+        <w:t>l</w:t>
+      </w:r>
+      <w:r>
+        <w:t>ed</w:t>
+      </w:r>
+      <w:proofErr w:type="spellEnd"/>
+      <w:r>
+        <w:t xml:space="preserve"> a </w:t>
+      </w:r>
+      <w:proofErr w:type="spellStart"/>
+      <w:r>
+        <w:t>null</w:t>
+      </w:r>
+      <w:proofErr w:type="spellEnd"/>
+      <w:r>
+        <w:t>.</w:t>
+      </w:r>
+    </w:p>
+    <w:p>
+      <w:pPr>
+        <w:pStyle w:val="Retraitcorpsdetexte3"/>
+      </w:pPr>
+      <w:r>
+        <w:drawing>
+          <wp:inline distT="0" distB="0" distL="0" distR="0" wp14:anchorId="49599430" wp14:editId="0C96DC9E">
+            <wp:extent cx="3781953" cy="1419423"/>
+            <wp:effectExtent l="0" t="0" r="9525" b="9525"/>
+            <wp:docPr id="2106914911" name="Image 1"/>
+            <wp:cNvGraphicFramePr>
+              <a:graphicFrameLocks xmlns:a="http://schemas.openxmlformats.org/drawingml/2006/main" noChangeAspect="1"/>
+            </wp:cNvGraphicFramePr>
+            <a:graphic xmlns:a="http://schemas.openxmlformats.org/drawingml/2006/main">
+              <a:graphicData uri="http://schemas.openxmlformats.org/drawingml/2006/picture">
+                <pic:pic xmlns:pic="http://schemas.openxmlformats.org/drawingml/2006/picture">
+                  <pic:nvPicPr>
+                    <pic:cNvPr id="2106914911" name=""/>
+                    <pic:cNvPicPr/>
+                  </pic:nvPicPr>
+                  <pic:blipFill>
+                    <a:blip r:embed="rId31"/>
+                    <a:stretch>
+                      <a:fillRect/>
+                    </a:stretch>
+                  </pic:blipFill>
+                  <pic:spPr>
+                    <a:xfrm>
+                      <a:off x="0" y="0"/>
+                      <a:ext cx="3781953" cy="1419423"/>
+                    </a:xfrm>
+                    <a:prstGeom prst="rect">
+                      <a:avLst/>
+                    </a:prstGeom>
+                  </pic:spPr>
+                </pic:pic>
+              </a:graphicData>
+            </a:graphic>
+          </wp:inline>
+        </w:drawing>
+      </w:r>
+    </w:p>
+    <w:p>
+      <w:pPr>
+        <w:pStyle w:val="Retraitcorpsdetexte3"/>
+      </w:pPr>
+    </w:p>
+    <w:p>
+      <w:pPr>
+        <w:pStyle w:val="Retraitcorpsdetexte3"/>
+      </w:pPr>
+      <w:r>
+        <w:t xml:space="preserve">Finalement si l’utilisateur veux se connecter on peux simplement refuser sa requête si le temps mis n’est pas </w:t>
+      </w:r>
+      <w:proofErr w:type="spellStart"/>
+      <w:r>
+        <w:t>échouler</w:t>
+      </w:r>
+      <w:proofErr w:type="spellEnd"/>
+      <w:r>
+        <w:t>.</w:t>
+      </w:r>
+    </w:p>
+    <w:p>
+      <w:pPr>
+        <w:pStyle w:val="Retraitcorpsdetexte3"/>
+      </w:pPr>
+      <w:r>
+        <w:lastRenderedPageBreak/>
+        <w:drawing>
+          <wp:inline distT="0" distB="0" distL="0" distR="0" wp14:anchorId="1B11FACF" wp14:editId="0BACB225">
+            <wp:extent cx="5759450" cy="1819910"/>
+            <wp:effectExtent l="0" t="0" r="0" b="8890"/>
+            <wp:docPr id="909104905" name="Image 1"/>
+            <wp:cNvGraphicFramePr>
+              <a:graphicFrameLocks xmlns:a="http://schemas.openxmlformats.org/drawingml/2006/main" noChangeAspect="1"/>
+            </wp:cNvGraphicFramePr>
+            <a:graphic xmlns:a="http://schemas.openxmlformats.org/drawingml/2006/main">
+              <a:graphicData uri="http://schemas.openxmlformats.org/drawingml/2006/picture">
+                <pic:pic xmlns:pic="http://schemas.openxmlformats.org/drawingml/2006/picture">
+                  <pic:nvPicPr>
+                    <pic:cNvPr id="909104905" name=""/>
+                    <pic:cNvPicPr/>
+                  </pic:nvPicPr>
+                  <pic:blipFill>
+                    <a:blip r:embed="rId32"/>
+                    <a:stretch>
+                      <a:fillRect/>
+                    </a:stretch>
+                  </pic:blipFill>
+                  <pic:spPr>
+                    <a:xfrm>
+                      <a:off x="0" y="0"/>
+                      <a:ext cx="5759450" cy="1819910"/>
+                    </a:xfrm>
+                    <a:prstGeom prst="rect">
+                      <a:avLst/>
+                    </a:prstGeom>
+                  </pic:spPr>
+                </pic:pic>
+              </a:graphicData>
+            </a:graphic>
+          </wp:inline>
+        </w:drawing>
+      </w:r>
+    </w:p>
+    <w:p>
+      <w:pPr>
+        <w:pStyle w:val="Retraitcorpsdetexte3"/>
+      </w:pPr>
     </w:p>
     <w:p>
       <w:pPr>
@@ -4159,200 +5265,95 @@
     </w:p>
     <w:p>
       <w:pPr>
+        <w:pStyle w:val="Titre1"/>
+      </w:pPr>
+      <w:bookmarkStart w:id="21" w:name="_Toc230171029"/>
+      <w:r>
+        <w:t>Conclusion</w:t>
+      </w:r>
+      <w:bookmarkEnd w:id="21"/>
+    </w:p>
+    <w:p>
+      <w:pPr>
         <w:pStyle w:val="Titre2"/>
       </w:pPr>
-      <w:bookmarkStart w:id="9" w:name="_Toc1090146091"/>
-      <w:r>
-        <w:t>Organisation du groupe</w:t>
-      </w:r>
-      <w:bookmarkEnd w:id="9"/>
+      <w:bookmarkStart w:id="22" w:name="_Toc230171030"/>
+      <w:r>
+        <w:t>Conclusion générale du projet</w:t>
+      </w:r>
+      <w:bookmarkEnd w:id="22"/>
     </w:p>
     <w:p>
       <w:pPr>
         <w:pStyle w:val="Retraitcorpsdetexte"/>
       </w:pPr>
       <w:r>
-        <w:t>Lors de ce projet, nous n’avons pas eu beaucoup de problèmes d’organisation, lorsque nous avons fini notre tâche en cours, on se concertait et on discutait de ce que cette personne pouvait faire ensuite pour faire avancer le projet.</w:t>
+        <w:t>Nous pensons que nous avons bien géré ce projet, car nous l’avons fini dans les temps, nous avons travaillé efficacement et toutes les fonctionnalités demandées ont été implémentées.</w:t>
       </w:r>
     </w:p>
     <w:p>
       <w:pPr>
         <w:pStyle w:val="Retraitcorpsdetexte"/>
       </w:pPr>
-      <w:r>
-        <w:t>Pour nous décider, nous nous sommes inspirés de notre Product Backlog.</w:t>
-      </w:r>
-    </w:p>
-    <w:p>
-      <w:pPr>
-        <w:pStyle w:val="Retraitcorpsdetexte"/>
-      </w:pPr>
-    </w:p>
-    <w:p>
-      <w:pPr>
-        <w:pStyle w:val="Titre1"/>
-      </w:pPr>
-      <w:bookmarkStart w:id="10" w:name="_Toc163509296"/>
-      <w:r>
-        <w:lastRenderedPageBreak/>
-        <w:t>Conclusion</w:t>
-      </w:r>
-      <w:bookmarkEnd w:id="10"/>
     </w:p>
     <w:p>
       <w:pPr>
         <w:pStyle w:val="Titre2"/>
       </w:pPr>
-      <w:bookmarkStart w:id="11" w:name="_Toc287518154"/>
-      <w:r>
-        <w:t>Conclusion générale du projet</w:t>
-      </w:r>
-      <w:bookmarkEnd w:id="11"/>
-    </w:p>
-    <w:p>
-      <w:pPr>
-        <w:pStyle w:val="Retraitcorpsdetexte"/>
-      </w:pPr>
-      <w:r>
-        <w:t>Nous pensons que nous avons bien géré ce projet, car nous l’avons fini dans les temps, nous avons travaillé efficacement et toutes les fonctionnalités demandées ont été implémentées.</w:t>
-      </w:r>
-    </w:p>
-    <w:p>
-      <w:pPr>
-        <w:pStyle w:val="Retraitcorpsdetexte"/>
-      </w:pPr>
+      <w:bookmarkStart w:id="23" w:name="_Toc230171031"/>
+      <w:r>
+        <w:t>Conclusion personnelle</w:t>
+      </w:r>
+      <w:bookmarkEnd w:id="23"/>
+    </w:p>
+    <w:p>
+      <w:pPr>
+        <w:pStyle w:val="Titre3"/>
+      </w:pPr>
+      <w:bookmarkStart w:id="24" w:name="_Toc230171032"/>
+      <w:r>
+        <w:t>Elias</w:t>
+      </w:r>
+      <w:bookmarkEnd w:id="24"/>
+    </w:p>
+    <w:p>
+      <w:pPr>
+        <w:pStyle w:val="Retraitcorpsdetexte3"/>
+      </w:pPr>
+      <w:r>
+        <w:t xml:space="preserve">J’ai trouvé le projet très </w:t>
+      </w:r>
+      <w:r>
+        <w:t>intéressant</w:t>
+      </w:r>
+      <w:r>
+        <w:t xml:space="preserve"> et </w:t>
+      </w:r>
+      <w:r>
+        <w:t>instructif.</w:t>
+      </w:r>
+      <w:r>
+        <w:t xml:space="preserve"> </w:t>
+      </w:r>
+      <w:r>
+        <w:t xml:space="preserve">J’ai apprécié pouvoir choisir sur </w:t>
+      </w:r>
+      <w:r>
+        <w:t>quelle tache</w:t>
+      </w:r>
+      <w:r>
+        <w:t xml:space="preserve"> travailler ou avancer et la liberté qui en découle !</w:t>
+      </w:r>
     </w:p>
     <w:p>
       <w:pPr>
         <w:pStyle w:val="Titre2"/>
       </w:pPr>
-      <w:bookmarkStart w:id="12" w:name="_Toc1869246466"/>
-      <w:r>
-        <w:t>Conclusion personnelle</w:t>
-      </w:r>
-      <w:bookmarkEnd w:id="12"/>
-    </w:p>
-    <w:p>
-      <w:pPr>
-        <w:pStyle w:val="Titre3"/>
-      </w:pPr>
-      <w:bookmarkStart w:id="13" w:name="_Toc505937671"/>
-      <w:r>
-        <w:t>Elias</w:t>
-      </w:r>
-      <w:bookmarkEnd w:id="13"/>
-    </w:p>
-    <w:p>
-      <w:pPr>
-        <w:pStyle w:val="Retraitcorpsdetexte3"/>
-      </w:pPr>
-      <w:r>
-        <w:t xml:space="preserve">J’ai trouvé le projet très </w:t>
-      </w:r>
-      <w:r>
-        <w:t>intéressant</w:t>
-      </w:r>
-      <w:r>
-        <w:t xml:space="preserve"> et </w:t>
-      </w:r>
-      <w:r>
-        <w:t>instructif.</w:t>
-      </w:r>
-      <w:r>
-        <w:t xml:space="preserve"> Le temps de notre cot</w:t>
-      </w:r>
-      <w:r>
-        <w:t>er</w:t>
-      </w:r>
-      <w:r>
-        <w:t xml:space="preserve"> a été </w:t>
-      </w:r>
-      <w:r>
-        <w:t>légèrement</w:t>
-      </w:r>
-      <w:r>
-        <w:t xml:space="preserve"> mal </w:t>
-      </w:r>
-      <w:r>
-        <w:t>gérer</w:t>
-      </w:r>
-      <w:r>
-        <w:t xml:space="preserve"> nous avions pris trop de temps sur les maquettes </w:t>
-      </w:r>
-      <w:r>
-        <w:t>mais</w:t>
-      </w:r>
-      <w:r>
-        <w:t xml:space="preserve"> avons bien </w:t>
-      </w:r>
-      <w:r>
-        <w:t>gérer</w:t>
-      </w:r>
-      <w:r>
-        <w:t xml:space="preserve"> </w:t>
-      </w:r>
-      <w:r>
-        <w:t>tout</w:t>
-      </w:r>
-      <w:r>
-        <w:t xml:space="preserve"> le reste que </w:t>
-      </w:r>
-      <w:r>
-        <w:t>ce</w:t>
-      </w:r>
-      <w:r>
-        <w:t xml:space="preserve"> </w:t>
-      </w:r>
-      <w:r>
-        <w:t>soit</w:t>
-      </w:r>
-      <w:r>
-        <w:t xml:space="preserve"> github project ou commentaire.</w:t>
-      </w:r>
-    </w:p>
-    <w:p>
-      <w:pPr>
-        <w:pStyle w:val="Titre3"/>
-      </w:pPr>
-      <w:bookmarkStart w:id="14" w:name="_Toc1261177337"/>
-      <w:r>
-        <w:t>Aaron</w:t>
-      </w:r>
-      <w:bookmarkEnd w:id="14"/>
-    </w:p>
-    <w:p>
-      <w:pPr>
-        <w:pStyle w:val="Retraitcorpsdetexte3"/>
-      </w:pPr>
-      <w:r>
-        <w:t>Le projet s’est bien passé, nous avons passé du temps sur les maquettes au début du projet, mais quand nous avons</w:t>
-      </w:r>
-      <w:r>
-        <w:t xml:space="preserve"> </w:t>
-      </w:r>
-      <w:r>
-        <w:t>commencé à coder, nous avons un peu accéléré le rythme, ce qui nous a permis de revenir dans les temps et de finir ce projet dans le temps imparti.</w:t>
-      </w:r>
-    </w:p>
-    <w:p>
-      <w:pPr>
-        <w:pStyle w:val="Retraitcorpsdetexte3"/>
-      </w:pPr>
-    </w:p>
-    <w:p>
-      <w:pPr>
-        <w:pStyle w:val="Retraitcorpsdetexte3"/>
-      </w:pPr>
-    </w:p>
-    <w:p>
-      <w:pPr>
-        <w:pStyle w:val="Titre2"/>
-      </w:pPr>
-      <w:bookmarkStart w:id="15" w:name="_Toc1569066070"/>
+      <w:bookmarkStart w:id="25" w:name="_Toc230171034"/>
       <w:r>
         <w:t>Critique constructive sur la planification</w:t>
       </w:r>
-      <w:bookmarkEnd w:id="15"/>
+      <w:bookmarkEnd w:id="25"/>
     </w:p>
     <w:p>
       <w:pPr>
@@ -4368,11 +5369,11 @@
       <w:pPr>
         <w:pStyle w:val="Titre2"/>
       </w:pPr>
-      <w:bookmarkStart w:id="16" w:name="_Toc1167981534"/>
+      <w:bookmarkStart w:id="26" w:name="_Toc230171035"/>
       <w:r>
         <w:t>Méthodologie git</w:t>
       </w:r>
-      <w:bookmarkEnd w:id="16"/>
+      <w:bookmarkEnd w:id="26"/>
     </w:p>
     <w:p>
       <w:pPr>
@@ -4456,99 +5457,9 @@
         <w:t>été moins présents et nous aurions pu travailler encore plus rapidement et efficacement.</w:t>
       </w:r>
     </w:p>
-    <w:p>
-      <w:pPr>
-        <w:pStyle w:val="Titre2"/>
-      </w:pPr>
-      <w:bookmarkStart w:id="17" w:name="_Toc125038653"/>
-      <w:r>
-        <w:t>Annexes</w:t>
-      </w:r>
-      <w:bookmarkEnd w:id="17"/>
-    </w:p>
-    <w:p>
-      <w:pPr>
-        <w:pStyle w:val="Titre3"/>
-      </w:pPr>
-      <w:bookmarkStart w:id="18" w:name="_Toc1013683971"/>
-      <w:r>
-        <w:t>Webographie</w:t>
-      </w:r>
-      <w:bookmarkEnd w:id="18"/>
-    </w:p>
-    <w:p>
-      <w:pPr>
-        <w:pStyle w:val="Retraitcorpsdetexte3"/>
-      </w:pPr>
-      <w:hyperlink r:id="rId29">
-        <w:r>
-          <w:rPr>
-            <w:rStyle w:val="Lienhypertexte"/>
-          </w:rPr>
-          <w:t>Introduction | Vue.js</w:t>
-        </w:r>
-      </w:hyperlink>
-      <w:r>
-        <w:t xml:space="preserve"> (Pour nous aiguiller durant le projet)</w:t>
-      </w:r>
-    </w:p>
-    <w:p>
-      <w:pPr>
-        <w:pStyle w:val="Retraitcorpsdetexte3"/>
-      </w:pPr>
-      <w:hyperlink r:id="rId30">
-        <w:r>
-          <w:rPr>
-            <w:rStyle w:val="Lienhypertexte"/>
-          </w:rPr>
-          <w:t>Prix littéraires 2025 : Goncourt, Renaudot, Femina | momox shop</w:t>
-        </w:r>
-      </w:hyperlink>
-      <w:r>
-        <w:t xml:space="preserve"> (Inspiration pour le site)</w:t>
-      </w:r>
-    </w:p>
-    <w:p>
-      <w:pPr>
-        <w:pStyle w:val="Retraitcorpsdetexte3"/>
-      </w:pPr>
-    </w:p>
-    <w:p>
-      <w:pPr>
-        <w:pStyle w:val="Titre3"/>
-      </w:pPr>
-      <w:bookmarkStart w:id="19" w:name="_Toc521542759"/>
-      <w:r>
-        <w:t>Bibliographie</w:t>
-      </w:r>
-      <w:bookmarkEnd w:id="19"/>
-    </w:p>
-    <w:p>
-      <w:pPr>
-        <w:pStyle w:val="Retraitcorpsdetexte3"/>
-      </w:pPr>
-      <w:r>
-        <w:t>Aucune bibliographie n’a été nécessaire dans ce projet</w:t>
-      </w:r>
-    </w:p>
-    <w:p>
-      <w:pPr>
-        <w:pStyle w:val="Retraitcorpsdetexte3"/>
-      </w:pPr>
-    </w:p>
-    <w:p>
-      <w:pPr>
-        <w:pStyle w:val="Titre3"/>
-      </w:pPr>
-      <w:bookmarkStart w:id="20" w:name="_Toc507616438"/>
-      <w:r>
-        <w:t>Glossaire</w:t>
-      </w:r>
-      <w:bookmarkEnd w:id="20"/>
-    </w:p>
     <w:sectPr>
-      <w:headerReference w:type="default" r:id="rId31"/>
-      <w:footerReference w:type="default" r:id="rId32"/>
+      <w:headerReference w:type="default" r:id="rId33"/>
+      <w:footerReference w:type="default" r:id="rId34"/>
       <w:pgSz w:w="11906" w:h="16838" w:code="9"/>
       <w:pgMar w:top="1418" w:right="1418" w:bottom="1418" w:left="1418" w:header="709" w:footer="709" w:gutter="0"/>
       <w:cols w:space="708"/>
@@ -5015,7 +5926,7 @@
               <w:noProof/>
               <w:szCs w:val="16"/>
             </w:rPr>
-            <w:t>20.05.2026 09:35</w:t>
+            <w:t>20.05.2026 11:55</w:t>
           </w:r>
           <w:r>
             <w:rPr>
@@ -5227,7 +6138,7 @@
         <v:path o:extrusionok="f" gradientshapeok="t" o:connecttype="rect"/>
         <o:lock v:ext="edit" aspectratio="t"/>
       </v:shapetype>
-      <v:shape id="_x0000_i1079" type="#_x0000_t75" style="width:11.25pt;height:11.25pt" o:bullet="t">
+      <v:shape id="_x0000_i1059" type="#_x0000_t75" style="width:14.4pt;height:14.4pt" o:bullet="t">
         <v:imagedata r:id="rId1" o:title="BD10263_"/>
       </v:shape>
     </w:pict>
@@ -6744,6 +7655,92 @@
     </w:lvl>
   </w:abstractNum>
   <w:abstractNum w:abstractNumId="22" w15:restartNumberingAfterBreak="0">
+    <w:nsid w:val="240D2CF2"/>
+    <w:multiLevelType w:val="hybridMultilevel"/>
+    <w:tmpl w:val="D90EA5E6"/>
+    <w:lvl w:ilvl="0" w:tplc="100C000F">
+      <w:start w:val="1"/>
+      <w:numFmt w:val="decimal"/>
+      <w:lvlText w:val="%1."/>
+      <w:lvlJc w:val="left"/>
+      <w:pPr>
+        <w:ind w:left="2534" w:hanging="360"/>
+      </w:pPr>
+    </w:lvl>
+    <w:lvl w:ilvl="1" w:tplc="100C0019" w:tentative="1">
+      <w:start w:val="1"/>
+      <w:numFmt w:val="lowerLetter"/>
+      <w:lvlText w:val="%2."/>
+      <w:lvlJc w:val="left"/>
+      <w:pPr>
+        <w:ind w:left="3254" w:hanging="360"/>
+      </w:pPr>
+    </w:lvl>
+    <w:lvl w:ilvl="2" w:tplc="100C001B" w:tentative="1">
+      <w:start w:val="1"/>
+      <w:numFmt w:val="lowerRoman"/>
+      <w:lvlText w:val="%3."/>
+      <w:lvlJc w:val="right"/>
+      <w:pPr>
+        <w:ind w:left="3974" w:hanging="180"/>
+      </w:pPr>
+    </w:lvl>
+    <w:lvl w:ilvl="3" w:tplc="100C000F" w:tentative="1">
+      <w:start w:val="1"/>
+      <w:numFmt w:val="decimal"/>
+      <w:lvlText w:val="%4."/>
+      <w:lvlJc w:val="left"/>
+      <w:pPr>
+        <w:ind w:left="4694" w:hanging="360"/>
+      </w:pPr>
+    </w:lvl>
+    <w:lvl w:ilvl="4" w:tplc="100C0019" w:tentative="1">
+      <w:start w:val="1"/>
+      <w:numFmt w:val="lowerLetter"/>
+      <w:lvlText w:val="%5."/>
+      <w:lvlJc w:val="left"/>
+      <w:pPr>
+        <w:ind w:left="5414" w:hanging="360"/>
+      </w:pPr>
+    </w:lvl>
+    <w:lvl w:ilvl="5" w:tplc="100C001B" w:tentative="1">
+      <w:start w:val="1"/>
+      <w:numFmt w:val="lowerRoman"/>
+      <w:lvlText w:val="%6."/>
+      <w:lvlJc w:val="right"/>
+      <w:pPr>
+        <w:ind w:left="6134" w:hanging="180"/>
+      </w:pPr>
+    </w:lvl>
+    <w:lvl w:ilvl="6" w:tplc="100C000F" w:tentative="1">
+      <w:start w:val="1"/>
+      <w:numFmt w:val="decimal"/>
+      <w:lvlText w:val="%7."/>
+      <w:lvlJc w:val="left"/>
+      <w:pPr>
+        <w:ind w:left="6854" w:hanging="360"/>
+      </w:pPr>
+    </w:lvl>
+    <w:lvl w:ilvl="7" w:tplc="100C0019" w:tentative="1">
+      <w:start w:val="1"/>
+      <w:numFmt w:val="lowerLetter"/>
+      <w:lvlText w:val="%8."/>
+      <w:lvlJc w:val="left"/>
+      <w:pPr>
+        <w:ind w:left="7574" w:hanging="360"/>
+      </w:pPr>
+    </w:lvl>
+    <w:lvl w:ilvl="8" w:tplc="100C001B" w:tentative="1">
+      <w:start w:val="1"/>
+      <w:numFmt w:val="lowerRoman"/>
+      <w:lvlText w:val="%9."/>
+      <w:lvlJc w:val="right"/>
+      <w:pPr>
+        <w:ind w:left="8294" w:hanging="180"/>
+      </w:pPr>
+    </w:lvl>
+  </w:abstractNum>
+  <w:abstractNum w:abstractNumId="23" w15:restartNumberingAfterBreak="0">
     <w:nsid w:val="2A8F67FD"/>
     <w:multiLevelType w:val="multilevel"/>
     <w:tmpl w:val="63F04528"/>
@@ -6886,7 +7883,7 @@
       </w:rPr>
     </w:lvl>
   </w:abstractNum>
-  <w:abstractNum w:abstractNumId="23" w15:restartNumberingAfterBreak="0">
+  <w:abstractNum w:abstractNumId="24" w15:restartNumberingAfterBreak="0">
     <w:nsid w:val="2BF2149B"/>
     <w:multiLevelType w:val="hybridMultilevel"/>
     <w:tmpl w:val="69AA222E"/>
@@ -6972,7 +7969,7 @@
       </w:pPr>
     </w:lvl>
   </w:abstractNum>
-  <w:abstractNum w:abstractNumId="24" w15:restartNumberingAfterBreak="0">
+  <w:abstractNum w:abstractNumId="25" w15:restartNumberingAfterBreak="0">
     <w:nsid w:val="2F2C5963"/>
     <w:multiLevelType w:val="multilevel"/>
     <w:tmpl w:val="E2569098"/>
@@ -7085,7 +8082,7 @@
       </w:pPr>
     </w:lvl>
   </w:abstractNum>
-  <w:abstractNum w:abstractNumId="25" w15:restartNumberingAfterBreak="0">
+  <w:abstractNum w:abstractNumId="26" w15:restartNumberingAfterBreak="0">
     <w:nsid w:val="36506853"/>
     <w:multiLevelType w:val="multilevel"/>
     <w:tmpl w:val="2F6EF210"/>
@@ -7198,7 +8195,7 @@
       </w:rPr>
     </w:lvl>
   </w:abstractNum>
-  <w:abstractNum w:abstractNumId="26" w15:restartNumberingAfterBreak="0">
+  <w:abstractNum w:abstractNumId="27" w15:restartNumberingAfterBreak="0">
     <w:nsid w:val="3BD16F36"/>
     <w:multiLevelType w:val="multilevel"/>
     <w:tmpl w:val="100C0021"/>
@@ -7311,7 +8308,7 @@
       </w:rPr>
     </w:lvl>
   </w:abstractNum>
-  <w:abstractNum w:abstractNumId="27" w15:restartNumberingAfterBreak="0">
+  <w:abstractNum w:abstractNumId="28" w15:restartNumberingAfterBreak="0">
     <w:nsid w:val="3C361DED"/>
     <w:multiLevelType w:val="multilevel"/>
     <w:tmpl w:val="100C0021"/>
@@ -7424,7 +8421,7 @@
       </w:rPr>
     </w:lvl>
   </w:abstractNum>
-  <w:abstractNum w:abstractNumId="28" w15:restartNumberingAfterBreak="0">
+  <w:abstractNum w:abstractNumId="29" w15:restartNumberingAfterBreak="0">
     <w:nsid w:val="3EF922F0"/>
     <w:multiLevelType w:val="multilevel"/>
     <w:tmpl w:val="100C0021"/>
@@ -7537,7 +8534,7 @@
       </w:rPr>
     </w:lvl>
   </w:abstractNum>
-  <w:abstractNum w:abstractNumId="29" w15:restartNumberingAfterBreak="0">
+  <w:abstractNum w:abstractNumId="30" w15:restartNumberingAfterBreak="0">
     <w:nsid w:val="4298062D"/>
     <w:multiLevelType w:val="hybridMultilevel"/>
     <w:tmpl w:val="131EB7CA"/>
@@ -7626,7 +8623,7 @@
       </w:pPr>
     </w:lvl>
   </w:abstractNum>
-  <w:abstractNum w:abstractNumId="30" w15:restartNumberingAfterBreak="0">
+  <w:abstractNum w:abstractNumId="31" w15:restartNumberingAfterBreak="0">
     <w:nsid w:val="486164F4"/>
     <w:multiLevelType w:val="multilevel"/>
     <w:tmpl w:val="100C0021"/>
@@ -7739,7 +8736,7 @@
       </w:rPr>
     </w:lvl>
   </w:abstractNum>
-  <w:abstractNum w:abstractNumId="31" w15:restartNumberingAfterBreak="0">
+  <w:abstractNum w:abstractNumId="32" w15:restartNumberingAfterBreak="0">
     <w:nsid w:val="4C4E14AC"/>
     <w:multiLevelType w:val="multilevel"/>
     <w:tmpl w:val="100C001F"/>
@@ -7825,7 +8822,7 @@
       </w:pPr>
     </w:lvl>
   </w:abstractNum>
-  <w:abstractNum w:abstractNumId="32" w15:restartNumberingAfterBreak="0">
+  <w:abstractNum w:abstractNumId="33" w15:restartNumberingAfterBreak="0">
     <w:nsid w:val="4D30734E"/>
     <w:multiLevelType w:val="multilevel"/>
     <w:tmpl w:val="100C001D"/>
@@ -7911,7 +8908,7 @@
       </w:pPr>
     </w:lvl>
   </w:abstractNum>
-  <w:abstractNum w:abstractNumId="33" w15:restartNumberingAfterBreak="0">
+  <w:abstractNum w:abstractNumId="34" w15:restartNumberingAfterBreak="0">
     <w:nsid w:val="554B01E1"/>
     <w:multiLevelType w:val="multilevel"/>
     <w:tmpl w:val="EE864462"/>
@@ -7997,7 +8994,7 @@
       </w:pPr>
     </w:lvl>
   </w:abstractNum>
-  <w:abstractNum w:abstractNumId="34" w15:restartNumberingAfterBreak="0">
+  <w:abstractNum w:abstractNumId="35" w15:restartNumberingAfterBreak="0">
     <w:nsid w:val="55FE2729"/>
     <w:multiLevelType w:val="multilevel"/>
     <w:tmpl w:val="100C0023"/>
@@ -8084,7 +9081,7 @@
       </w:pPr>
     </w:lvl>
   </w:abstractNum>
-  <w:abstractNum w:abstractNumId="35" w15:restartNumberingAfterBreak="0">
+  <w:abstractNum w:abstractNumId="36" w15:restartNumberingAfterBreak="0">
     <w:nsid w:val="58933B2A"/>
     <w:multiLevelType w:val="multilevel"/>
     <w:tmpl w:val="100C0021"/>
@@ -8197,7 +9194,7 @@
       </w:rPr>
     </w:lvl>
   </w:abstractNum>
-  <w:abstractNum w:abstractNumId="36" w15:restartNumberingAfterBreak="0">
+  <w:abstractNum w:abstractNumId="37" w15:restartNumberingAfterBreak="0">
     <w:nsid w:val="5C877673"/>
     <w:multiLevelType w:val="multilevel"/>
     <w:tmpl w:val="100C0021"/>
@@ -8310,7 +9307,7 @@
       </w:rPr>
     </w:lvl>
   </w:abstractNum>
-  <w:abstractNum w:abstractNumId="37" w15:restartNumberingAfterBreak="0">
+  <w:abstractNum w:abstractNumId="38" w15:restartNumberingAfterBreak="0">
     <w:nsid w:val="5CBC53EC"/>
     <w:multiLevelType w:val="multilevel"/>
     <w:tmpl w:val="2F6EF210"/>
@@ -8423,7 +9420,7 @@
       </w:rPr>
     </w:lvl>
   </w:abstractNum>
-  <w:abstractNum w:abstractNumId="38" w15:restartNumberingAfterBreak="0">
+  <w:abstractNum w:abstractNumId="39" w15:restartNumberingAfterBreak="0">
     <w:nsid w:val="5E424682"/>
     <w:multiLevelType w:val="multilevel"/>
     <w:tmpl w:val="100C001F"/>
@@ -8509,7 +9506,7 @@
       </w:pPr>
     </w:lvl>
   </w:abstractNum>
-  <w:abstractNum w:abstractNumId="39" w15:restartNumberingAfterBreak="0">
+  <w:abstractNum w:abstractNumId="40" w15:restartNumberingAfterBreak="0">
     <w:nsid w:val="5F64988C"/>
     <w:multiLevelType w:val="hybridMultilevel"/>
     <w:tmpl w:val="E14A6D4C"/>
@@ -8622,7 +9619,7 @@
       </w:rPr>
     </w:lvl>
   </w:abstractNum>
-  <w:abstractNum w:abstractNumId="40" w15:restartNumberingAfterBreak="0">
+  <w:abstractNum w:abstractNumId="41" w15:restartNumberingAfterBreak="0">
     <w:nsid w:val="63A9062F"/>
     <w:multiLevelType w:val="multilevel"/>
     <w:tmpl w:val="DCCE794A"/>
@@ -8762,7 +9759,7 @@
       </w:rPr>
     </w:lvl>
   </w:abstractNum>
-  <w:abstractNum w:abstractNumId="41" w15:restartNumberingAfterBreak="0">
+  <w:abstractNum w:abstractNumId="42" w15:restartNumberingAfterBreak="0">
     <w:nsid w:val="643F0961"/>
     <w:multiLevelType w:val="multilevel"/>
     <w:tmpl w:val="100C0021"/>
@@ -8875,7 +9872,7 @@
       </w:rPr>
     </w:lvl>
   </w:abstractNum>
-  <w:abstractNum w:abstractNumId="42" w15:restartNumberingAfterBreak="0">
+  <w:abstractNum w:abstractNumId="43" w15:restartNumberingAfterBreak="0">
     <w:nsid w:val="6D6476B9"/>
     <w:multiLevelType w:val="multilevel"/>
     <w:tmpl w:val="100C0023"/>
@@ -8962,7 +9959,7 @@
       </w:pPr>
     </w:lvl>
   </w:abstractNum>
-  <w:abstractNum w:abstractNumId="43" w15:restartNumberingAfterBreak="0">
+  <w:abstractNum w:abstractNumId="44" w15:restartNumberingAfterBreak="0">
     <w:nsid w:val="70C03573"/>
     <w:multiLevelType w:val="multilevel"/>
     <w:tmpl w:val="100C0021"/>
@@ -9075,7 +10072,7 @@
       </w:rPr>
     </w:lvl>
   </w:abstractNum>
-  <w:abstractNum w:abstractNumId="44" w15:restartNumberingAfterBreak="0">
+  <w:abstractNum w:abstractNumId="45" w15:restartNumberingAfterBreak="0">
     <w:nsid w:val="78BA5539"/>
     <w:multiLevelType w:val="hybridMultilevel"/>
     <w:tmpl w:val="04687D50"/>
@@ -9188,7 +10185,7 @@
       </w:rPr>
     </w:lvl>
   </w:abstractNum>
-  <w:abstractNum w:abstractNumId="45" w15:restartNumberingAfterBreak="0">
+  <w:abstractNum w:abstractNumId="46" w15:restartNumberingAfterBreak="0">
     <w:nsid w:val="79CD09A9"/>
     <w:multiLevelType w:val="multilevel"/>
     <w:tmpl w:val="100C0021"/>
@@ -9301,7 +10298,7 @@
       </w:rPr>
     </w:lvl>
   </w:abstractNum>
-  <w:abstractNum w:abstractNumId="46" w15:restartNumberingAfterBreak="0">
+  <w:abstractNum w:abstractNumId="47" w15:restartNumberingAfterBreak="0">
     <w:nsid w:val="7E7F1C51"/>
     <w:multiLevelType w:val="multilevel"/>
     <w:tmpl w:val="100C0021"/>
@@ -9415,13 +10412,13 @@
     </w:lvl>
   </w:abstractNum>
   <w:num w:numId="1" w16cid:durableId="137233864">
-    <w:abstractNumId w:val="33"/>
+    <w:abstractNumId w:val="34"/>
   </w:num>
   <w:num w:numId="2" w16cid:durableId="1548570603">
     <w:abstractNumId w:val="18"/>
   </w:num>
   <w:num w:numId="3" w16cid:durableId="1230655234">
-    <w:abstractNumId w:val="39"/>
+    <w:abstractNumId w:val="40"/>
   </w:num>
   <w:num w:numId="4" w16cid:durableId="62417447">
     <w:abstractNumId w:val="11"/>
@@ -9433,10 +10430,10 @@
     <w:abstractNumId w:val="16"/>
   </w:num>
   <w:num w:numId="7" w16cid:durableId="1220819424">
-    <w:abstractNumId w:val="40"/>
+    <w:abstractNumId w:val="41"/>
   </w:num>
   <w:num w:numId="8" w16cid:durableId="638725746">
-    <w:abstractNumId w:val="40"/>
+    <w:abstractNumId w:val="41"/>
   </w:num>
   <w:num w:numId="9" w16cid:durableId="1224680850">
     <w:abstractNumId w:val="16"/>
@@ -9451,16 +10448,16 @@
     <w:abstractNumId w:val="16"/>
   </w:num>
   <w:num w:numId="13" w16cid:durableId="266813967">
-    <w:abstractNumId w:val="40"/>
+    <w:abstractNumId w:val="41"/>
   </w:num>
   <w:num w:numId="14" w16cid:durableId="614559823">
     <w:abstractNumId w:val="16"/>
   </w:num>
   <w:num w:numId="15" w16cid:durableId="635912276">
-    <w:abstractNumId w:val="24"/>
+    <w:abstractNumId w:val="25"/>
   </w:num>
   <w:num w:numId="16" w16cid:durableId="1533683859">
-    <w:abstractNumId w:val="22"/>
+    <w:abstractNumId w:val="23"/>
   </w:num>
   <w:num w:numId="17" w16cid:durableId="830145035">
     <w:abstractNumId w:val="21"/>
@@ -9469,28 +10466,28 @@
     <w:abstractNumId w:val="17"/>
   </w:num>
   <w:num w:numId="19" w16cid:durableId="2107724543">
-    <w:abstractNumId w:val="36"/>
+    <w:abstractNumId w:val="37"/>
   </w:num>
   <w:num w:numId="20" w16cid:durableId="94136840">
-    <w:abstractNumId w:val="30"/>
+    <w:abstractNumId w:val="31"/>
   </w:num>
   <w:num w:numId="21" w16cid:durableId="393506065">
-    <w:abstractNumId w:val="46"/>
+    <w:abstractNumId w:val="47"/>
   </w:num>
   <w:num w:numId="22" w16cid:durableId="331184949">
-    <w:abstractNumId w:val="43"/>
+    <w:abstractNumId w:val="44"/>
   </w:num>
   <w:num w:numId="23" w16cid:durableId="1389378441">
     <w:abstractNumId w:val="10"/>
   </w:num>
   <w:num w:numId="24" w16cid:durableId="1777630862">
-    <w:abstractNumId w:val="41"/>
+    <w:abstractNumId w:val="42"/>
   </w:num>
   <w:num w:numId="25" w16cid:durableId="609430987">
-    <w:abstractNumId w:val="28"/>
+    <w:abstractNumId w:val="29"/>
   </w:num>
   <w:num w:numId="26" w16cid:durableId="1512799435">
-    <w:abstractNumId w:val="26"/>
+    <w:abstractNumId w:val="27"/>
   </w:num>
   <w:num w:numId="27" w16cid:durableId="97220947">
     <w:abstractNumId w:val="13"/>
@@ -9502,19 +10499,19 @@
     <w:abstractNumId w:val="12"/>
   </w:num>
   <w:num w:numId="30" w16cid:durableId="1738282226">
+    <w:abstractNumId w:val="36"/>
+  </w:num>
+  <w:num w:numId="31" w16cid:durableId="1701779087">
+    <w:abstractNumId w:val="39"/>
+  </w:num>
+  <w:num w:numId="32" w16cid:durableId="446048287">
+    <w:abstractNumId w:val="33"/>
+  </w:num>
+  <w:num w:numId="33" w16cid:durableId="9527859">
     <w:abstractNumId w:val="35"/>
   </w:num>
-  <w:num w:numId="31" w16cid:durableId="1701779087">
-    <w:abstractNumId w:val="38"/>
-  </w:num>
-  <w:num w:numId="32" w16cid:durableId="446048287">
-    <w:abstractNumId w:val="32"/>
-  </w:num>
-  <w:num w:numId="33" w16cid:durableId="9527859">
-    <w:abstractNumId w:val="34"/>
-  </w:num>
   <w:num w:numId="34" w16cid:durableId="963661440">
-    <w:abstractNumId w:val="42"/>
+    <w:abstractNumId w:val="43"/>
   </w:num>
   <w:num w:numId="35" w16cid:durableId="1311909484">
     <w:abstractNumId w:val="8"/>
@@ -9547,34 +10544,37 @@
     <w:abstractNumId w:val="4"/>
   </w:num>
   <w:num w:numId="45" w16cid:durableId="2144302590">
-    <w:abstractNumId w:val="31"/>
+    <w:abstractNumId w:val="32"/>
   </w:num>
   <w:num w:numId="46" w16cid:durableId="1776289027">
-    <w:abstractNumId w:val="27"/>
+    <w:abstractNumId w:val="28"/>
   </w:num>
   <w:num w:numId="47" w16cid:durableId="2017733505">
-    <w:abstractNumId w:val="45"/>
+    <w:abstractNumId w:val="46"/>
   </w:num>
   <w:num w:numId="48" w16cid:durableId="648944841">
     <w:abstractNumId w:val="14"/>
   </w:num>
   <w:num w:numId="49" w16cid:durableId="753358878">
-    <w:abstractNumId w:val="25"/>
+    <w:abstractNumId w:val="26"/>
   </w:num>
   <w:num w:numId="50" w16cid:durableId="871962431">
-    <w:abstractNumId w:val="37"/>
+    <w:abstractNumId w:val="38"/>
   </w:num>
   <w:num w:numId="51" w16cid:durableId="1309702308">
-    <w:abstractNumId w:val="44"/>
+    <w:abstractNumId w:val="45"/>
   </w:num>
   <w:num w:numId="52" w16cid:durableId="2011565621">
-    <w:abstractNumId w:val="29"/>
+    <w:abstractNumId w:val="30"/>
   </w:num>
   <w:num w:numId="53" w16cid:durableId="1085035920">
-    <w:abstractNumId w:val="23"/>
+    <w:abstractNumId w:val="24"/>
   </w:num>
   <w:num w:numId="54" w16cid:durableId="1401751969">
     <w:abstractNumId w:val="15"/>
+  </w:num>
+  <w:num w:numId="55" w16cid:durableId="1213465417">
+    <w:abstractNumId w:val="22"/>
   </w:num>
   <w:numIdMacAtCleanup w:val="4"/>
 </w:numbering>
